--- a/public/v3template/物资设备类招标文件示范文本-公开招标-综合评分法.docx
+++ b/public/v3template/物资设备类招标文件示范文本-公开招标-综合评分法.docx
@@ -146,17 +146,17 @@
       </w:r>
     </w:p>
     <w:p>
-      <w:bookmarkStart w:id="0" w:name="_Toc5420"/>
+      <w:bookmarkStart w:id="0" w:name="_Toc488131051"/>
       <w:bookmarkEnd w:id="0"/>
-      <w:bookmarkStart w:id="1" w:name="_Toc488131051"/>
+      <w:bookmarkStart w:id="1" w:name="_Toc16828"/>
       <w:bookmarkEnd w:id="1"/>
-      <w:bookmarkStart w:id="2" w:name="_Toc488761557"/>
+      <w:bookmarkStart w:id="2" w:name="_Toc488131128"/>
       <w:bookmarkEnd w:id="2"/>
       <w:bookmarkStart w:id="3" w:name="_Toc488761623"/>
       <w:bookmarkEnd w:id="3"/>
-      <w:bookmarkStart w:id="4" w:name="_Toc16828"/>
+      <w:bookmarkStart w:id="4" w:name="_Toc5420"/>
       <w:bookmarkEnd w:id="4"/>
-      <w:bookmarkStart w:id="5" w:name="_Toc488131128"/>
+      <w:bookmarkStart w:id="5" w:name="_Toc488761557"/>
       <w:bookmarkEnd w:id="5"/>
       <w:bookmarkStart w:id="6" w:name="_Toc16062"/>
     </w:p>
@@ -240,52 +240,52 @@
           <w:u w:val="single"/>
         </w:rPr>
       </w:pPr>
-      <w:bookmarkStart w:id="7" w:name="_Toc475569759"/>
+      <w:bookmarkStart w:id="7" w:name="_Toc12976"/>
       <w:bookmarkEnd w:id="7"/>
-      <w:bookmarkStart w:id="8" w:name="_Toc424914800"/>
+      <w:bookmarkStart w:id="8" w:name="_Toc488131129"/>
       <w:bookmarkEnd w:id="8"/>
       <w:bookmarkStart w:id="9" w:name="_Toc426011170"/>
       <w:bookmarkEnd w:id="9"/>
-      <w:bookmarkStart w:id="10" w:name="_Toc488761624"/>
+      <w:bookmarkStart w:id="10" w:name="_Toc475569759"/>
       <w:bookmarkEnd w:id="10"/>
-      <w:bookmarkStart w:id="11" w:name="_Toc12976"/>
+      <w:bookmarkStart w:id="11" w:name="_Toc488761624"/>
       <w:bookmarkEnd w:id="11"/>
-      <w:bookmarkStart w:id="12" w:name="_Toc488131129"/>
+      <w:bookmarkStart w:id="12" w:name="_Toc424914800"/>
       <w:bookmarkEnd w:id="12"/>
-      <w:bookmarkStart w:id="13" w:name="_Toc488761558"/>
+      <w:bookmarkStart w:id="13" w:name="_Toc16218"/>
       <w:bookmarkEnd w:id="13"/>
-      <w:bookmarkStart w:id="14" w:name="_Toc475569728"/>
+      <w:bookmarkStart w:id="14" w:name="_Toc488761558"/>
       <w:bookmarkEnd w:id="14"/>
       <w:bookmarkStart w:id="15" w:name="_Toc488131052"/>
       <w:bookmarkEnd w:id="15"/>
-      <w:bookmarkStart w:id="16" w:name="_Toc16218"/>
+      <w:bookmarkStart w:id="16" w:name="_Toc424914730"/>
       <w:bookmarkEnd w:id="16"/>
-      <w:bookmarkStart w:id="17" w:name="_Toc424914730"/>
+      <w:bookmarkStart w:id="17" w:name="_Toc475569728"/>
       <w:bookmarkEnd w:id="17"/>
       <w:bookmarkStart w:id="18" w:name="_Toc26338"/>
       <w:r>
         <w:t>招 标 人：</w:t>
       </w:r>
       <w:bookmarkEnd w:id="18"/>
-      <w:bookmarkStart w:id="19" w:name="_Toc488761625"/>
+      <w:bookmarkStart w:id="19" w:name="_Toc4025"/>
       <w:bookmarkEnd w:id="19"/>
-      <w:bookmarkStart w:id="20" w:name="_Toc488131053"/>
+      <w:bookmarkStart w:id="20" w:name="_Toc488131130"/>
       <w:bookmarkEnd w:id="20"/>
-      <w:bookmarkStart w:id="21" w:name="_Toc424914731"/>
+      <w:bookmarkStart w:id="21" w:name="_Toc488761625"/>
       <w:bookmarkEnd w:id="21"/>
       <w:bookmarkStart w:id="22" w:name="_Toc475569760"/>
       <w:bookmarkEnd w:id="22"/>
-      <w:bookmarkStart w:id="23" w:name="_Toc426011171"/>
+      <w:bookmarkStart w:id="23" w:name="_Toc424914731"/>
       <w:bookmarkEnd w:id="23"/>
       <w:bookmarkStart w:id="24" w:name="_Toc475569729"/>
       <w:bookmarkEnd w:id="24"/>
-      <w:bookmarkStart w:id="25" w:name="_Toc424914801"/>
+      <w:bookmarkStart w:id="25" w:name="_Toc488131053"/>
       <w:bookmarkEnd w:id="25"/>
-      <w:bookmarkStart w:id="26" w:name="_Toc4025"/>
+      <w:bookmarkStart w:id="26" w:name="_Toc426011171"/>
       <w:bookmarkEnd w:id="26"/>
-      <w:bookmarkStart w:id="27" w:name="_Toc488761559"/>
+      <w:bookmarkStart w:id="27" w:name="_Toc424914801"/>
       <w:bookmarkEnd w:id="27"/>
-      <w:bookmarkStart w:id="28" w:name="_Toc488131130"/>
+      <w:bookmarkStart w:id="28" w:name="_Toc488761559"/>
       <w:bookmarkEnd w:id="28"/>
       <w:bookmarkStart w:id="29" w:name="_Toc32224"/>
       <w:bookmarkEnd w:id="29"/>
@@ -303,25 +303,25 @@
       <w:pPr>
         <w:pStyle w:val="41"/>
       </w:pPr>
-      <w:bookmarkStart w:id="31" w:name="_Toc17556"/>
+      <w:bookmarkStart w:id="31" w:name="_Toc7198"/>
       <w:bookmarkEnd w:id="31"/>
       <w:bookmarkStart w:id="32" w:name="_Toc424914732"/>
       <w:bookmarkEnd w:id="32"/>
-      <w:bookmarkStart w:id="33" w:name="_Toc488131131"/>
+      <w:bookmarkStart w:id="33" w:name="_Toc488761560"/>
       <w:bookmarkEnd w:id="33"/>
-      <w:bookmarkStart w:id="34" w:name="_Toc488131054"/>
+      <w:bookmarkStart w:id="34" w:name="_Toc426011172"/>
       <w:bookmarkEnd w:id="34"/>
-      <w:bookmarkStart w:id="35" w:name="_Toc7198"/>
+      <w:bookmarkStart w:id="35" w:name="_Toc424914802"/>
       <w:bookmarkEnd w:id="35"/>
-      <w:bookmarkStart w:id="36" w:name="_Toc475569730"/>
+      <w:bookmarkStart w:id="36" w:name="_Toc488131054"/>
       <w:bookmarkEnd w:id="36"/>
-      <w:bookmarkStart w:id="37" w:name="_Toc424914802"/>
+      <w:bookmarkStart w:id="37" w:name="_Toc475569730"/>
       <w:bookmarkEnd w:id="37"/>
-      <w:bookmarkStart w:id="38" w:name="_Toc426011172"/>
+      <w:bookmarkStart w:id="38" w:name="_Toc488761626"/>
       <w:bookmarkEnd w:id="38"/>
-      <w:bookmarkStart w:id="39" w:name="_Toc488761626"/>
+      <w:bookmarkStart w:id="39" w:name="_Toc488131131"/>
       <w:bookmarkEnd w:id="39"/>
-      <w:bookmarkStart w:id="40" w:name="_Toc488761560"/>
+      <w:bookmarkStart w:id="40" w:name="_Toc17556"/>
       <w:bookmarkEnd w:id="40"/>
       <w:bookmarkStart w:id="41" w:name="_Toc475569761"/>
       <w:bookmarkEnd w:id="41"/>
@@ -352,8 +352,6 @@
           <w:lang w:val="zh-CN"/>
         </w:rPr>
       </w:pPr>
-      <w:bookmarkStart w:id="391" w:name="_GoBack"/>
-      <w:bookmarkEnd w:id="391"/>
       <w:r>
         <w:rPr>
           <w:rFonts w:hint="eastAsia" w:ascii="Times New Roman" w:hAnsi="Times New Roman" w:cs="Tahoma"/>
@@ -8174,9 +8172,9 @@
       <w:pPr>
         <w:pStyle w:val="6"/>
       </w:pPr>
-      <w:bookmarkStart w:id="46" w:name="_Toc389"/>
-      <w:bookmarkStart w:id="47" w:name="_Toc18978"/>
-      <w:bookmarkStart w:id="48" w:name="_Toc7252"/>
+      <w:bookmarkStart w:id="46" w:name="_Toc7252"/>
+      <w:bookmarkStart w:id="47" w:name="_Toc389"/>
+      <w:bookmarkStart w:id="48" w:name="_Toc18978"/>
       <w:r>
         <w:rPr>
           <w:rFonts w:hint="eastAsia"/>
@@ -8310,8 +8308,8 @@
         <w:pStyle w:val="6"/>
       </w:pPr>
       <w:bookmarkStart w:id="50" w:name="_Toc25669"/>
-      <w:bookmarkStart w:id="51" w:name="_Toc17582"/>
-      <w:bookmarkStart w:id="52" w:name="_Toc24848"/>
+      <w:bookmarkStart w:id="51" w:name="_Toc24848"/>
+      <w:bookmarkStart w:id="52" w:name="_Toc17582"/>
       <w:r>
         <w:rPr>
           <w:rFonts w:hint="eastAsia"/>
@@ -8459,11 +8457,56 @@
       </w:r>
     </w:p>
     <w:p>
-      <w:r>
-        <w:rPr>
-          <w:rFonts w:hint="eastAsia"/>
-        </w:rPr>
-        <w:t>（</w:t>
+      <w:pPr>
+        <w:pStyle w:val="6"/>
+      </w:pPr>
+      <w:bookmarkStart w:id="53" w:name="_Toc27823"/>
+      <w:bookmarkStart w:id="54" w:name="_Toc22892"/>
+      <w:bookmarkStart w:id="55" w:name="_Toc9928"/>
+      <w:r>
+        <w:rPr>
+          <w:rFonts w:hint="eastAsia"/>
+        </w:rPr>
+        <w:t>三、投标人资格要求</w:t>
+      </w:r>
+      <w:bookmarkEnd w:id="53"/>
+      <w:bookmarkEnd w:id="54"/>
+      <w:bookmarkEnd w:id="55"/>
+      <w:r>
+        <w:rPr>
+          <w:rFonts w:hint="eastAsia"/>
+        </w:rPr>
+        <w:t xml:space="preserve"> </w:t>
+      </w:r>
+    </w:p>
+    <w:p>
+      <w:r>
+        <w:rPr>
+          <w:rFonts w:hint="eastAsia"/>
+        </w:rPr>
+        <w:t>3.1 本次招标要求投标人须具备独立法人资格，具有有效的营业执照，并具有与本招标项目相应的供货能力的</w:t>
+      </w:r>
+      <w:r>
+        <w:rPr>
+          <w:rFonts w:hint="eastAsia" w:ascii="宋体" w:hAnsi="宋体" w:eastAsia="宋体" w:cs="宋体"/>
+          <w:u w:val="single"/>
+          <w:lang w:val="en-US" w:eastAsia="zh-CN"/>
+        </w:rPr>
+        <w:t>{qualificationRequirement}</w:t>
+      </w:r>
+      <w:r>
+        <w:rPr>
+          <w:rFonts w:hint="eastAsia"/>
+        </w:rPr>
+        <w:t>。</w:t>
+      </w:r>
+    </w:p>
+    <w:p>
+      <w:r>
+        <w:rPr>
+          <w:rFonts w:hint="eastAsia"/>
+        </w:rPr>
+        <w:t>3.2 一个制造商对同一品牌同一型号的设备，仅能委托一个代理商参加投标</w:t>
       </w:r>
       <w:r>
         <w:rPr>
@@ -8472,74 +8515,6 @@
           <w:iCs/>
           <w:color w:val="FF0000"/>
         </w:rPr>
-        <w:t>可新增与项目或者本次采购相关的信息</w:t>
-      </w:r>
-      <w:r>
-        <w:rPr>
-          <w:rFonts w:hint="eastAsia"/>
-        </w:rPr>
-        <w:t>）</w:t>
-      </w:r>
-    </w:p>
-    <w:p>
-      <w:pPr>
-        <w:pStyle w:val="6"/>
-      </w:pPr>
-      <w:bookmarkStart w:id="53" w:name="_Toc22892"/>
-      <w:bookmarkStart w:id="54" w:name="_Toc9928"/>
-      <w:bookmarkStart w:id="55" w:name="_Toc27823"/>
-      <w:r>
-        <w:rPr>
-          <w:rFonts w:hint="eastAsia"/>
-        </w:rPr>
-        <w:t>三、投标人资格要求</w:t>
-      </w:r>
-      <w:bookmarkEnd w:id="53"/>
-      <w:bookmarkEnd w:id="54"/>
-      <w:bookmarkEnd w:id="55"/>
-      <w:r>
-        <w:rPr>
-          <w:rFonts w:hint="eastAsia"/>
-        </w:rPr>
-        <w:t xml:space="preserve"> </w:t>
-      </w:r>
-    </w:p>
-    <w:p>
-      <w:r>
-        <w:rPr>
-          <w:rFonts w:hint="eastAsia"/>
-        </w:rPr>
-        <w:t>3.1 本次招标要求投标人须具备独立法人资格，具有有效的营业执照，并具有与本招标项目相应的供货能力的</w:t>
-      </w:r>
-      <w:r>
-        <w:rPr>
-          <w:rFonts w:hint="eastAsia" w:ascii="宋体" w:hAnsi="宋体" w:eastAsia="宋体" w:cs="宋体"/>
-          <w:u w:val="single"/>
-          <w:lang w:val="en-US" w:eastAsia="zh-CN"/>
-        </w:rPr>
-        <w:t>{qualificationRequirement}</w:t>
-      </w:r>
-      <w:r>
-        <w:rPr>
-          <w:rFonts w:hint="eastAsia"/>
-        </w:rPr>
-        <w:t>。</w:t>
-      </w:r>
-    </w:p>
-    <w:p>
-      <w:r>
-        <w:rPr>
-          <w:rFonts w:hint="eastAsia"/>
-        </w:rPr>
-        <w:t>3.2 一个制造商对同一品牌同一型号的设备，仅能委托一个代理商参加投标</w:t>
-      </w:r>
-      <w:r>
-        <w:rPr>
-          <w:rFonts w:hint="eastAsia"/>
-          <w:i/>
-          <w:iCs/>
-          <w:color w:val="FF0000"/>
-        </w:rPr>
         <w:t>（仅针对设备招标）</w:t>
       </w:r>
       <w:r>
@@ -8583,22 +8558,7 @@
         <w:rPr>
           <w:rFonts w:hint="eastAsia"/>
         </w:rPr>
-        <w:t>3.5 财务要求：满足招标项目的履约要求</w:t>
-      </w:r>
-      <w:r>
-        <w:rPr>
-          <w:rFonts w:hint="eastAsia"/>
-          <w:i/>
-          <w:iCs/>
-          <w:color w:val="FF0000"/>
-        </w:rPr>
-        <w:t>（提供财务年度审计报告/财务报表）</w:t>
-      </w:r>
-      <w:r>
-        <w:rPr>
-          <w:rFonts w:hint="eastAsia"/>
-        </w:rPr>
-        <w:t>。</w:t>
+        <w:t>3.5 财务要求：满足招标项目的履约要求。</w:t>
       </w:r>
     </w:p>
     <w:p>
@@ -8682,8 +8642,8 @@
       <w:pPr>
         <w:pStyle w:val="6"/>
       </w:pPr>
-      <w:bookmarkStart w:id="56" w:name="_Toc3303"/>
-      <w:bookmarkStart w:id="57" w:name="_Toc29052"/>
+      <w:bookmarkStart w:id="56" w:name="_Toc29052"/>
+      <w:bookmarkStart w:id="57" w:name="_Toc3303"/>
       <w:bookmarkStart w:id="58" w:name="_Toc23182"/>
       <w:r>
         <w:rPr>
@@ -8713,9 +8673,9 @@
       <w:pPr>
         <w:pStyle w:val="6"/>
       </w:pPr>
-      <w:bookmarkStart w:id="59" w:name="_Toc18370"/>
-      <w:bookmarkStart w:id="60" w:name="_Toc15391"/>
-      <w:bookmarkStart w:id="61" w:name="_Toc17456"/>
+      <w:bookmarkStart w:id="59" w:name="_Toc15391"/>
+      <w:bookmarkStart w:id="60" w:name="_Toc17456"/>
+      <w:bookmarkStart w:id="61" w:name="_Toc18370"/>
       <w:r>
         <w:rPr>
           <w:rFonts w:hint="eastAsia"/>
@@ -8797,9 +8757,9 @@
       <w:pPr>
         <w:pStyle w:val="6"/>
       </w:pPr>
-      <w:bookmarkStart w:id="65" w:name="_Toc25522"/>
+      <w:bookmarkStart w:id="65" w:name="_Toc314"/>
       <w:bookmarkStart w:id="66" w:name="_Toc24265"/>
-      <w:bookmarkStart w:id="67" w:name="_Toc314"/>
+      <w:bookmarkStart w:id="67" w:name="_Toc25522"/>
       <w:r>
         <w:rPr>
           <w:rFonts w:hint="eastAsia"/>
@@ -9138,8 +9098,8 @@
       <w:pPr>
         <w:pStyle w:val="6"/>
       </w:pPr>
-      <w:bookmarkStart w:id="68" w:name="_Toc21853"/>
-      <w:bookmarkStart w:id="69" w:name="_Toc20875"/>
+      <w:bookmarkStart w:id="68" w:name="_Toc20875"/>
+      <w:bookmarkStart w:id="69" w:name="_Toc21853"/>
       <w:bookmarkStart w:id="70" w:name="_Toc29959"/>
       <w:r>
         <w:rPr>
@@ -9301,8 +9261,8 @@
         <w:pStyle w:val="6"/>
       </w:pPr>
       <w:bookmarkStart w:id="74" w:name="_Toc17497"/>
-      <w:bookmarkStart w:id="75" w:name="_Toc11679"/>
-      <w:bookmarkStart w:id="76" w:name="_Toc9537"/>
+      <w:bookmarkStart w:id="75" w:name="_Toc9537"/>
+      <w:bookmarkStart w:id="76" w:name="_Toc11679"/>
       <w:r>
         <w:t>投标人须知前附表</w:t>
       </w:r>
@@ -9310,74 +9270,6 @@
       <w:bookmarkEnd w:id="75"/>
       <w:bookmarkEnd w:id="76"/>
     </w:p>
-    <w:p>
-      <w:pPr>
-        <w:pStyle w:val="37"/>
-        <w:ind w:left="945" w:hanging="945" w:hangingChars="450"/>
-        <w:rPr>
-          <w:i/>
-          <w:iCs/>
-          <w:color w:val="FF0000"/>
-        </w:rPr>
-      </w:pPr>
-      <w:r>
-        <w:rPr>
-          <w:rFonts w:hint="eastAsia"/>
-          <w:i/>
-          <w:iCs/>
-          <w:color w:val="FF0000"/>
-        </w:rPr>
-        <w:t>(说明：1. 在本表中，对于有选择项的内容：标有“☑”为选定项，标有“□”为非选定项；招标人可根据具体招标项目的实际需求选择相应的选项，招标人一旦选择具体的选项后，相应选项内容即成为招标文件的有效组成部分。</w:t>
-      </w:r>
-    </w:p>
-    <w:p>
-      <w:pPr>
-        <w:pStyle w:val="37"/>
-        <w:numPr>
-          <w:ilvl w:val="0"/>
-          <w:numId w:val="1"/>
-        </w:numPr>
-        <w:rPr>
-          <w:i/>
-          <w:iCs/>
-          <w:color w:val="FF0000"/>
-        </w:rPr>
-      </w:pPr>
-      <w:r>
-        <w:rPr>
-          <w:rFonts w:hint="eastAsia"/>
-          <w:i/>
-          <w:iCs/>
-          <w:color w:val="FF0000"/>
-        </w:rPr>
-        <w:t>在本表中，红色字体内容供在编制招标文件时参考，招标人可根据项目实际情况及自身的实际</w:t>
-      </w:r>
-    </w:p>
-    <w:p>
-      <w:pPr>
-        <w:pStyle w:val="37"/>
-        <w:numPr>
-          <w:ilvl w:val="255"/>
-          <w:numId w:val="0"/>
-        </w:numPr>
-        <w:ind w:left="630" w:firstLine="210" w:firstLineChars="100"/>
-        <w:rPr>
-          <w:i/>
-          <w:iCs/>
-          <w:color w:val="FF0000"/>
-        </w:rPr>
-      </w:pPr>
-      <w:r>
-        <w:rPr>
-          <w:rFonts w:hint="eastAsia"/>
-          <w:i/>
-          <w:iCs/>
-          <w:color w:val="FF0000"/>
-        </w:rPr>
-        <w:t xml:space="preserve"> 要求进行修改或补充；招标人一旦修改或补充具体内容后，将成为招标文件的有效组成部分。)</w:t>
-      </w:r>
-    </w:p>
-    <w:p/>
     <w:tbl>
       <w:tblPr>
         <w:tblStyle w:val="27"/>
@@ -10404,7 +10296,7 @@
               <w:pStyle w:val="37"/>
               <w:numPr>
                 <w:ilvl w:val="0"/>
-                <w:numId w:val="2"/>
+                <w:numId w:val="1"/>
               </w:numPr>
               <w:spacing w:line="340" w:lineRule="exact"/>
               <w:ind w:left="42" w:leftChars="20" w:right="42" w:rightChars="20"/>
@@ -10425,7 +10317,7 @@
               <w:pStyle w:val="37"/>
               <w:numPr>
                 <w:ilvl w:val="0"/>
-                <w:numId w:val="2"/>
+                <w:numId w:val="1"/>
               </w:numPr>
               <w:spacing w:line="340" w:lineRule="exact"/>
               <w:ind w:left="42" w:leftChars="20" w:right="42" w:rightChars="20"/>
@@ -10446,7 +10338,7 @@
               <w:pStyle w:val="37"/>
               <w:numPr>
                 <w:ilvl w:val="0"/>
-                <w:numId w:val="2"/>
+                <w:numId w:val="1"/>
               </w:numPr>
               <w:spacing w:line="340" w:lineRule="exact"/>
               <w:ind w:left="42" w:leftChars="20" w:right="42" w:rightChars="20"/>
@@ -10493,7 +10385,7 @@
               <w:pStyle w:val="37"/>
               <w:numPr>
                 <w:ilvl w:val="0"/>
-                <w:numId w:val="2"/>
+                <w:numId w:val="1"/>
               </w:numPr>
               <w:spacing w:line="340" w:lineRule="exact"/>
               <w:ind w:left="42" w:leftChars="20" w:right="42" w:rightChars="20"/>
@@ -10514,7 +10406,7 @@
               <w:pStyle w:val="37"/>
               <w:numPr>
                 <w:ilvl w:val="0"/>
-                <w:numId w:val="2"/>
+                <w:numId w:val="1"/>
               </w:numPr>
               <w:spacing w:line="340" w:lineRule="exact"/>
               <w:ind w:left="42" w:leftChars="20" w:right="42" w:rightChars="20"/>
@@ -10535,7 +10427,7 @@
               <w:pStyle w:val="37"/>
               <w:numPr>
                 <w:ilvl w:val="0"/>
-                <w:numId w:val="2"/>
+                <w:numId w:val="1"/>
               </w:numPr>
               <w:spacing w:line="340" w:lineRule="exact"/>
               <w:ind w:right="42" w:rightChars="20"/>
@@ -10571,7 +10463,7 @@
               <w:pStyle w:val="37"/>
               <w:numPr>
                 <w:ilvl w:val="0"/>
-                <w:numId w:val="2"/>
+                <w:numId w:val="1"/>
               </w:numPr>
               <w:spacing w:line="340" w:lineRule="exact"/>
               <w:ind w:right="42" w:rightChars="20"/>
@@ -17132,9 +17024,9 @@
       <w:pPr>
         <w:pStyle w:val="6"/>
       </w:pPr>
-      <w:bookmarkStart w:id="78" w:name="_Toc19573"/>
-      <w:bookmarkStart w:id="79" w:name="_Toc24489"/>
-      <w:bookmarkStart w:id="80" w:name="_Toc9957"/>
+      <w:bookmarkStart w:id="78" w:name="_Toc9957"/>
+      <w:bookmarkStart w:id="79" w:name="_Toc19573"/>
+      <w:bookmarkStart w:id="80" w:name="_Toc24489"/>
       <w:r>
         <w:rPr>
           <w:rFonts w:hint="eastAsia"/>
@@ -17150,9 +17042,9 @@
         <w:pStyle w:val="7"/>
         <w:ind w:left="105"/>
       </w:pPr>
-      <w:bookmarkStart w:id="81" w:name="_Toc11387"/>
-      <w:bookmarkStart w:id="82" w:name="_Toc13129"/>
-      <w:bookmarkStart w:id="83" w:name="_Toc16914"/>
+      <w:bookmarkStart w:id="81" w:name="_Toc13129"/>
+      <w:bookmarkStart w:id="82" w:name="_Toc16914"/>
+      <w:bookmarkStart w:id="83" w:name="_Toc11387"/>
       <w:r>
         <w:rPr>
           <w:rFonts w:hint="eastAsia"/>
@@ -17284,9 +17176,9 @@
         <w:pStyle w:val="7"/>
         <w:ind w:left="105"/>
       </w:pPr>
-      <w:bookmarkStart w:id="90" w:name="_Toc25160"/>
-      <w:bookmarkStart w:id="91" w:name="_Toc26904"/>
-      <w:bookmarkStart w:id="92" w:name="_Toc12097"/>
+      <w:bookmarkStart w:id="90" w:name="_Toc12097"/>
+      <w:bookmarkStart w:id="91" w:name="_Toc25160"/>
+      <w:bookmarkStart w:id="92" w:name="_Toc26904"/>
       <w:r>
         <w:rPr>
           <w:rFonts w:hint="eastAsia"/>
@@ -17540,9 +17432,9 @@
         <w:pStyle w:val="7"/>
         <w:ind w:left="105"/>
       </w:pPr>
-      <w:bookmarkStart w:id="93" w:name="_Toc14792"/>
+      <w:bookmarkStart w:id="93" w:name="_Toc14084"/>
       <w:bookmarkStart w:id="94" w:name="_Toc14454"/>
-      <w:bookmarkStart w:id="95" w:name="_Toc14084"/>
+      <w:bookmarkStart w:id="95" w:name="_Toc14792"/>
       <w:r>
         <w:rPr>
           <w:rFonts w:hint="eastAsia"/>
@@ -17592,8 +17484,8 @@
         <w:pStyle w:val="7"/>
         <w:ind w:left="105"/>
       </w:pPr>
-      <w:bookmarkStart w:id="99" w:name="_Toc26535"/>
-      <w:bookmarkStart w:id="100" w:name="_Toc11441"/>
+      <w:bookmarkStart w:id="99" w:name="_Toc11441"/>
+      <w:bookmarkStart w:id="100" w:name="_Toc26535"/>
       <w:bookmarkStart w:id="101" w:name="_Toc25540"/>
       <w:r>
         <w:rPr>
@@ -17650,9 +17542,9 @@
         <w:pStyle w:val="7"/>
         <w:ind w:left="105"/>
       </w:pPr>
-      <w:bookmarkStart w:id="105" w:name="_Toc29366"/>
+      <w:bookmarkStart w:id="105" w:name="_Toc12388"/>
       <w:bookmarkStart w:id="106" w:name="_Toc12929"/>
-      <w:bookmarkStart w:id="107" w:name="_Toc12388"/>
+      <w:bookmarkStart w:id="107" w:name="_Toc29366"/>
       <w:r>
         <w:rPr>
           <w:rFonts w:hint="eastAsia"/>
@@ -17749,9 +17641,9 @@
       <w:pPr>
         <w:pStyle w:val="6"/>
       </w:pPr>
-      <w:bookmarkStart w:id="111" w:name="_Toc1511"/>
-      <w:bookmarkStart w:id="112" w:name="_Toc1510"/>
-      <w:bookmarkStart w:id="113" w:name="_Toc24387"/>
+      <w:bookmarkStart w:id="111" w:name="_Toc1510"/>
+      <w:bookmarkStart w:id="112" w:name="_Toc24387"/>
+      <w:bookmarkStart w:id="113" w:name="_Toc1511"/>
       <w:r>
         <w:rPr>
           <w:rFonts w:hint="eastAsia"/>
@@ -17767,9 +17659,9 @@
         <w:pStyle w:val="7"/>
         <w:ind w:left="105"/>
       </w:pPr>
-      <w:bookmarkStart w:id="114" w:name="_Toc12379"/>
-      <w:bookmarkStart w:id="115" w:name="_Toc25626"/>
-      <w:bookmarkStart w:id="116" w:name="_Toc5210"/>
+      <w:bookmarkStart w:id="114" w:name="_Toc25626"/>
+      <w:bookmarkStart w:id="115" w:name="_Toc5210"/>
+      <w:bookmarkStart w:id="116" w:name="_Toc12379"/>
       <w:r>
         <w:rPr>
           <w:rFonts w:hint="eastAsia"/>
@@ -17858,8 +17750,8 @@
         <w:ind w:left="105"/>
       </w:pPr>
       <w:bookmarkStart w:id="117" w:name="_Toc9870"/>
-      <w:bookmarkStart w:id="118" w:name="_Toc20013"/>
-      <w:bookmarkStart w:id="119" w:name="_Toc1276"/>
+      <w:bookmarkStart w:id="118" w:name="_Toc1276"/>
+      <w:bookmarkStart w:id="119" w:name="_Toc20013"/>
       <w:r>
         <w:rPr>
           <w:rFonts w:hint="eastAsia"/>
@@ -17920,9 +17812,9 @@
         <w:pStyle w:val="7"/>
         <w:ind w:left="105"/>
       </w:pPr>
-      <w:bookmarkStart w:id="120" w:name="_Toc30874"/>
-      <w:bookmarkStart w:id="121" w:name="_Toc21105"/>
-      <w:bookmarkStart w:id="122" w:name="_Toc18386"/>
+      <w:bookmarkStart w:id="120" w:name="_Toc21105"/>
+      <w:bookmarkStart w:id="121" w:name="_Toc18386"/>
+      <w:bookmarkStart w:id="122" w:name="_Toc30874"/>
       <w:r>
         <w:rPr>
           <w:rFonts w:hint="eastAsia"/>
@@ -17982,9 +17874,9 @@
         <w:pStyle w:val="7"/>
         <w:ind w:left="105"/>
       </w:pPr>
-      <w:bookmarkStart w:id="123" w:name="_Toc5578"/>
-      <w:bookmarkStart w:id="124" w:name="_Toc6993"/>
-      <w:bookmarkStart w:id="125" w:name="_Toc13258"/>
+      <w:bookmarkStart w:id="123" w:name="_Toc13258"/>
+      <w:bookmarkStart w:id="124" w:name="_Toc5578"/>
+      <w:bookmarkStart w:id="125" w:name="_Toc6993"/>
       <w:r>
         <w:rPr>
           <w:rFonts w:hint="eastAsia"/>
@@ -18041,8 +17933,8 @@
       <w:pPr>
         <w:pStyle w:val="6"/>
       </w:pPr>
-      <w:bookmarkStart w:id="126" w:name="_Toc24423"/>
-      <w:bookmarkStart w:id="127" w:name="_Toc31077"/>
+      <w:bookmarkStart w:id="126" w:name="_Toc31077"/>
+      <w:bookmarkStart w:id="127" w:name="_Toc24423"/>
       <w:bookmarkStart w:id="128" w:name="_Toc14952"/>
       <w:r>
         <w:rPr>
@@ -18059,9 +17951,9 @@
         <w:pStyle w:val="7"/>
         <w:ind w:left="105"/>
       </w:pPr>
-      <w:bookmarkStart w:id="129" w:name="_Toc18416"/>
+      <w:bookmarkStart w:id="129" w:name="_Toc20272"/>
       <w:bookmarkStart w:id="130" w:name="_Toc19844"/>
-      <w:bookmarkStart w:id="131" w:name="_Toc20272"/>
+      <w:bookmarkStart w:id="131" w:name="_Toc18416"/>
       <w:r>
         <w:rPr>
           <w:rFonts w:hint="eastAsia"/>
@@ -18258,9 +18150,9 @@
         <w:pStyle w:val="7"/>
         <w:ind w:left="105"/>
       </w:pPr>
-      <w:bookmarkStart w:id="132" w:name="_Toc12201"/>
+      <w:bookmarkStart w:id="132" w:name="_Toc15966"/>
       <w:bookmarkStart w:id="133" w:name="_Toc20605"/>
-      <w:bookmarkStart w:id="134" w:name="_Toc15966"/>
+      <w:bookmarkStart w:id="134" w:name="_Toc12201"/>
       <w:r>
         <w:rPr>
           <w:rFonts w:hint="eastAsia"/>
@@ -18330,8 +18222,8 @@
         <w:pStyle w:val="7"/>
         <w:ind w:left="105"/>
       </w:pPr>
-      <w:bookmarkStart w:id="136" w:name="_Toc5397"/>
-      <w:bookmarkStart w:id="137" w:name="_Toc5475"/>
+      <w:bookmarkStart w:id="136" w:name="_Toc5475"/>
+      <w:bookmarkStart w:id="137" w:name="_Toc5397"/>
       <w:bookmarkStart w:id="138" w:name="_Toc12786"/>
       <w:r>
         <w:rPr>
@@ -18384,9 +18276,9 @@
         <w:pStyle w:val="7"/>
         <w:ind w:left="105"/>
       </w:pPr>
-      <w:bookmarkStart w:id="139" w:name="_Toc32368"/>
-      <w:bookmarkStart w:id="140" w:name="_Toc2230"/>
-      <w:bookmarkStart w:id="141" w:name="_Toc30417"/>
+      <w:bookmarkStart w:id="139" w:name="_Toc30417"/>
+      <w:bookmarkStart w:id="140" w:name="_Toc32368"/>
+      <w:bookmarkStart w:id="141" w:name="_Toc2230"/>
       <w:r>
         <w:rPr>
           <w:rFonts w:hint="eastAsia"/>
@@ -18531,9 +18423,9 @@
         <w:pStyle w:val="7"/>
         <w:ind w:left="105"/>
       </w:pPr>
-      <w:bookmarkStart w:id="145" w:name="_Toc27176"/>
-      <w:bookmarkStart w:id="146" w:name="_Toc11442"/>
-      <w:bookmarkStart w:id="147" w:name="_Toc29874"/>
+      <w:bookmarkStart w:id="145" w:name="_Toc29874"/>
+      <w:bookmarkStart w:id="146" w:name="_Toc27176"/>
+      <w:bookmarkStart w:id="147" w:name="_Toc11442"/>
       <w:r>
         <w:rPr>
           <w:rFonts w:hint="eastAsia"/>
@@ -18630,9 +18522,9 @@
         <w:pStyle w:val="7"/>
         <w:ind w:left="105"/>
       </w:pPr>
-      <w:bookmarkStart w:id="148" w:name="_Toc19952"/>
+      <w:bookmarkStart w:id="148" w:name="_Toc5349"/>
       <w:bookmarkStart w:id="149" w:name="_Toc469"/>
-      <w:bookmarkStart w:id="150" w:name="_Toc5349"/>
+      <w:bookmarkStart w:id="150" w:name="_Toc19952"/>
       <w:r>
         <w:rPr>
           <w:rFonts w:hint="eastAsia"/>
@@ -18797,9 +18689,9 @@
         <w:pStyle w:val="7"/>
         <w:ind w:left="105"/>
       </w:pPr>
-      <w:bookmarkStart w:id="160" w:name="_Toc23882"/>
-      <w:bookmarkStart w:id="161" w:name="_Toc31208"/>
-      <w:bookmarkStart w:id="162" w:name="_Toc717"/>
+      <w:bookmarkStart w:id="160" w:name="_Toc717"/>
+      <w:bookmarkStart w:id="161" w:name="_Toc23882"/>
+      <w:bookmarkStart w:id="162" w:name="_Toc31208"/>
       <w:r>
         <w:rPr>
           <w:rFonts w:hint="eastAsia"/>
@@ -18855,9 +18747,9 @@
         <w:pStyle w:val="7"/>
         <w:ind w:left="105"/>
       </w:pPr>
-      <w:bookmarkStart w:id="163" w:name="_Toc5445"/>
-      <w:bookmarkStart w:id="164" w:name="_Toc29617"/>
-      <w:bookmarkStart w:id="165" w:name="_Toc22021"/>
+      <w:bookmarkStart w:id="163" w:name="_Toc22021"/>
+      <w:bookmarkStart w:id="164" w:name="_Toc5445"/>
+      <w:bookmarkStart w:id="165" w:name="_Toc29617"/>
       <w:r>
         <w:rPr>
           <w:rFonts w:hint="eastAsia"/>
@@ -18918,9 +18810,9 @@
       <w:pPr>
         <w:pStyle w:val="6"/>
       </w:pPr>
-      <w:bookmarkStart w:id="167" w:name="_Toc13745"/>
+      <w:bookmarkStart w:id="167" w:name="_Toc28703"/>
       <w:bookmarkStart w:id="168" w:name="_Toc14206"/>
-      <w:bookmarkStart w:id="169" w:name="_Toc28703"/>
+      <w:bookmarkStart w:id="169" w:name="_Toc13745"/>
       <w:r>
         <w:rPr>
           <w:rFonts w:hint="eastAsia"/>
@@ -18936,9 +18828,9 @@
         <w:pStyle w:val="7"/>
         <w:ind w:left="105"/>
       </w:pPr>
-      <w:bookmarkStart w:id="170" w:name="_Toc28164"/>
-      <w:bookmarkStart w:id="171" w:name="_Toc25547"/>
-      <w:bookmarkStart w:id="172" w:name="_Toc22270"/>
+      <w:bookmarkStart w:id="170" w:name="_Toc22270"/>
+      <w:bookmarkStart w:id="171" w:name="_Toc28164"/>
+      <w:bookmarkStart w:id="172" w:name="_Toc25547"/>
       <w:r>
         <w:rPr>
           <w:rFonts w:hint="eastAsia"/>
@@ -18962,9 +18854,9 @@
         <w:pStyle w:val="7"/>
         <w:ind w:left="105"/>
       </w:pPr>
-      <w:bookmarkStart w:id="173" w:name="_Toc5686"/>
-      <w:bookmarkStart w:id="174" w:name="_Toc24624"/>
-      <w:bookmarkStart w:id="175" w:name="_Toc29069"/>
+      <w:bookmarkStart w:id="173" w:name="_Toc29069"/>
+      <w:bookmarkStart w:id="174" w:name="_Toc5686"/>
+      <w:bookmarkStart w:id="175" w:name="_Toc24624"/>
       <w:r>
         <w:rPr>
           <w:rFonts w:hint="eastAsia"/>
@@ -18988,9 +18880,9 @@
         <w:pStyle w:val="7"/>
         <w:ind w:left="105"/>
       </w:pPr>
-      <w:bookmarkStart w:id="176" w:name="_Toc15794"/>
-      <w:bookmarkStart w:id="177" w:name="_Toc16497"/>
-      <w:bookmarkStart w:id="178" w:name="_Toc10315"/>
+      <w:bookmarkStart w:id="176" w:name="_Toc16497"/>
+      <w:bookmarkStart w:id="177" w:name="_Toc10315"/>
+      <w:bookmarkStart w:id="178" w:name="_Toc15794"/>
       <w:r>
         <w:rPr>
           <w:rFonts w:hint="eastAsia"/>
@@ -19013,9 +18905,9 @@
       <w:pPr>
         <w:pStyle w:val="6"/>
       </w:pPr>
-      <w:bookmarkStart w:id="179" w:name="_Toc8916"/>
-      <w:bookmarkStart w:id="180" w:name="_Toc7419"/>
-      <w:bookmarkStart w:id="181" w:name="_Toc21760"/>
+      <w:bookmarkStart w:id="179" w:name="_Toc7419"/>
+      <w:bookmarkStart w:id="180" w:name="_Toc21760"/>
+      <w:bookmarkStart w:id="181" w:name="_Toc8916"/>
       <w:r>
         <w:rPr>
           <w:rFonts w:hint="eastAsia"/>
@@ -19031,9 +18923,9 @@
         <w:pStyle w:val="7"/>
         <w:ind w:left="105"/>
       </w:pPr>
-      <w:bookmarkStart w:id="182" w:name="_Toc15336"/>
+      <w:bookmarkStart w:id="182" w:name="_Toc28551"/>
       <w:bookmarkStart w:id="183" w:name="_Toc2072"/>
-      <w:bookmarkStart w:id="184" w:name="_Toc28551"/>
+      <w:bookmarkStart w:id="184" w:name="_Toc15336"/>
       <w:r>
         <w:rPr>
           <w:rFonts w:hint="eastAsia"/>
@@ -19172,9 +19064,9 @@
       <w:pPr>
         <w:pStyle w:val="6"/>
       </w:pPr>
-      <w:bookmarkStart w:id="191" w:name="_Toc9445"/>
-      <w:bookmarkStart w:id="192" w:name="_Toc12401"/>
-      <w:bookmarkStart w:id="193" w:name="_Toc7506"/>
+      <w:bookmarkStart w:id="191" w:name="_Toc7506"/>
+      <w:bookmarkStart w:id="192" w:name="_Toc9445"/>
+      <w:bookmarkStart w:id="193" w:name="_Toc12401"/>
       <w:r>
         <w:rPr>
           <w:rFonts w:hint="eastAsia"/>
@@ -19216,9 +19108,9 @@
         <w:pStyle w:val="7"/>
         <w:ind w:left="105"/>
       </w:pPr>
-      <w:bookmarkStart w:id="197" w:name="_Toc6507"/>
-      <w:bookmarkStart w:id="198" w:name="_Toc27941"/>
-      <w:bookmarkStart w:id="199" w:name="_Toc12702"/>
+      <w:bookmarkStart w:id="197" w:name="_Toc27941"/>
+      <w:bookmarkStart w:id="198" w:name="_Toc12702"/>
+      <w:bookmarkStart w:id="199" w:name="_Toc6507"/>
       <w:r>
         <w:rPr>
           <w:rFonts w:hint="eastAsia"/>
@@ -19248,9 +19140,9 @@
         <w:pStyle w:val="7"/>
         <w:ind w:left="105"/>
       </w:pPr>
-      <w:bookmarkStart w:id="200" w:name="_Toc27412"/>
-      <w:bookmarkStart w:id="201" w:name="_Toc12758"/>
-      <w:bookmarkStart w:id="202" w:name="_Toc27892"/>
+      <w:bookmarkStart w:id="200" w:name="_Toc27892"/>
+      <w:bookmarkStart w:id="201" w:name="_Toc27412"/>
+      <w:bookmarkStart w:id="202" w:name="_Toc12758"/>
       <w:r>
         <w:rPr>
           <w:rFonts w:hint="eastAsia"/>
@@ -19274,9 +19166,9 @@
         <w:pStyle w:val="7"/>
         <w:ind w:left="105"/>
       </w:pPr>
-      <w:bookmarkStart w:id="203" w:name="_Toc957"/>
-      <w:bookmarkStart w:id="204" w:name="_Toc7910"/>
-      <w:bookmarkStart w:id="205" w:name="_Toc29424"/>
+      <w:bookmarkStart w:id="203" w:name="_Toc7910"/>
+      <w:bookmarkStart w:id="204" w:name="_Toc29424"/>
+      <w:bookmarkStart w:id="205" w:name="_Toc957"/>
       <w:r>
         <w:rPr>
           <w:rFonts w:hint="eastAsia"/>
@@ -19360,8 +19252,8 @@
         <w:pStyle w:val="7"/>
         <w:ind w:left="105"/>
       </w:pPr>
-      <w:bookmarkStart w:id="212" w:name="_Toc15741"/>
-      <w:bookmarkStart w:id="213" w:name="_Toc25613"/>
+      <w:bookmarkStart w:id="212" w:name="_Toc25613"/>
+      <w:bookmarkStart w:id="213" w:name="_Toc15741"/>
       <w:bookmarkStart w:id="214" w:name="_Toc14469"/>
       <w:r>
         <w:rPr>
@@ -19419,9 +19311,9 @@
         <w:pStyle w:val="7"/>
         <w:ind w:left="105"/>
       </w:pPr>
-      <w:bookmarkStart w:id="218" w:name="_Toc21509"/>
-      <w:bookmarkStart w:id="219" w:name="_Toc3465"/>
-      <w:bookmarkStart w:id="220" w:name="_Toc3266"/>
+      <w:bookmarkStart w:id="218" w:name="_Toc3465"/>
+      <w:bookmarkStart w:id="219" w:name="_Toc3266"/>
+      <w:bookmarkStart w:id="220" w:name="_Toc21509"/>
       <w:r>
         <w:rPr>
           <w:rFonts w:hint="eastAsia"/>
@@ -19469,9 +19361,9 @@
         <w:pStyle w:val="7"/>
         <w:ind w:left="105"/>
       </w:pPr>
-      <w:bookmarkStart w:id="221" w:name="_Toc11156"/>
+      <w:bookmarkStart w:id="221" w:name="_Toc23768"/>
       <w:bookmarkStart w:id="222" w:name="_Toc3790"/>
-      <w:bookmarkStart w:id="223" w:name="_Toc23768"/>
+      <w:bookmarkStart w:id="223" w:name="_Toc11156"/>
       <w:r>
         <w:rPr>
           <w:rFonts w:hint="eastAsia"/>
@@ -19502,9 +19394,9 @@
       <w:pPr>
         <w:pStyle w:val="6"/>
       </w:pPr>
-      <w:bookmarkStart w:id="224" w:name="_Toc21006"/>
+      <w:bookmarkStart w:id="224" w:name="_Toc27047"/>
       <w:bookmarkStart w:id="225" w:name="_Toc2164"/>
-      <w:bookmarkStart w:id="226" w:name="_Toc27047"/>
+      <w:bookmarkStart w:id="226" w:name="_Toc21006"/>
       <w:r>
         <w:rPr>
           <w:rFonts w:hint="eastAsia"/>
@@ -19521,8 +19413,8 @@
         <w:ind w:left="105"/>
       </w:pPr>
       <w:bookmarkStart w:id="227" w:name="_Toc25881"/>
-      <w:bookmarkStart w:id="228" w:name="_Toc18069"/>
-      <w:bookmarkStart w:id="229" w:name="_Toc3125"/>
+      <w:bookmarkStart w:id="228" w:name="_Toc3125"/>
+      <w:bookmarkStart w:id="229" w:name="_Toc18069"/>
       <w:r>
         <w:rPr>
           <w:rFonts w:hint="eastAsia"/>
@@ -19546,9 +19438,9 @@
         <w:pStyle w:val="7"/>
         <w:ind w:left="105"/>
       </w:pPr>
-      <w:bookmarkStart w:id="230" w:name="_Toc13279"/>
+      <w:bookmarkStart w:id="230" w:name="_Toc18703"/>
       <w:bookmarkStart w:id="231" w:name="_Toc23438"/>
-      <w:bookmarkStart w:id="232" w:name="_Toc18703"/>
+      <w:bookmarkStart w:id="232" w:name="_Toc13279"/>
       <w:r>
         <w:rPr>
           <w:rFonts w:hint="eastAsia"/>
@@ -19572,9 +19464,9 @@
         <w:pStyle w:val="7"/>
         <w:ind w:left="105"/>
       </w:pPr>
-      <w:bookmarkStart w:id="233" w:name="_Toc24689"/>
+      <w:bookmarkStart w:id="233" w:name="_Toc26274"/>
       <w:bookmarkStart w:id="234" w:name="_Toc14931"/>
-      <w:bookmarkStart w:id="235" w:name="_Toc26274"/>
+      <w:bookmarkStart w:id="235" w:name="_Toc24689"/>
       <w:r>
         <w:rPr>
           <w:rFonts w:hint="eastAsia"/>
@@ -19598,8 +19490,8 @@
         <w:pStyle w:val="7"/>
         <w:ind w:left="105"/>
       </w:pPr>
-      <w:bookmarkStart w:id="236" w:name="_Toc28463"/>
-      <w:bookmarkStart w:id="237" w:name="_Toc12465"/>
+      <w:bookmarkStart w:id="236" w:name="_Toc12465"/>
+      <w:bookmarkStart w:id="237" w:name="_Toc28463"/>
       <w:bookmarkStart w:id="238" w:name="_Toc3187"/>
       <w:r>
         <w:rPr>
@@ -19657,9 +19549,9 @@
       <w:pPr>
         <w:pStyle w:val="6"/>
       </w:pPr>
-      <w:bookmarkStart w:id="242" w:name="_Toc29711"/>
+      <w:bookmarkStart w:id="242" w:name="_Toc8173"/>
       <w:bookmarkStart w:id="243" w:name="_Toc6748"/>
-      <w:bookmarkStart w:id="244" w:name="_Toc8173"/>
+      <w:bookmarkStart w:id="244" w:name="_Toc29711"/>
       <w:r>
         <w:rPr>
           <w:rFonts w:hint="eastAsia"/>
@@ -19682,9 +19574,9 @@
       <w:pPr>
         <w:pStyle w:val="6"/>
       </w:pPr>
-      <w:bookmarkStart w:id="245" w:name="_Toc8985"/>
+      <w:bookmarkStart w:id="245" w:name="_Toc19806"/>
       <w:bookmarkStart w:id="246" w:name="_Toc7785"/>
-      <w:bookmarkStart w:id="247" w:name="_Toc19806"/>
+      <w:bookmarkStart w:id="247" w:name="_Toc8985"/>
       <w:r>
         <w:rPr>
           <w:rFonts w:hint="eastAsia"/>
@@ -19719,9 +19611,9 @@
         <w:pStyle w:val="7"/>
         <w:ind w:left="105"/>
       </w:pPr>
-      <w:bookmarkStart w:id="248" w:name="_Toc14361"/>
-      <w:bookmarkStart w:id="249" w:name="_Toc5346"/>
-      <w:bookmarkStart w:id="250" w:name="_Toc26233"/>
+      <w:bookmarkStart w:id="248" w:name="_Toc5346"/>
+      <w:bookmarkStart w:id="249" w:name="_Toc26233"/>
+      <w:bookmarkStart w:id="250" w:name="_Toc14361"/>
       <w:r>
         <w:rPr>
           <w:rFonts w:hint="eastAsia"/>
@@ -22737,9 +22629,9 @@
       <w:pPr>
         <w:pStyle w:val="5"/>
       </w:pPr>
-      <w:bookmarkStart w:id="261" w:name="_Toc3196"/>
-      <w:bookmarkStart w:id="262" w:name="_Toc21866"/>
-      <w:bookmarkStart w:id="263" w:name="_Toc20322"/>
+      <w:bookmarkStart w:id="261" w:name="_Toc20322"/>
+      <w:bookmarkStart w:id="262" w:name="_Toc3196"/>
+      <w:bookmarkStart w:id="263" w:name="_Toc21866"/>
       <w:r>
         <w:rPr>
           <w:rFonts w:hint="eastAsia"/>
@@ -22754,9 +22646,9 @@
       <w:pPr>
         <w:pStyle w:val="6"/>
       </w:pPr>
-      <w:bookmarkStart w:id="264" w:name="_Toc19969"/>
+      <w:bookmarkStart w:id="264" w:name="_Toc10433"/>
       <w:bookmarkStart w:id="265" w:name="_Toc28118"/>
-      <w:bookmarkStart w:id="266" w:name="_Toc10433"/>
+      <w:bookmarkStart w:id="266" w:name="_Toc19969"/>
       <w:r>
         <w:rPr>
           <w:rFonts w:hint="eastAsia"/>
@@ -23388,44 +23280,6 @@
               </w:rPr>
               <w:t>联合体投标人</w:t>
             </w:r>
-            <w:r>
-              <w:rPr>
-                <w:rFonts w:hint="eastAsia"/>
-                <w:i/>
-                <w:color w:val="FF0000"/>
-              </w:rPr>
-              <w:t>（不</w:t>
-            </w:r>
-            <w:r>
-              <w:rPr>
-                <w:i/>
-                <w:color w:val="FF0000"/>
-              </w:rPr>
-              <w:t>允许联合体投标</w:t>
-            </w:r>
-            <w:r>
-              <w:rPr>
-                <w:rFonts w:hint="eastAsia"/>
-                <w:i/>
-                <w:color w:val="FF0000"/>
-              </w:rPr>
-              <w:t>的可</w:t>
-            </w:r>
-            <w:r>
-              <w:rPr>
-                <w:i/>
-                <w:color w:val="FF0000"/>
-              </w:rPr>
-              <w:t>去掉此栏</w:t>
-            </w:r>
-            <w:r>
-              <w:rPr>
-                <w:rFonts w:hint="eastAsia"/>
-                <w:i/>
-                <w:color w:val="FF0000"/>
-              </w:rPr>
-              <w:t>）</w:t>
-            </w:r>
           </w:p>
         </w:tc>
         <w:tc>
@@ -24228,44 +24082,6 @@
               </w:rPr>
               <w:t>联合体投标人</w:t>
             </w:r>
-            <w:r>
-              <w:rPr>
-                <w:rFonts w:hint="eastAsia"/>
-                <w:i/>
-                <w:color w:val="FF0000"/>
-              </w:rPr>
-              <w:t>（不</w:t>
-            </w:r>
-            <w:r>
-              <w:rPr>
-                <w:i/>
-                <w:color w:val="FF0000"/>
-              </w:rPr>
-              <w:t>允许联合体投标</w:t>
-            </w:r>
-            <w:r>
-              <w:rPr>
-                <w:rFonts w:hint="eastAsia"/>
-                <w:i/>
-                <w:color w:val="FF0000"/>
-              </w:rPr>
-              <w:t>的可</w:t>
-            </w:r>
-            <w:r>
-              <w:rPr>
-                <w:i/>
-                <w:color w:val="FF0000"/>
-              </w:rPr>
-              <w:t>去掉此栏</w:t>
-            </w:r>
-            <w:r>
-              <w:rPr>
-                <w:rFonts w:hint="eastAsia"/>
-                <w:i/>
-                <w:color w:val="FF0000"/>
-              </w:rPr>
-              <w:t>）</w:t>
-            </w:r>
           </w:p>
         </w:tc>
         <w:tc>
@@ -24864,29 +24680,6 @@
               </w:rPr>
               <w:t>交货期</w:t>
             </w:r>
-            <w:r>
-              <w:rPr>
-                <w:rFonts w:hint="eastAsia"/>
-                <w:i/>
-                <w:color w:val="FF0000"/>
-              </w:rPr>
-              <w:t>（交货期</w:t>
-            </w:r>
-            <w:r>
-              <w:rPr>
-                <w:i/>
-                <w:color w:val="FF0000"/>
-              </w:rPr>
-              <w:t>允许偏离的可删除此项</w:t>
-            </w:r>
-            <w:r>
-              <w:rPr>
-                <w:rFonts w:hint="eastAsia"/>
-                <w:i/>
-                <w:color w:val="FF0000"/>
-              </w:rPr>
-              <w:t>）</w:t>
-            </w:r>
           </w:p>
         </w:tc>
         <w:tc>
@@ -24997,29 +24790,6 @@
               </w:rPr>
               <w:t>交货地点</w:t>
             </w:r>
-            <w:r>
-              <w:rPr>
-                <w:rFonts w:hint="eastAsia"/>
-                <w:i/>
-                <w:color w:val="FF0000"/>
-              </w:rPr>
-              <w:t>（交货期</w:t>
-            </w:r>
-            <w:r>
-              <w:rPr>
-                <w:i/>
-                <w:color w:val="FF0000"/>
-              </w:rPr>
-              <w:t>允许偏离的可删除此项</w:t>
-            </w:r>
-            <w:r>
-              <w:rPr>
-                <w:rFonts w:hint="eastAsia"/>
-                <w:i/>
-                <w:color w:val="FF0000"/>
-              </w:rPr>
-              <w:t>）</w:t>
-            </w:r>
           </w:p>
         </w:tc>
         <w:tc>
@@ -26107,15 +25877,6 @@
                 <w:rFonts w:hint="eastAsia"/>
               </w:rPr>
               <w:t>评标基准价计算方法</w:t>
-            </w:r>
-            <w:r>
-              <w:rPr>
-                <w:rFonts w:hint="eastAsia"/>
-                <w:i/>
-                <w:iCs/>
-                <w:color w:val="FF0000"/>
-              </w:rPr>
-              <w:t>（参考）</w:t>
             </w:r>
           </w:p>
         </w:tc>
@@ -27095,622 +26856,586 @@
     </w:p>
     <w:p>
       <w:pPr>
+        <w:pStyle w:val="6"/>
+      </w:pPr>
+      <w:bookmarkStart w:id="267" w:name="_Toc17901"/>
+      <w:bookmarkStart w:id="268" w:name="_Toc24872"/>
+      <w:bookmarkStart w:id="269" w:name="_Toc16622"/>
+      <w:r>
+        <w:rPr>
+          <w:rFonts w:hint="eastAsia"/>
+        </w:rPr>
+        <w:t>1. 评标方法</w:t>
+      </w:r>
+      <w:bookmarkEnd w:id="267"/>
+      <w:bookmarkEnd w:id="268"/>
+      <w:bookmarkEnd w:id="269"/>
+    </w:p>
+    <w:p>
+      <w:r>
+        <w:rPr>
+          <w:rFonts w:hint="eastAsia"/>
+        </w:rPr>
+        <w:t>本次评标采用综合评估法。评标委员会对满足招标文件实质性要求的投标文件，按照本章第 2.2 款规定的评分标准进行打分，并按得分由高到低顺序推荐中标候选人，或根据招标人授权直接确定中标人，但投标报价低于其成本的除外。综合评分相等时，以投标报价低的优先；投标报价也相等的，以技术得分高的优先；如果技术得分也相等，按照评标办法前附表的规定确定中标候选人顺序。</w:t>
+      </w:r>
+    </w:p>
+    <w:p>
+      <w:pPr>
+        <w:pStyle w:val="6"/>
+      </w:pPr>
+      <w:bookmarkStart w:id="270" w:name="_Toc22852"/>
+      <w:bookmarkStart w:id="271" w:name="_Toc29240"/>
+      <w:bookmarkStart w:id="272" w:name="_Toc28863"/>
+      <w:r>
+        <w:rPr>
+          <w:rFonts w:hint="eastAsia"/>
+        </w:rPr>
+        <w:t>2. 评审标准</w:t>
+      </w:r>
+      <w:bookmarkEnd w:id="270"/>
+      <w:bookmarkEnd w:id="271"/>
+      <w:bookmarkEnd w:id="272"/>
+    </w:p>
+    <w:p>
+      <w:pPr>
+        <w:pStyle w:val="7"/>
+        <w:ind w:left="105"/>
+      </w:pPr>
+      <w:bookmarkStart w:id="273" w:name="_Toc13890"/>
+      <w:bookmarkStart w:id="274" w:name="_Toc31956"/>
+      <w:bookmarkStart w:id="275" w:name="_Toc3421"/>
+      <w:r>
+        <w:rPr>
+          <w:rFonts w:hint="eastAsia"/>
+        </w:rPr>
+        <w:t>2.1 初步评审标准</w:t>
+      </w:r>
+      <w:bookmarkEnd w:id="273"/>
+      <w:bookmarkEnd w:id="274"/>
+      <w:bookmarkEnd w:id="275"/>
+    </w:p>
+    <w:p>
+      <w:r>
+        <w:rPr>
+          <w:rFonts w:hint="eastAsia"/>
+        </w:rPr>
+        <w:t>2.1.1 形式评审标准：见评标办法前附表。</w:t>
+      </w:r>
+    </w:p>
+    <w:p>
+      <w:r>
+        <w:rPr>
+          <w:rFonts w:hint="eastAsia"/>
+        </w:rPr>
+        <w:t>2.1.2 资格评审标准：见评标办法前附表。</w:t>
+      </w:r>
+    </w:p>
+    <w:p>
+      <w:r>
+        <w:rPr>
+          <w:rFonts w:hint="eastAsia"/>
+        </w:rPr>
+        <w:t>2.1.3 响应性评审标准：见评标办法前附表。</w:t>
+      </w:r>
+    </w:p>
+    <w:p>
+      <w:pPr>
+        <w:pStyle w:val="7"/>
+        <w:ind w:left="105"/>
+      </w:pPr>
+      <w:bookmarkStart w:id="276" w:name="_Toc23184"/>
+      <w:bookmarkStart w:id="277" w:name="_Toc9194"/>
+      <w:bookmarkStart w:id="278" w:name="_Toc7621"/>
+      <w:r>
+        <w:rPr>
+          <w:rFonts w:hint="eastAsia"/>
+        </w:rPr>
+        <w:t>2.2 分值构成与评分标准</w:t>
+      </w:r>
+      <w:bookmarkEnd w:id="276"/>
+      <w:bookmarkEnd w:id="277"/>
+      <w:bookmarkEnd w:id="278"/>
+    </w:p>
+    <w:p>
+      <w:r>
+        <w:rPr>
+          <w:rFonts w:hint="eastAsia"/>
+        </w:rPr>
+        <w:t xml:space="preserve">2.2.1 分值构成 </w:t>
+      </w:r>
+    </w:p>
+    <w:p>
+      <w:r>
+        <w:rPr>
+          <w:rFonts w:hint="eastAsia"/>
+        </w:rPr>
+        <w:t>（1）商务部分：见评标办法前附表；</w:t>
+      </w:r>
+    </w:p>
+    <w:p>
+      <w:r>
+        <w:rPr>
+          <w:rFonts w:hint="eastAsia"/>
+        </w:rPr>
+        <w:t>（2）技术部分：见评标办法前附表；</w:t>
+      </w:r>
+    </w:p>
+    <w:p>
+      <w:r>
+        <w:rPr>
+          <w:rFonts w:hint="eastAsia"/>
+        </w:rPr>
+        <w:t>（3）投标报价：见评标办法前附表。</w:t>
+      </w:r>
+    </w:p>
+    <w:p>
+      <w:r>
+        <w:rPr>
+          <w:rFonts w:hint="eastAsia"/>
+        </w:rPr>
+        <w:t>2.2.2 评标基准价计算</w:t>
+      </w:r>
+    </w:p>
+    <w:p>
+      <w:r>
+        <w:rPr>
+          <w:rFonts w:hint="eastAsia"/>
+        </w:rPr>
+        <w:t>评标基准价计算方法：见评标办法前附表。</w:t>
+      </w:r>
+    </w:p>
+    <w:p>
+      <w:r>
+        <w:rPr>
+          <w:rFonts w:hint="eastAsia"/>
+        </w:rPr>
+        <w:t>2.2.3 投标报价的偏差率计算</w:t>
+      </w:r>
+    </w:p>
+    <w:p>
+      <w:r>
+        <w:rPr>
+          <w:rFonts w:hint="eastAsia"/>
+        </w:rPr>
+        <w:t>投标报价的偏差率计算公式：见评标办法前附表。</w:t>
+      </w:r>
+    </w:p>
+    <w:p>
+      <w:r>
+        <w:rPr>
+          <w:rFonts w:hint="eastAsia"/>
+        </w:rPr>
+        <w:t>2.2.4 评分标准</w:t>
+      </w:r>
+    </w:p>
+    <w:p>
+      <w:r>
+        <w:rPr>
+          <w:rFonts w:hint="eastAsia"/>
+        </w:rPr>
+        <w:t>（1）商务评分标准：见评标办法前附表；</w:t>
+      </w:r>
+    </w:p>
+    <w:p>
+      <w:r>
+        <w:rPr>
+          <w:rFonts w:hint="eastAsia"/>
+        </w:rPr>
+        <w:t>（2）技术评分标准：见评标办法前附表；</w:t>
+      </w:r>
+    </w:p>
+    <w:p>
+      <w:r>
+        <w:rPr>
+          <w:rFonts w:hint="eastAsia"/>
+        </w:rPr>
+        <w:t>（3）投标报价评分标准：见评标办法前附表。</w:t>
+      </w:r>
+    </w:p>
+    <w:p>
+      <w:pPr>
+        <w:pStyle w:val="6"/>
+      </w:pPr>
+      <w:bookmarkStart w:id="279" w:name="_Toc23062"/>
+      <w:bookmarkStart w:id="280" w:name="_Toc4140"/>
+      <w:bookmarkStart w:id="281" w:name="_Toc25622"/>
+      <w:r>
+        <w:rPr>
+          <w:rFonts w:hint="eastAsia"/>
+        </w:rPr>
+        <w:t>3. 评标程序</w:t>
+      </w:r>
+      <w:bookmarkEnd w:id="279"/>
+      <w:bookmarkEnd w:id="280"/>
+      <w:bookmarkEnd w:id="281"/>
+    </w:p>
+    <w:p>
+      <w:pPr>
+        <w:pStyle w:val="7"/>
+        <w:ind w:left="105"/>
+      </w:pPr>
+      <w:bookmarkStart w:id="282" w:name="_Toc8791"/>
+      <w:bookmarkStart w:id="283" w:name="_Toc30057"/>
+      <w:bookmarkStart w:id="284" w:name="_Toc4967"/>
+      <w:r>
+        <w:rPr>
+          <w:rFonts w:hint="eastAsia"/>
+        </w:rPr>
+        <w:t>3.1 初步评审</w:t>
+      </w:r>
+      <w:bookmarkEnd w:id="282"/>
+      <w:bookmarkEnd w:id="283"/>
+      <w:bookmarkEnd w:id="284"/>
+    </w:p>
+    <w:p>
+      <w:r>
+        <w:rPr>
+          <w:rFonts w:hint="eastAsia"/>
+        </w:rPr>
+        <w:t>3.1.1 评标委员会可以要求投标人提交第二章“投标人须知”规定的有关证明和证件的原件，以便核验。评标委员会依据本章第 2.1 款规定的标准对投标文件进行初步评审。有一项不符合评审标准的，评标委员会应当否决其投标。</w:t>
+      </w:r>
+    </w:p>
+    <w:p>
+      <w:r>
+        <w:rPr>
+          <w:rFonts w:hint="eastAsia"/>
+        </w:rPr>
+        <w:t>3.1.2 投标人有以下情形之一的，评标委员会应当否决其投标：</w:t>
+      </w:r>
+    </w:p>
+    <w:p>
+      <w:r>
+        <w:rPr>
+          <w:rFonts w:hint="eastAsia"/>
+        </w:rPr>
+        <w:t>（1）投标文件没有对招标文件的实质性要求和条件作出响应，或者对招标文件的偏差超出招标文件规定的偏差范围或最高项数；</w:t>
+      </w:r>
+    </w:p>
+    <w:p>
+      <w:r>
+        <w:rPr>
+          <w:rFonts w:hint="eastAsia"/>
+        </w:rPr>
+        <w:t>（2）有串通投标、弄虚作假、行贿等违法行为；</w:t>
+      </w:r>
+    </w:p>
+    <w:p>
+      <w:r>
+        <w:rPr>
+          <w:rFonts w:hint="eastAsia"/>
+        </w:rPr>
+        <w:t>（3）投标报价高于最高投标限价的；</w:t>
+      </w:r>
+    </w:p>
+    <w:p>
+      <w:r>
+        <w:rPr>
+          <w:rFonts w:hint="eastAsia"/>
+        </w:rPr>
+        <w:t>（4）法律、法规或招标文件中有文字描述明确否决的其他情形或标注“★”的条款出现负偏离的（如有）。</w:t>
+      </w:r>
+    </w:p>
+    <w:p>
+      <w:r>
+        <w:rPr>
+          <w:rFonts w:hint="eastAsia"/>
+        </w:rPr>
+        <w:t>3.1.3 投标报价有算术错误及其他错误的，评标委员会按以下原则要求投标人对投标报价进行修正，并要求投标人书面澄清确认。投标人拒不澄清确认的，评标委员会应当否决其投标：</w:t>
+      </w:r>
+    </w:p>
+    <w:p>
+      <w:r>
+        <w:rPr>
+          <w:rFonts w:hint="eastAsia"/>
+        </w:rPr>
+        <w:t>（1）投标文件中的大写金额与小写金额不一致的，以大写金额为准；</w:t>
+      </w:r>
+    </w:p>
+    <w:p>
+      <w:r>
+        <w:rPr>
+          <w:rFonts w:hint="eastAsia"/>
+        </w:rPr>
+        <w:t>（2）总价金额与单价金额不一致的，以单价金额为准，但单价金额小数点有明显错误的除外；</w:t>
+      </w:r>
+    </w:p>
+    <w:p>
+      <w:r>
+        <w:rPr>
+          <w:rFonts w:hint="eastAsia"/>
+        </w:rPr>
+        <w:t>（3）投标报价为各分项报价金额之和，投标报价与分项报价的合价不一致的，应以各分项合价累计数为准，修正投标报价；</w:t>
+      </w:r>
+    </w:p>
+    <w:p>
+      <w:pPr>
+        <w:ind w:left="105"/>
+      </w:pPr>
+      <w:r>
+        <w:rPr>
+          <w:rFonts w:hint="eastAsia"/>
+        </w:rPr>
+        <w:t>（4）如果分项报价中存在缺漏项，则视为缺漏项价格已包含在其他分项报价之中。</w:t>
+      </w:r>
+    </w:p>
+    <w:p>
+      <w:pPr>
+        <w:pStyle w:val="7"/>
+        <w:ind w:left="105"/>
+      </w:pPr>
+      <w:bookmarkStart w:id="285" w:name="_Toc29422"/>
+      <w:bookmarkStart w:id="286" w:name="_Toc30765"/>
+      <w:bookmarkStart w:id="287" w:name="_Toc17814"/>
+      <w:r>
+        <w:rPr>
+          <w:rFonts w:hint="eastAsia"/>
+        </w:rPr>
+        <w:t>3.2 详细评审</w:t>
+      </w:r>
+      <w:bookmarkEnd w:id="285"/>
+      <w:bookmarkEnd w:id="286"/>
+      <w:bookmarkEnd w:id="287"/>
+    </w:p>
+    <w:p>
+      <w:r>
+        <w:rPr>
+          <w:rFonts w:hint="eastAsia"/>
+        </w:rPr>
+        <w:t>3.2.1 评标委员会按本章第 2.2 款规定的量化因素和分值进行打分，并计算出综合评估得分。</w:t>
+      </w:r>
+    </w:p>
+    <w:p>
+      <w:r>
+        <w:rPr>
+          <w:rFonts w:hint="eastAsia"/>
+        </w:rPr>
+        <w:t>（1）按本章第 2.2.4（1）目规定的评审因素和分值对商务部分计算出得分 A；</w:t>
+      </w:r>
+    </w:p>
+    <w:p>
+      <w:r>
+        <w:rPr>
+          <w:rFonts w:hint="eastAsia"/>
+        </w:rPr>
+        <w:t>（2）按本章第 2.2.4（2）目规定的评审因素和分值对技术部分计算出得分 B；</w:t>
+      </w:r>
+    </w:p>
+    <w:p>
+      <w:r>
+        <w:rPr>
+          <w:rFonts w:hint="eastAsia"/>
+        </w:rPr>
+        <w:t>（3）按本章第 2.2.4（3）目规定的评审因素和分值对投标报价计算出得分 C。</w:t>
+      </w:r>
+    </w:p>
+    <w:p>
+      <w:r>
+        <w:rPr>
+          <w:rFonts w:hint="eastAsia"/>
+        </w:rPr>
+        <w:t>3.2.2 评分分值计算保留小数点后两位，小数点后第三位“四舍五入”。</w:t>
+      </w:r>
+    </w:p>
+    <w:p>
+      <w:r>
+        <w:rPr>
+          <w:rFonts w:hint="eastAsia"/>
+        </w:rPr>
+        <w:t>3.2.3 投标人得分=A+B+C。</w:t>
+      </w:r>
+    </w:p>
+    <w:p>
+      <w:r>
+        <w:rPr>
+          <w:rFonts w:hint="eastAsia"/>
+        </w:rPr>
+        <w:t>3.2.4 评标委员会发现投标人的报价明显低于其他投标报价，使得其投标报价可能低于其个别成本的，应当要求该投标人作出书面说明并提供相应的证明材料。投标人不能合理说明或者不能提供相应证明材料的，评标委员会应当认定该投标人以低于成本报价竞标，并否决其投标。</w:t>
+      </w:r>
+    </w:p>
+    <w:p>
+      <w:pPr>
+        <w:pStyle w:val="7"/>
+        <w:ind w:left="105"/>
+      </w:pPr>
+      <w:bookmarkStart w:id="288" w:name="_Toc2062"/>
+      <w:bookmarkStart w:id="289" w:name="_Toc19029"/>
+      <w:bookmarkStart w:id="290" w:name="_Toc22997"/>
+      <w:r>
+        <w:rPr>
+          <w:rFonts w:hint="eastAsia"/>
+        </w:rPr>
+        <w:t>3.3 投标文件的澄清</w:t>
+      </w:r>
+      <w:bookmarkEnd w:id="288"/>
+      <w:bookmarkEnd w:id="289"/>
+      <w:bookmarkEnd w:id="290"/>
+      <w:r>
+        <w:rPr>
+          <w:rFonts w:hint="eastAsia"/>
+        </w:rPr>
+        <w:t xml:space="preserve"> </w:t>
+      </w:r>
+    </w:p>
+    <w:p>
+      <w:r>
+        <w:rPr>
+          <w:rFonts w:hint="eastAsia"/>
+        </w:rPr>
+        <w:t>3.3.1 在评标过程中，评标委员会可以书面形式要求投标人对投标文件中含义不明确、对同类问题表述不一致或者有明显文字和计算错误的内容作必要的澄清、说明或补正。澄清、说明或补正应以书面方式进行。评标委员会不接受投标人主动提出的澄清、说明或补正。</w:t>
+      </w:r>
+    </w:p>
+    <w:p>
+      <w:r>
+        <w:rPr>
+          <w:rFonts w:hint="eastAsia"/>
+        </w:rPr>
+        <w:t>3.3.2 澄清、说明或补正不得超出投标文件的范围且不得改变投标文件的实质性内容，并构成投标文件的组成部分。</w:t>
+      </w:r>
+    </w:p>
+    <w:p>
+      <w:r>
+        <w:rPr>
+          <w:rFonts w:hint="eastAsia"/>
+        </w:rPr>
+        <w:t>3.3.3 评标委员会对投标人提交的澄清、说明或补正有疑问的，可以要求投标人进一步澄清、说明或补正，直至满足评标委员会的要求。</w:t>
+      </w:r>
+    </w:p>
+    <w:p>
+      <w:pPr>
+        <w:pStyle w:val="7"/>
+        <w:ind w:left="105"/>
+      </w:pPr>
+      <w:bookmarkStart w:id="291" w:name="_Toc8051"/>
+      <w:bookmarkStart w:id="292" w:name="_Toc6945"/>
+      <w:bookmarkStart w:id="293" w:name="_Toc31343"/>
+      <w:r>
+        <w:rPr>
+          <w:rFonts w:hint="eastAsia"/>
+        </w:rPr>
+        <w:t>3.4 评标结果</w:t>
+      </w:r>
+      <w:bookmarkEnd w:id="291"/>
+      <w:bookmarkEnd w:id="292"/>
+      <w:bookmarkEnd w:id="293"/>
+    </w:p>
+    <w:p>
+      <w:r>
+        <w:rPr>
+          <w:rFonts w:hint="eastAsia"/>
+        </w:rPr>
+        <w:t xml:space="preserve">3.4.1 </w:t>
+      </w:r>
+      <w:r>
+        <w:rPr>
+          <w:rFonts w:ascii="宋体" w:hAnsi="宋体" w:cs="宋体"/>
+        </w:rPr>
+        <w:t>除第二章</w:t>
+      </w:r>
+      <w:r>
+        <w:rPr>
+          <w:rFonts w:eastAsia="Times New Roman" w:cs="Times New Roman"/>
+        </w:rPr>
+        <w:t>“</w:t>
+      </w:r>
+      <w:r>
+        <w:rPr>
+          <w:rFonts w:ascii="宋体" w:hAnsi="宋体" w:cs="宋体"/>
+        </w:rPr>
+        <w:t>投标人须知</w:t>
+      </w:r>
+      <w:r>
+        <w:rPr>
+          <w:rFonts w:eastAsia="Times New Roman" w:cs="Times New Roman"/>
+        </w:rPr>
+        <w:t>”</w:t>
+      </w:r>
+      <w:r>
+        <w:rPr>
+          <w:rFonts w:ascii="宋体" w:hAnsi="宋体" w:cs="宋体"/>
+        </w:rPr>
+        <w:t>前附表授权直接确定中标人外，评标委员会按照得分由高到低的顺序推荐中标候选人，并标明排序</w:t>
+      </w:r>
+      <w:r>
+        <w:rPr>
+          <w:rFonts w:hint="eastAsia"/>
+        </w:rPr>
+        <w:t>。</w:t>
+      </w:r>
+    </w:p>
+    <w:p>
+      <w:r>
+        <w:rPr>
+          <w:rFonts w:hint="eastAsia"/>
+        </w:rPr>
+        <w:t>评标委员会推荐中标候选人时，应当遵循以下原则：</w:t>
+      </w:r>
+    </w:p>
+    <w:p>
+      <w:r>
+        <w:rPr>
+          <w:rFonts w:hint="eastAsia"/>
+        </w:rPr>
+        <w:t>（1）如果有效投标超过3个，则推荐排名次序位于前3名的投标人作为中标候选人；</w:t>
+      </w:r>
+    </w:p>
+    <w:p>
+      <w:r>
+        <w:rPr>
+          <w:rFonts w:hint="eastAsia"/>
+        </w:rPr>
+        <w:t>（2）如果有效投标不足3个，评标委员会认为仍具有竞争性时，则推荐所有有效投标的投标人作为中标候选人；</w:t>
+      </w:r>
+    </w:p>
+    <w:p>
+      <w:r>
+        <w:rPr>
+          <w:rFonts w:hint="eastAsia"/>
+        </w:rPr>
+        <w:t>（3）评标委员会推荐的中标候选人的排序应与有效投标排序中的排名次序保持一致。</w:t>
+      </w:r>
+    </w:p>
+    <w:p>
+      <w:r>
+        <w:rPr>
+          <w:rFonts w:hint="eastAsia"/>
+        </w:rPr>
+        <w:t>3.4.2 评标委员会完成评标后，应当向招标人提交书面评标报告和中标候选人名单。</w:t>
+      </w:r>
+    </w:p>
+    <w:p>
+      <w:pPr>
         <w:widowControl/>
         <w:spacing w:line="240" w:lineRule="auto"/>
         <w:ind w:firstLine="0" w:firstLineChars="0"/>
         <w:jc w:val="left"/>
-        <w:rPr>
-          <w:i/>
-          <w:iCs/>
-          <w:color w:val="FF0000"/>
-        </w:rPr>
-      </w:pPr>
-      <w:r>
-        <w:rPr>
-          <w:i/>
-          <w:iCs/>
-          <w:color w:val="FF0000"/>
-        </w:rPr>
-        <w:t>注：</w:t>
-      </w:r>
-      <w:r>
-        <w:rPr>
-          <w:rFonts w:hint="eastAsia"/>
-          <w:i/>
-          <w:iCs/>
-          <w:color w:val="FF0000"/>
-        </w:rPr>
-        <w:t>上表中的</w:t>
-      </w:r>
-      <w:r>
-        <w:rPr>
-          <w:i/>
-          <w:iCs/>
-          <w:color w:val="FF0000"/>
-        </w:rPr>
-        <w:t>评审打分细则</w:t>
-      </w:r>
-      <w:r>
-        <w:rPr>
-          <w:rFonts w:hint="eastAsia"/>
-          <w:i/>
-          <w:iCs/>
-          <w:color w:val="FF0000"/>
-        </w:rPr>
-        <w:t>招标人</w:t>
-      </w:r>
-      <w:r>
-        <w:rPr>
-          <w:i/>
-          <w:iCs/>
-          <w:color w:val="FF0000"/>
-        </w:rPr>
-        <w:t>可根据</w:t>
-      </w:r>
-      <w:r>
-        <w:rPr>
-          <w:rFonts w:hint="eastAsia"/>
-          <w:i/>
-          <w:iCs/>
-          <w:color w:val="FF0000"/>
-        </w:rPr>
-        <w:t>具体</w:t>
-      </w:r>
-      <w:r>
-        <w:rPr>
-          <w:i/>
-          <w:iCs/>
-          <w:color w:val="FF0000"/>
-        </w:rPr>
-        <w:t>项目情况进行适当调整。</w:t>
-      </w:r>
-    </w:p>
-    <w:p>
-      <w:pPr>
-        <w:pStyle w:val="6"/>
-      </w:pPr>
-      <w:bookmarkStart w:id="267" w:name="_Toc17901"/>
-      <w:bookmarkStart w:id="268" w:name="_Toc24872"/>
-      <w:bookmarkStart w:id="269" w:name="_Toc16622"/>
-      <w:r>
-        <w:rPr>
-          <w:rFonts w:hint="eastAsia"/>
-        </w:rPr>
-        <w:t>1. 评标方法</w:t>
-      </w:r>
-      <w:bookmarkEnd w:id="267"/>
-      <w:bookmarkEnd w:id="268"/>
-      <w:bookmarkEnd w:id="269"/>
-    </w:p>
-    <w:p>
-      <w:r>
-        <w:rPr>
-          <w:rFonts w:hint="eastAsia"/>
-        </w:rPr>
-        <w:t>本次评标采用综合评估法。评标委员会对满足招标文件实质性要求的投标文件，按照本章第 2.2 款规定的评分标准进行打分，并按得分由高到低顺序推荐中标候选人，或根据招标人授权直接确定中标人，但投标报价低于其成本的除外。综合评分相等时，以投标报价低的优先；投标报价也相等的，以技术得分高的优先；如果技术得分也相等，按照评标办法前附表的规定确定中标候选人顺序。</w:t>
-      </w:r>
-    </w:p>
-    <w:p>
-      <w:pPr>
-        <w:pStyle w:val="6"/>
-      </w:pPr>
-      <w:bookmarkStart w:id="270" w:name="_Toc22852"/>
-      <w:bookmarkStart w:id="271" w:name="_Toc28863"/>
-      <w:bookmarkStart w:id="272" w:name="_Toc29240"/>
-      <w:r>
-        <w:rPr>
-          <w:rFonts w:hint="eastAsia"/>
-        </w:rPr>
-        <w:t>2. 评审标准</w:t>
-      </w:r>
-      <w:bookmarkEnd w:id="270"/>
-      <w:bookmarkEnd w:id="271"/>
-      <w:bookmarkEnd w:id="272"/>
-    </w:p>
-    <w:p>
-      <w:pPr>
-        <w:pStyle w:val="7"/>
-        <w:ind w:left="105"/>
-      </w:pPr>
-      <w:bookmarkStart w:id="273" w:name="_Toc3421"/>
-      <w:bookmarkStart w:id="274" w:name="_Toc13890"/>
-      <w:bookmarkStart w:id="275" w:name="_Toc31956"/>
-      <w:r>
-        <w:rPr>
-          <w:rFonts w:hint="eastAsia"/>
-        </w:rPr>
-        <w:t>2.1 初步评审标准</w:t>
-      </w:r>
-      <w:bookmarkEnd w:id="273"/>
-      <w:bookmarkEnd w:id="274"/>
-      <w:bookmarkEnd w:id="275"/>
-    </w:p>
-    <w:p>
-      <w:r>
-        <w:rPr>
-          <w:rFonts w:hint="eastAsia"/>
-        </w:rPr>
-        <w:t>2.1.1 形式评审标准：见评标办法前附表。</w:t>
-      </w:r>
-    </w:p>
-    <w:p>
-      <w:r>
-        <w:rPr>
-          <w:rFonts w:hint="eastAsia"/>
-        </w:rPr>
-        <w:t>2.1.2 资格评审标准：见评标办法前附表。</w:t>
-      </w:r>
-    </w:p>
-    <w:p>
-      <w:r>
-        <w:rPr>
-          <w:rFonts w:hint="eastAsia"/>
-        </w:rPr>
-        <w:t>2.1.3 响应性评审标准：见评标办法前附表。</w:t>
-      </w:r>
-    </w:p>
-    <w:p>
-      <w:pPr>
-        <w:pStyle w:val="7"/>
-        <w:ind w:left="105"/>
-      </w:pPr>
-      <w:bookmarkStart w:id="276" w:name="_Toc23184"/>
-      <w:bookmarkStart w:id="277" w:name="_Toc9194"/>
-      <w:bookmarkStart w:id="278" w:name="_Toc7621"/>
-      <w:r>
-        <w:rPr>
-          <w:rFonts w:hint="eastAsia"/>
-        </w:rPr>
-        <w:t>2.2 分值构成与评分标准</w:t>
-      </w:r>
-      <w:bookmarkEnd w:id="276"/>
-      <w:bookmarkEnd w:id="277"/>
-      <w:bookmarkEnd w:id="278"/>
-    </w:p>
-    <w:p>
-      <w:r>
-        <w:rPr>
-          <w:rFonts w:hint="eastAsia"/>
-        </w:rPr>
-        <w:t xml:space="preserve">2.2.1 分值构成 </w:t>
-      </w:r>
-    </w:p>
-    <w:p>
-      <w:r>
-        <w:rPr>
-          <w:rFonts w:hint="eastAsia"/>
-        </w:rPr>
-        <w:t>（1）商务部分：见评标办法前附表；</w:t>
-      </w:r>
-    </w:p>
-    <w:p>
-      <w:r>
-        <w:rPr>
-          <w:rFonts w:hint="eastAsia"/>
-        </w:rPr>
-        <w:t>（2）技术部分：见评标办法前附表；</w:t>
-      </w:r>
-    </w:p>
-    <w:p>
-      <w:r>
-        <w:rPr>
-          <w:rFonts w:hint="eastAsia"/>
-        </w:rPr>
-        <w:t>（3）投标报价：见评标办法前附表。</w:t>
-      </w:r>
-    </w:p>
-    <w:p>
-      <w:r>
-        <w:rPr>
-          <w:rFonts w:hint="eastAsia"/>
-        </w:rPr>
-        <w:t>2.2.2 评标基准价计算</w:t>
-      </w:r>
-    </w:p>
-    <w:p>
-      <w:r>
-        <w:rPr>
-          <w:rFonts w:hint="eastAsia"/>
-        </w:rPr>
-        <w:t>评标基准价计算方法：见评标办法前附表。</w:t>
-      </w:r>
-    </w:p>
-    <w:p>
-      <w:r>
-        <w:rPr>
-          <w:rFonts w:hint="eastAsia"/>
-        </w:rPr>
-        <w:t>2.2.3 投标报价的偏差率计算</w:t>
-      </w:r>
-    </w:p>
-    <w:p>
-      <w:r>
-        <w:rPr>
-          <w:rFonts w:hint="eastAsia"/>
-        </w:rPr>
-        <w:t>投标报价的偏差率计算公式：见评标办法前附表。</w:t>
-      </w:r>
-    </w:p>
-    <w:p>
-      <w:r>
-        <w:rPr>
-          <w:rFonts w:hint="eastAsia"/>
-        </w:rPr>
-        <w:t>2.2.4 评分标准</w:t>
-      </w:r>
-    </w:p>
-    <w:p>
-      <w:r>
-        <w:rPr>
-          <w:rFonts w:hint="eastAsia"/>
-        </w:rPr>
-        <w:t>（1）商务评分标准：见评标办法前附表；</w:t>
-      </w:r>
-    </w:p>
-    <w:p>
-      <w:r>
-        <w:rPr>
-          <w:rFonts w:hint="eastAsia"/>
-        </w:rPr>
-        <w:t>（2）技术评分标准：见评标办法前附表；</w:t>
-      </w:r>
-    </w:p>
-    <w:p>
-      <w:r>
-        <w:rPr>
-          <w:rFonts w:hint="eastAsia"/>
-        </w:rPr>
-        <w:t>（3）投标报价评分标准：见评标办法前附表。</w:t>
-      </w:r>
-    </w:p>
-    <w:p>
-      <w:pPr>
-        <w:pStyle w:val="6"/>
-      </w:pPr>
-      <w:bookmarkStart w:id="279" w:name="_Toc23062"/>
-      <w:bookmarkStart w:id="280" w:name="_Toc4140"/>
-      <w:bookmarkStart w:id="281" w:name="_Toc25622"/>
-      <w:r>
-        <w:rPr>
-          <w:rFonts w:hint="eastAsia"/>
-        </w:rPr>
-        <w:t>3. 评标程序</w:t>
-      </w:r>
-      <w:bookmarkEnd w:id="279"/>
-      <w:bookmarkEnd w:id="280"/>
-      <w:bookmarkEnd w:id="281"/>
-    </w:p>
-    <w:p>
-      <w:pPr>
-        <w:pStyle w:val="7"/>
-        <w:ind w:left="105"/>
-      </w:pPr>
-      <w:bookmarkStart w:id="282" w:name="_Toc30057"/>
-      <w:bookmarkStart w:id="283" w:name="_Toc8791"/>
-      <w:bookmarkStart w:id="284" w:name="_Toc4967"/>
-      <w:r>
-        <w:rPr>
-          <w:rFonts w:hint="eastAsia"/>
-        </w:rPr>
-        <w:t>3.1 初步评审</w:t>
-      </w:r>
-      <w:bookmarkEnd w:id="282"/>
-      <w:bookmarkEnd w:id="283"/>
-      <w:bookmarkEnd w:id="284"/>
-    </w:p>
-    <w:p>
-      <w:r>
-        <w:rPr>
-          <w:rFonts w:hint="eastAsia"/>
-        </w:rPr>
-        <w:t>3.1.1 评标委员会可以要求投标人提交第二章“投标人须知”规定的有关证明和证件的原件，以便核验。评标委员会依据本章第 2.1 款规定的标准对投标文件进行初步评审。有一项不符合评审标准的，评标委员会应当否决其投标。</w:t>
-      </w:r>
-    </w:p>
-    <w:p>
-      <w:r>
-        <w:rPr>
-          <w:rFonts w:hint="eastAsia"/>
-        </w:rPr>
-        <w:t>3.1.2 投标人有以下情形之一的，评标委员会应当否决其投标：</w:t>
-      </w:r>
-    </w:p>
-    <w:p>
-      <w:r>
-        <w:rPr>
-          <w:rFonts w:hint="eastAsia"/>
-        </w:rPr>
-        <w:t>（1）投标文件没有对招标文件的实质性要求和条件作出响应，或者对招标文件的偏差超出招标文件规定的偏差范围或最高项数；</w:t>
-      </w:r>
-    </w:p>
-    <w:p>
-      <w:r>
-        <w:rPr>
-          <w:rFonts w:hint="eastAsia"/>
-        </w:rPr>
-        <w:t>（2）有串通投标、弄虚作假、行贿等违法行为；</w:t>
-      </w:r>
-    </w:p>
-    <w:p>
-      <w:r>
-        <w:rPr>
-          <w:rFonts w:hint="eastAsia"/>
-        </w:rPr>
-        <w:t>（3）投标报价高于最高投标限价的；</w:t>
-      </w:r>
-    </w:p>
-    <w:p>
-      <w:r>
-        <w:rPr>
-          <w:rFonts w:hint="eastAsia"/>
-        </w:rPr>
-        <w:t>（4）法律、法规或招标文件中有文字描述明确否决的其他情形或标注“★”的条款出现负偏离的（如有）。</w:t>
-      </w:r>
-    </w:p>
-    <w:p>
-      <w:r>
-        <w:rPr>
-          <w:rFonts w:hint="eastAsia"/>
-        </w:rPr>
-        <w:t>3.1.3 投标报价有算术错误及其他错误的，评标委员会按以下原则要求投标人对投标报价进行修正，并要求投标人书面澄清确认。投标人拒不澄清确认的，评标委员会应当否决其投标：</w:t>
-      </w:r>
-    </w:p>
-    <w:p>
-      <w:r>
-        <w:rPr>
-          <w:rFonts w:hint="eastAsia"/>
-        </w:rPr>
-        <w:t>（1）投标文件中的大写金额与小写金额不一致的，以大写金额为准；</w:t>
-      </w:r>
-    </w:p>
-    <w:p>
-      <w:r>
-        <w:rPr>
-          <w:rFonts w:hint="eastAsia"/>
-        </w:rPr>
-        <w:t>（2）总价金额与单价金额不一致的，以单价金额为准，但单价金额小数点有明显错误的除外；</w:t>
-      </w:r>
-    </w:p>
-    <w:p>
-      <w:r>
-        <w:rPr>
-          <w:rFonts w:hint="eastAsia"/>
-        </w:rPr>
-        <w:t>（3）投标报价为各分项报价金额之和，投标报价与分项报价的合价不一致的，应以各分项合价累计数为准，修正投标报价；</w:t>
-      </w:r>
-    </w:p>
-    <w:p>
-      <w:pPr>
-        <w:ind w:left="105"/>
-      </w:pPr>
-      <w:r>
-        <w:rPr>
-          <w:rFonts w:hint="eastAsia"/>
-        </w:rPr>
-        <w:t>（4）如果分项报价中存在缺漏项，则视为缺漏项价格已包含在其他分项报价之中。</w:t>
-      </w:r>
-    </w:p>
-    <w:p>
-      <w:pPr>
-        <w:pStyle w:val="7"/>
-        <w:ind w:left="105"/>
-      </w:pPr>
-      <w:bookmarkStart w:id="285" w:name="_Toc29422"/>
-      <w:bookmarkStart w:id="286" w:name="_Toc30765"/>
-      <w:bookmarkStart w:id="287" w:name="_Toc17814"/>
-      <w:r>
-        <w:rPr>
-          <w:rFonts w:hint="eastAsia"/>
-        </w:rPr>
-        <w:t>3.2 详细评审</w:t>
-      </w:r>
-      <w:bookmarkEnd w:id="285"/>
-      <w:bookmarkEnd w:id="286"/>
-      <w:bookmarkEnd w:id="287"/>
-    </w:p>
-    <w:p>
-      <w:r>
-        <w:rPr>
-          <w:rFonts w:hint="eastAsia"/>
-        </w:rPr>
-        <w:t>3.2.1 评标委员会按本章第 2.2 款规定的量化因素和分值进行打分，并计算出综合评估得分。</w:t>
-      </w:r>
-    </w:p>
-    <w:p>
-      <w:r>
-        <w:rPr>
-          <w:rFonts w:hint="eastAsia"/>
-        </w:rPr>
-        <w:t>（1）按本章第 2.2.4（1）目规定的评审因素和分值对商务部分计算出得分 A；</w:t>
-      </w:r>
-    </w:p>
-    <w:p>
-      <w:r>
-        <w:rPr>
-          <w:rFonts w:hint="eastAsia"/>
-        </w:rPr>
-        <w:t>（2）按本章第 2.2.4（2）目规定的评审因素和分值对技术部分计算出得分 B；</w:t>
-      </w:r>
-    </w:p>
-    <w:p>
-      <w:r>
-        <w:rPr>
-          <w:rFonts w:hint="eastAsia"/>
-        </w:rPr>
-        <w:t>（3）按本章第 2.2.4（3）目规定的评审因素和分值对投标报价计算出得分 C。</w:t>
-      </w:r>
-    </w:p>
-    <w:p>
-      <w:r>
-        <w:rPr>
-          <w:rFonts w:hint="eastAsia"/>
-        </w:rPr>
-        <w:t>3.2.2 评分分值计算保留小数点后两位，小数点后第三位“四舍五入”。</w:t>
-      </w:r>
-    </w:p>
-    <w:p>
-      <w:r>
-        <w:rPr>
-          <w:rFonts w:hint="eastAsia"/>
-        </w:rPr>
-        <w:t>3.2.3 投标人得分=A+B+C。</w:t>
-      </w:r>
-    </w:p>
-    <w:p>
-      <w:r>
-        <w:rPr>
-          <w:rFonts w:hint="eastAsia"/>
-        </w:rPr>
-        <w:t>3.2.4 评标委员会发现投标人的报价明显低于其他投标报价，使得其投标报价可能低于其个别成本的，应当要求该投标人作出书面说明并提供相应的证明材料。投标人不能合理说明或者不能提供相应证明材料的，评标委员会应当认定该投标人以低于成本报价竞标，并否决其投标。</w:t>
-      </w:r>
-    </w:p>
-    <w:p>
-      <w:pPr>
-        <w:pStyle w:val="7"/>
-        <w:ind w:left="105"/>
-      </w:pPr>
-      <w:bookmarkStart w:id="288" w:name="_Toc2062"/>
-      <w:bookmarkStart w:id="289" w:name="_Toc19029"/>
-      <w:bookmarkStart w:id="290" w:name="_Toc22997"/>
-      <w:r>
-        <w:rPr>
-          <w:rFonts w:hint="eastAsia"/>
-        </w:rPr>
-        <w:t>3.3 投标文件的澄清</w:t>
-      </w:r>
-      <w:bookmarkEnd w:id="288"/>
-      <w:bookmarkEnd w:id="289"/>
-      <w:bookmarkEnd w:id="290"/>
-      <w:r>
-        <w:rPr>
-          <w:rFonts w:hint="eastAsia"/>
-        </w:rPr>
-        <w:t xml:space="preserve"> </w:t>
-      </w:r>
-    </w:p>
-    <w:p>
-      <w:r>
-        <w:rPr>
-          <w:rFonts w:hint="eastAsia"/>
-        </w:rPr>
-        <w:t>3.3.1 在评标过程中，评标委员会可以书面形式要求投标人对投标文件中含义不明确、对同类问题表述不一致或者有明显文字和计算错误的内容作必要的澄清、说明或补正。澄清、说明或补正应以书面方式进行。评标委员会不接受投标人主动提出的澄清、说明或补正。</w:t>
-      </w:r>
-    </w:p>
-    <w:p>
-      <w:r>
-        <w:rPr>
-          <w:rFonts w:hint="eastAsia"/>
-        </w:rPr>
-        <w:t>3.3.2 澄清、说明或补正不得超出投标文件的范围且不得改变投标文件的实质性内容，并构成投标文件的组成部分。</w:t>
-      </w:r>
-    </w:p>
-    <w:p>
-      <w:r>
-        <w:rPr>
-          <w:rFonts w:hint="eastAsia"/>
-        </w:rPr>
-        <w:t>3.3.3 评标委员会对投标人提交的澄清、说明或补正有疑问的，可以要求投标人进一步澄清、说明或补正，直至满足评标委员会的要求。</w:t>
-      </w:r>
-    </w:p>
-    <w:p>
-      <w:pPr>
-        <w:pStyle w:val="7"/>
-        <w:ind w:left="105"/>
-      </w:pPr>
-      <w:bookmarkStart w:id="291" w:name="_Toc8051"/>
-      <w:bookmarkStart w:id="292" w:name="_Toc31343"/>
-      <w:bookmarkStart w:id="293" w:name="_Toc6945"/>
-      <w:r>
-        <w:rPr>
-          <w:rFonts w:hint="eastAsia"/>
-        </w:rPr>
-        <w:t>3.4 评标结果</w:t>
-      </w:r>
-      <w:bookmarkEnd w:id="291"/>
-      <w:bookmarkEnd w:id="292"/>
-      <w:bookmarkEnd w:id="293"/>
-    </w:p>
-    <w:p>
-      <w:r>
-        <w:rPr>
-          <w:rFonts w:hint="eastAsia"/>
-        </w:rPr>
-        <w:t xml:space="preserve">3.4.1 </w:t>
-      </w:r>
-      <w:r>
-        <w:rPr>
-          <w:rFonts w:ascii="宋体" w:hAnsi="宋体" w:cs="宋体"/>
-        </w:rPr>
-        <w:t>除第二章</w:t>
-      </w:r>
-      <w:r>
-        <w:rPr>
-          <w:rFonts w:eastAsia="Times New Roman" w:cs="Times New Roman"/>
-        </w:rPr>
-        <w:t>“</w:t>
-      </w:r>
-      <w:r>
-        <w:rPr>
-          <w:rFonts w:ascii="宋体" w:hAnsi="宋体" w:cs="宋体"/>
-        </w:rPr>
-        <w:t>投标人须知</w:t>
-      </w:r>
-      <w:r>
-        <w:rPr>
-          <w:rFonts w:eastAsia="Times New Roman" w:cs="Times New Roman"/>
-        </w:rPr>
-        <w:t>”</w:t>
-      </w:r>
-      <w:r>
-        <w:rPr>
-          <w:rFonts w:ascii="宋体" w:hAnsi="宋体" w:cs="宋体"/>
-        </w:rPr>
-        <w:t>前附表授权直接确定中标人外，评标委员会按照得分由高到低的顺序推荐中标候选人，并标明排序</w:t>
-      </w:r>
-      <w:r>
-        <w:rPr>
-          <w:rFonts w:hint="eastAsia"/>
-        </w:rPr>
-        <w:t>。</w:t>
-      </w:r>
-    </w:p>
-    <w:p>
-      <w:r>
-        <w:rPr>
-          <w:rFonts w:hint="eastAsia"/>
-        </w:rPr>
-        <w:t>评标委员会推荐中标候选人时，应当遵循以下原则：</w:t>
-      </w:r>
-    </w:p>
-    <w:p>
-      <w:r>
-        <w:rPr>
-          <w:rFonts w:hint="eastAsia"/>
-        </w:rPr>
-        <w:t>（1）如果有效投标超过3个，则推荐排名次序位于前3名的投标人作为中标候选人；</w:t>
-      </w:r>
-    </w:p>
-    <w:p>
-      <w:r>
-        <w:rPr>
-          <w:rFonts w:hint="eastAsia"/>
-        </w:rPr>
-        <w:t>（2）如果有效投标不足3个，评标委员会认为仍具有竞争性时，则推荐所有有效投标的投标人作为中标候选人；</w:t>
-      </w:r>
-    </w:p>
-    <w:p>
-      <w:r>
-        <w:rPr>
-          <w:rFonts w:hint="eastAsia"/>
-        </w:rPr>
-        <w:t>（3）评标委员会推荐的中标候选人的排序应与有效投标排序中的排名次序保持一致。</w:t>
-      </w:r>
-    </w:p>
-    <w:p>
-      <w:r>
-        <w:rPr>
-          <w:rFonts w:hint="eastAsia"/>
-        </w:rPr>
-        <w:t>3.4.2 评标委员会完成评标后，应当向招标人提交书面评标报告和中标候选人名单。</w:t>
+      </w:pPr>
+      <w:r>
+        <w:br w:type="page"/>
+      </w:r>
+    </w:p>
+    <w:p>
+      <w:pPr>
+        <w:pStyle w:val="5"/>
+      </w:pPr>
+      <w:bookmarkStart w:id="294" w:name="_Toc8658"/>
+      <w:bookmarkStart w:id="295" w:name="_Toc5276"/>
+      <w:bookmarkStart w:id="296" w:name="_Toc21161"/>
+      <w:r>
+        <w:rPr>
+          <w:rFonts w:hint="eastAsia"/>
+        </w:rPr>
+        <w:t>第四章 合同条款及格式</w:t>
+      </w:r>
+      <w:bookmarkEnd w:id="294"/>
+      <w:bookmarkEnd w:id="295"/>
+      <w:bookmarkEnd w:id="296"/>
+    </w:p>
+    <w:p>
+      <w:r>
+        <w:rPr>
+          <w:rFonts w:hint="eastAsia"/>
+        </w:rPr>
+        <w:t>招标人原则上应当采用中国中冶发布的采购合同示范文本。</w:t>
       </w:r>
     </w:p>
     <w:p>
@@ -27719,42 +27444,6 @@
         <w:spacing w:line="240" w:lineRule="auto"/>
         <w:ind w:firstLine="0" w:firstLineChars="0"/>
         <w:jc w:val="left"/>
-      </w:pPr>
-      <w:r>
-        <w:br w:type="page"/>
-      </w:r>
-    </w:p>
-    <w:p>
-      <w:pPr>
-        <w:pStyle w:val="5"/>
-      </w:pPr>
-      <w:bookmarkStart w:id="294" w:name="_Toc5276"/>
-      <w:bookmarkStart w:id="295" w:name="_Toc21161"/>
-      <w:bookmarkStart w:id="296" w:name="_Toc8658"/>
-      <w:r>
-        <w:rPr>
-          <w:rFonts w:hint="eastAsia"/>
-        </w:rPr>
-        <w:t>第四章 合同条款及格式</w:t>
-      </w:r>
-      <w:bookmarkEnd w:id="294"/>
-      <w:bookmarkEnd w:id="295"/>
-      <w:bookmarkEnd w:id="296"/>
-    </w:p>
-    <w:p>
-      <w:r>
-        <w:rPr>
-          <w:rFonts w:hint="eastAsia"/>
-        </w:rPr>
-        <w:t>招标人原则上应当采用中国中冶发布的采购合同示范文本。</w:t>
-      </w:r>
-    </w:p>
-    <w:p>
-      <w:pPr>
-        <w:widowControl/>
-        <w:spacing w:line="240" w:lineRule="auto"/>
-        <w:ind w:firstLine="0" w:firstLineChars="0"/>
-        <w:jc w:val="left"/>
         <w:rPr>
           <w:rFonts w:ascii="Calibri Light" w:hAnsi="Calibri Light" w:cs="宋体"/>
           <w:b/>
@@ -27771,9 +27460,9 @@
       <w:pPr>
         <w:pStyle w:val="5"/>
       </w:pPr>
-      <w:bookmarkStart w:id="297" w:name="_Toc11285"/>
-      <w:bookmarkStart w:id="298" w:name="_Toc5062"/>
-      <w:bookmarkStart w:id="299" w:name="_Toc8181"/>
+      <w:bookmarkStart w:id="297" w:name="_Toc5062"/>
+      <w:bookmarkStart w:id="298" w:name="_Toc8181"/>
+      <w:bookmarkStart w:id="299" w:name="_Toc11285"/>
       <w:r>
         <w:rPr>
           <w:rFonts w:hint="eastAsia"/>
@@ -27786,144 +27475,6 @@
     </w:p>
     <w:p>
       <w:pPr>
-        <w:ind w:firstLine="640"/>
-        <w:rPr>
-          <w:sz w:val="32"/>
-          <w:szCs w:val="36"/>
-        </w:rPr>
-      </w:pPr>
-      <w:r>
-        <w:rPr>
-          <w:rFonts w:hint="eastAsia"/>
-          <w:i/>
-          <w:color w:val="FF0000"/>
-          <w:sz w:val="32"/>
-          <w:szCs w:val="36"/>
-        </w:rPr>
-        <w:t>（采购</w:t>
-      </w:r>
-      <w:r>
-        <w:rPr>
-          <w:i/>
-          <w:color w:val="FF0000"/>
-          <w:sz w:val="32"/>
-          <w:szCs w:val="36"/>
-        </w:rPr>
-        <w:t>需求书可以</w:t>
-      </w:r>
-      <w:r>
-        <w:rPr>
-          <w:rFonts w:hint="eastAsia"/>
-          <w:i/>
-          <w:color w:val="FF0000"/>
-          <w:sz w:val="32"/>
-          <w:szCs w:val="36"/>
-        </w:rPr>
-        <w:t>做为附件</w:t>
-      </w:r>
-      <w:r>
-        <w:rPr>
-          <w:i/>
-          <w:color w:val="FF0000"/>
-          <w:sz w:val="32"/>
-          <w:szCs w:val="36"/>
-        </w:rPr>
-        <w:t>，</w:t>
-      </w:r>
-      <w:r>
-        <w:rPr>
-          <w:rFonts w:hint="eastAsia"/>
-          <w:i/>
-          <w:color w:val="FF0000"/>
-          <w:sz w:val="32"/>
-          <w:szCs w:val="36"/>
-        </w:rPr>
-        <w:t>此处注明</w:t>
-      </w:r>
-      <w:r>
-        <w:rPr>
-          <w:i/>
-          <w:color w:val="FF0000"/>
-          <w:sz w:val="32"/>
-          <w:szCs w:val="36"/>
-        </w:rPr>
-        <w:t>见附件</w:t>
-      </w:r>
-      <w:r>
-        <w:rPr>
-          <w:rFonts w:hint="eastAsia"/>
-          <w:i/>
-          <w:color w:val="FF0000"/>
-          <w:sz w:val="32"/>
-          <w:szCs w:val="36"/>
-        </w:rPr>
-        <w:t>，采购需求书做</w:t>
-      </w:r>
-      <w:r>
-        <w:rPr>
-          <w:i/>
-          <w:color w:val="FF0000"/>
-          <w:sz w:val="32"/>
-          <w:szCs w:val="36"/>
-        </w:rPr>
-        <w:t>附件</w:t>
-      </w:r>
-      <w:r>
-        <w:rPr>
-          <w:rFonts w:hint="eastAsia"/>
-          <w:i/>
-          <w:color w:val="FF0000"/>
-          <w:sz w:val="32"/>
-          <w:szCs w:val="36"/>
-        </w:rPr>
-        <w:t>时，</w:t>
-      </w:r>
-      <w:r>
-        <w:rPr>
-          <w:i/>
-          <w:color w:val="FF0000"/>
-          <w:sz w:val="32"/>
-          <w:szCs w:val="36"/>
-        </w:rPr>
-        <w:t>以下内容可删除</w:t>
-      </w:r>
-      <w:r>
-        <w:rPr>
-          <w:rFonts w:hint="eastAsia"/>
-          <w:i/>
-          <w:color w:val="FF0000"/>
-          <w:sz w:val="32"/>
-          <w:szCs w:val="36"/>
-        </w:rPr>
-        <w:t>）</w:t>
-      </w:r>
-    </w:p>
-    <w:p>
-      <w:pPr>
-        <w:rPr>
-          <w:i/>
-          <w:iCs/>
-          <w:color w:val="FF0000"/>
-        </w:rPr>
-      </w:pPr>
-      <w:r>
-        <w:rPr>
-          <w:rFonts w:hint="eastAsia"/>
-          <w:i/>
-          <w:iCs/>
-          <w:color w:val="FF0000"/>
-        </w:rPr>
-        <w:t>招标人应尽可能清晰准确地提出对材料/设备的需求，并对所要求提供的材料/设备名称、规格、数量及单位、交货期、交货地点、质量标准、验收标准、相关服务要求等作出说明。鉴于采购需求书是合同文件的组成文件之一，指代主体名称宜采用买方和卖方分别表示招标人和投标人或中标人。</w:t>
-      </w:r>
-    </w:p>
-    <w:p>
-      <w:pPr>
-        <w:pStyle w:val="2"/>
-        <w:ind w:firstLine="400"/>
-      </w:pPr>
-    </w:p>
-    <w:p>
-      <w:pPr>
         <w:pStyle w:val="6"/>
         <w:rPr>
           <w:sz w:val="21"/>
@@ -27947,23 +27498,12 @@
       </w:r>
     </w:p>
     <w:p>
-      <w:r>
-        <w:rPr>
-          <w:rFonts w:hint="eastAsia"/>
-          <w:i/>
-          <w:iCs/>
-          <w:color w:val="FF0000"/>
-        </w:rPr>
-        <w:t>招标人可根据需要对工程项目的概况进行介绍，以使投标人更清晰地了解供货的总体要求和相关信息。</w:t>
-      </w:r>
-    </w:p>
-    <w:p>
       <w:pPr>
         <w:pStyle w:val="6"/>
       </w:pPr>
-      <w:bookmarkStart w:id="303" w:name="_Toc1227"/>
+      <w:bookmarkStart w:id="303" w:name="_Toc5215"/>
       <w:bookmarkStart w:id="304" w:name="_Toc21058"/>
-      <w:bookmarkStart w:id="305" w:name="_Toc5215"/>
+      <w:bookmarkStart w:id="305" w:name="_Toc1227"/>
       <w:r>
         <w:rPr>
           <w:rFonts w:hint="eastAsia"/>
@@ -28981,14 +28521,16 @@
         </w:rPr>
         <w:br w:type="page"/>
       </w:r>
+      <w:bookmarkStart w:id="391" w:name="_GoBack"/>
+      <w:bookmarkEnd w:id="391"/>
     </w:p>
     <w:p>
       <w:pPr>
         <w:pStyle w:val="5"/>
       </w:pPr>
-      <w:bookmarkStart w:id="315" w:name="_Toc14122"/>
-      <w:bookmarkStart w:id="316" w:name="_Toc21551"/>
-      <w:bookmarkStart w:id="317" w:name="_Toc1685"/>
+      <w:bookmarkStart w:id="315" w:name="_Toc21551"/>
+      <w:bookmarkStart w:id="316" w:name="_Toc1685"/>
+      <w:bookmarkStart w:id="317" w:name="_Toc14122"/>
       <w:r>
         <w:rPr>
           <w:rFonts w:hint="eastAsia"/>
@@ -29021,9 +28563,9 @@
       <w:pPr>
         <w:pStyle w:val="6"/>
       </w:pPr>
-      <w:bookmarkStart w:id="318" w:name="_Toc14116"/>
-      <w:bookmarkStart w:id="319" w:name="_Toc1387"/>
-      <w:bookmarkStart w:id="320" w:name="_Toc31866"/>
+      <w:bookmarkStart w:id="318" w:name="_Toc31866"/>
+      <w:bookmarkStart w:id="319" w:name="_Toc14116"/>
+      <w:bookmarkStart w:id="320" w:name="_Toc1387"/>
       <w:r>
         <w:rPr>
           <w:rFonts w:hint="eastAsia"/>
@@ -29567,9 +29109,9 @@
         <w:pStyle w:val="6"/>
         <w:jc w:val="center"/>
       </w:pPr>
-      <w:bookmarkStart w:id="321" w:name="_Toc20777"/>
-      <w:bookmarkStart w:id="322" w:name="_Toc28079"/>
-      <w:bookmarkStart w:id="323" w:name="_Toc30060"/>
+      <w:bookmarkStart w:id="321" w:name="_Toc30060"/>
+      <w:bookmarkStart w:id="322" w:name="_Toc20777"/>
+      <w:bookmarkStart w:id="323" w:name="_Toc28079"/>
       <w:r>
         <w:rPr>
           <w:rFonts w:hint="eastAsia"/>
@@ -29785,7 +29327,7 @@
       <w:pPr>
         <w:numPr>
           <w:ilvl w:val="0"/>
-          <w:numId w:val="3"/>
+          <w:numId w:val="2"/>
         </w:numPr>
       </w:pPr>
       <w:r>
@@ -29906,7 +29448,7 @@
       <w:pPr>
         <w:numPr>
           <w:ilvl w:val="0"/>
-          <w:numId w:val="3"/>
+          <w:numId w:val="2"/>
         </w:numPr>
       </w:pPr>
       <w:r>
@@ -29914,222 +29456,6 @@
           <w:rFonts w:hint="eastAsia"/>
         </w:rPr>
         <w:t>我方的投标文件包括下列内容：</w:t>
-      </w:r>
-    </w:p>
-    <w:p>
-      <w:pPr>
-        <w:numPr>
-          <w:ilvl w:val="0"/>
-          <w:numId w:val="4"/>
-        </w:numPr>
-        <w:ind w:left="709" w:firstLineChars="0"/>
-      </w:pPr>
-      <w:r>
-        <w:rPr>
-          <w:rFonts w:hint="eastAsia"/>
-        </w:rPr>
-        <w:t>投标函；</w:t>
-      </w:r>
-    </w:p>
-    <w:p>
-      <w:pPr>
-        <w:numPr>
-          <w:ilvl w:val="0"/>
-          <w:numId w:val="4"/>
-        </w:numPr>
-        <w:ind w:left="709" w:firstLineChars="0"/>
-      </w:pPr>
-      <w:r>
-        <w:rPr>
-          <w:rFonts w:hint="eastAsia"/>
-        </w:rPr>
-        <w:t>法定代表人身份证明或授权委托书；</w:t>
-      </w:r>
-    </w:p>
-    <w:p>
-      <w:pPr>
-        <w:numPr>
-          <w:ilvl w:val="0"/>
-          <w:numId w:val="4"/>
-        </w:numPr>
-        <w:ind w:left="709" w:firstLineChars="0"/>
-      </w:pPr>
-      <w:r>
-        <w:rPr>
-          <w:rFonts w:hint="eastAsia"/>
-        </w:rPr>
-        <w:t>联合体协议书（如有）；</w:t>
-      </w:r>
-    </w:p>
-    <w:p>
-      <w:pPr>
-        <w:numPr>
-          <w:ilvl w:val="0"/>
-          <w:numId w:val="4"/>
-        </w:numPr>
-        <w:ind w:left="709" w:firstLineChars="0"/>
-      </w:pPr>
-      <w:r>
-        <w:rPr>
-          <w:rFonts w:hint="eastAsia"/>
-        </w:rPr>
-        <w:t>投标保证金（如有）；</w:t>
-      </w:r>
-    </w:p>
-    <w:p>
-      <w:pPr>
-        <w:numPr>
-          <w:ilvl w:val="0"/>
-          <w:numId w:val="4"/>
-        </w:numPr>
-        <w:ind w:left="709" w:firstLineChars="0"/>
-      </w:pPr>
-      <w:r>
-        <w:rPr>
-          <w:rFonts w:hint="eastAsia"/>
-        </w:rPr>
-        <w:t>商务和技术偏差表；</w:t>
-      </w:r>
-    </w:p>
-    <w:p>
-      <w:pPr>
-        <w:numPr>
-          <w:ilvl w:val="0"/>
-          <w:numId w:val="4"/>
-        </w:numPr>
-        <w:ind w:left="709" w:firstLineChars="0"/>
-      </w:pPr>
-      <w:r>
-        <w:rPr>
-          <w:rFonts w:hint="eastAsia"/>
-        </w:rPr>
-        <w:t>分项报价表；</w:t>
-      </w:r>
-    </w:p>
-    <w:p>
-      <w:pPr>
-        <w:numPr>
-          <w:ilvl w:val="0"/>
-          <w:numId w:val="4"/>
-        </w:numPr>
-        <w:ind w:left="709" w:firstLineChars="0"/>
-      </w:pPr>
-      <w:r>
-        <w:rPr>
-          <w:rFonts w:hint="eastAsia"/>
-        </w:rPr>
-        <w:t>资格审查资料（如有）；</w:t>
-      </w:r>
-    </w:p>
-    <w:p>
-      <w:pPr>
-        <w:numPr>
-          <w:ilvl w:val="0"/>
-          <w:numId w:val="4"/>
-        </w:numPr>
-        <w:ind w:left="709" w:firstLineChars="0"/>
-      </w:pPr>
-      <w:r>
-        <w:rPr>
-          <w:rFonts w:hint="eastAsia"/>
-        </w:rPr>
-        <w:t>项目实施方案及质量标准；</w:t>
-      </w:r>
-    </w:p>
-    <w:p>
-      <w:pPr>
-        <w:ind w:left="709" w:firstLine="0" w:firstLineChars="0"/>
-      </w:pPr>
-      <w:r>
-        <w:rPr>
-          <w:rFonts w:hint="eastAsia"/>
-        </w:rPr>
-        <w:t>（</w:t>
-      </w:r>
-      <w:r>
-        <w:t>9</w:t>
-      </w:r>
-      <w:r>
-        <w:rPr>
-          <w:rFonts w:hint="eastAsia"/>
-        </w:rPr>
-        <w:t>）技术支持材料；</w:t>
-      </w:r>
-    </w:p>
-    <w:p>
-      <w:pPr>
-        <w:ind w:left="709" w:firstLine="0" w:firstLineChars="0"/>
-      </w:pPr>
-      <w:r>
-        <w:rPr>
-          <w:rFonts w:hint="eastAsia"/>
-        </w:rPr>
-        <w:t>（1</w:t>
-      </w:r>
-      <w:r>
-        <w:t>0</w:t>
-      </w:r>
-      <w:r>
-        <w:rPr>
-          <w:rFonts w:hint="eastAsia"/>
-        </w:rPr>
-        <w:t>）包装、运输方案；</w:t>
-      </w:r>
-    </w:p>
-    <w:p>
-      <w:pPr>
-        <w:ind w:left="709" w:firstLine="0" w:firstLineChars="0"/>
-      </w:pPr>
-      <w:r>
-        <w:rPr>
-          <w:rFonts w:hint="eastAsia"/>
-        </w:rPr>
-        <w:t>（1</w:t>
-      </w:r>
-      <w:r>
-        <w:t>1</w:t>
-      </w:r>
-      <w:r>
-        <w:rPr>
-          <w:rFonts w:hint="eastAsia"/>
-        </w:rPr>
-        <w:t>）相关服务计划；</w:t>
-      </w:r>
-    </w:p>
-    <w:p>
-      <w:pPr>
-        <w:ind w:left="709" w:firstLine="0" w:firstLineChars="0"/>
-      </w:pPr>
-      <w:r>
-        <w:rPr>
-          <w:rFonts w:hint="eastAsia"/>
-        </w:rPr>
-        <w:t>（1</w:t>
-      </w:r>
-      <w:r>
-        <w:t>2</w:t>
-      </w:r>
-      <w:r>
-        <w:rPr>
-          <w:rFonts w:hint="eastAsia"/>
-        </w:rPr>
-        <w:t>）其他资料。</w:t>
-      </w:r>
-    </w:p>
-    <w:p>
-      <w:pPr>
-        <w:ind w:left="709" w:firstLine="0" w:firstLineChars="0"/>
-      </w:pPr>
-      <w:r>
-        <w:t>……</w:t>
-      </w:r>
-    </w:p>
-    <w:p>
-      <w:r>
-        <w:rPr>
-          <w:rFonts w:hint="eastAsia"/>
-        </w:rPr>
-        <w:t>投标文件的上述组成部分如存在内容不一致的，以投标函为准。</w:t>
       </w:r>
     </w:p>
     <w:p>
@@ -30138,12 +29464,13 @@
           <w:ilvl w:val="0"/>
           <w:numId w:val="3"/>
         </w:numPr>
-      </w:pPr>
-      <w:r>
-        <w:rPr>
-          <w:rFonts w:hint="eastAsia"/>
-        </w:rPr>
-        <w:t>我方承诺除商务和技术偏差表列出的偏差外，我方响应招标文件的全部要求。</w:t>
+        <w:ind w:left="709" w:firstLineChars="0"/>
+      </w:pPr>
+      <w:r>
+        <w:rPr>
+          <w:rFonts w:hint="eastAsia"/>
+        </w:rPr>
+        <w:t>投标函；</w:t>
       </w:r>
     </w:p>
     <w:p>
@@ -30152,12 +29479,13 @@
           <w:ilvl w:val="0"/>
           <w:numId w:val="3"/>
         </w:numPr>
-      </w:pPr>
-      <w:r>
-        <w:rPr>
-          <w:rFonts w:hint="eastAsia"/>
-        </w:rPr>
-        <w:t>我方承诺在招标文件规定的投标有效期内不撤销投标文件。</w:t>
+        <w:ind w:left="709" w:firstLineChars="0"/>
+      </w:pPr>
+      <w:r>
+        <w:rPr>
+          <w:rFonts w:hint="eastAsia"/>
+        </w:rPr>
+        <w:t>法定代表人身份证明或授权委托书；</w:t>
       </w:r>
     </w:p>
     <w:p>
@@ -30166,75 +29494,13 @@
           <w:ilvl w:val="0"/>
           <w:numId w:val="3"/>
         </w:numPr>
-      </w:pPr>
-      <w:r>
-        <w:rPr>
-          <w:rFonts w:hint="eastAsia"/>
-        </w:rPr>
-        <w:t>如我方中标，我方承诺：</w:t>
-      </w:r>
-      <w:r>
-        <w:t xml:space="preserve"> </w:t>
-      </w:r>
-    </w:p>
-    <w:p>
-      <w:pPr>
-        <w:numPr>
-          <w:ilvl w:val="1"/>
-          <w:numId w:val="4"/>
-        </w:numPr>
-        <w:ind w:left="567" w:firstLine="140" w:firstLineChars="67"/>
-      </w:pPr>
-      <w:r>
-        <w:rPr>
-          <w:rFonts w:hint="eastAsia"/>
-        </w:rPr>
-        <w:t>在收到中标通知书后，在中标通知书规定的期限内与你方签订合同；</w:t>
-      </w:r>
-    </w:p>
-    <w:p>
-      <w:pPr>
-        <w:numPr>
-          <w:ilvl w:val="1"/>
-          <w:numId w:val="4"/>
-        </w:numPr>
-        <w:ind w:left="567" w:firstLine="140" w:firstLineChars="67"/>
-      </w:pPr>
-      <w:r>
-        <w:rPr>
-          <w:rFonts w:hint="eastAsia"/>
-        </w:rPr>
-        <w:t>在签订合同时不向你方提出附加条件；</w:t>
-      </w:r>
-    </w:p>
-    <w:p>
-      <w:pPr>
-        <w:numPr>
-          <w:ilvl w:val="1"/>
-          <w:numId w:val="4"/>
-        </w:numPr>
-        <w:ind w:left="567" w:firstLine="140" w:firstLineChars="67"/>
-      </w:pPr>
-      <w:r>
-        <w:rPr>
-          <w:rFonts w:hint="eastAsia"/>
-        </w:rPr>
-        <w:t>按照招标文件要求提交履约保证金；</w:t>
-      </w:r>
-    </w:p>
-    <w:p>
-      <w:pPr>
-        <w:numPr>
-          <w:ilvl w:val="1"/>
-          <w:numId w:val="4"/>
-        </w:numPr>
-        <w:ind w:left="567" w:firstLine="140" w:firstLineChars="67"/>
-      </w:pPr>
-      <w:r>
-        <w:rPr>
-          <w:rFonts w:hint="eastAsia"/>
-        </w:rPr>
-        <w:t>在合同约定的期限内完成合同规定的全部义务。</w:t>
+        <w:ind w:left="709" w:firstLineChars="0"/>
+      </w:pPr>
+      <w:r>
+        <w:rPr>
+          <w:rFonts w:hint="eastAsia"/>
+        </w:rPr>
+        <w:t>联合体协议书（如有）；</w:t>
       </w:r>
     </w:p>
     <w:p>
@@ -30243,12 +29509,13 @@
           <w:ilvl w:val="0"/>
           <w:numId w:val="3"/>
         </w:numPr>
-      </w:pPr>
-      <w:r>
-        <w:rPr>
-          <w:rFonts w:hint="eastAsia"/>
-        </w:rPr>
-        <w:t>我方在此声明，所递交的投标文件及有关资料内容完整、真实和准确，且不存在第二章“投标人须知”第 1.4.3 项规定的任何一种情形。</w:t>
+        <w:ind w:left="709" w:firstLineChars="0"/>
+      </w:pPr>
+      <w:r>
+        <w:rPr>
+          <w:rFonts w:hint="eastAsia"/>
+        </w:rPr>
+        <w:t>投标保证金（如有）；</w:t>
       </w:r>
     </w:p>
     <w:p>
@@ -30256,6 +29523,281 @@
         <w:numPr>
           <w:ilvl w:val="0"/>
           <w:numId w:val="3"/>
+        </w:numPr>
+        <w:ind w:left="709" w:firstLineChars="0"/>
+      </w:pPr>
+      <w:r>
+        <w:rPr>
+          <w:rFonts w:hint="eastAsia"/>
+        </w:rPr>
+        <w:t>商务和技术偏差表；</w:t>
+      </w:r>
+    </w:p>
+    <w:p>
+      <w:pPr>
+        <w:numPr>
+          <w:ilvl w:val="0"/>
+          <w:numId w:val="3"/>
+        </w:numPr>
+        <w:ind w:left="709" w:firstLineChars="0"/>
+      </w:pPr>
+      <w:r>
+        <w:rPr>
+          <w:rFonts w:hint="eastAsia"/>
+        </w:rPr>
+        <w:t>分项报价表；</w:t>
+      </w:r>
+    </w:p>
+    <w:p>
+      <w:pPr>
+        <w:numPr>
+          <w:ilvl w:val="0"/>
+          <w:numId w:val="3"/>
+        </w:numPr>
+        <w:ind w:left="709" w:firstLineChars="0"/>
+      </w:pPr>
+      <w:r>
+        <w:rPr>
+          <w:rFonts w:hint="eastAsia"/>
+        </w:rPr>
+        <w:t>资格审查资料（如有）；</w:t>
+      </w:r>
+    </w:p>
+    <w:p>
+      <w:pPr>
+        <w:numPr>
+          <w:ilvl w:val="0"/>
+          <w:numId w:val="3"/>
+        </w:numPr>
+        <w:ind w:left="709" w:firstLineChars="0"/>
+      </w:pPr>
+      <w:r>
+        <w:rPr>
+          <w:rFonts w:hint="eastAsia"/>
+        </w:rPr>
+        <w:t>项目实施方案及质量标准；</w:t>
+      </w:r>
+    </w:p>
+    <w:p>
+      <w:pPr>
+        <w:ind w:left="709" w:firstLine="0" w:firstLineChars="0"/>
+      </w:pPr>
+      <w:r>
+        <w:rPr>
+          <w:rFonts w:hint="eastAsia"/>
+        </w:rPr>
+        <w:t>（</w:t>
+      </w:r>
+      <w:r>
+        <w:t>9</w:t>
+      </w:r>
+      <w:r>
+        <w:rPr>
+          <w:rFonts w:hint="eastAsia"/>
+        </w:rPr>
+        <w:t>）技术支持材料；</w:t>
+      </w:r>
+    </w:p>
+    <w:p>
+      <w:pPr>
+        <w:ind w:left="709" w:firstLine="0" w:firstLineChars="0"/>
+      </w:pPr>
+      <w:r>
+        <w:rPr>
+          <w:rFonts w:hint="eastAsia"/>
+        </w:rPr>
+        <w:t>（1</w:t>
+      </w:r>
+      <w:r>
+        <w:t>0</w:t>
+      </w:r>
+      <w:r>
+        <w:rPr>
+          <w:rFonts w:hint="eastAsia"/>
+        </w:rPr>
+        <w:t>）包装、运输方案；</w:t>
+      </w:r>
+    </w:p>
+    <w:p>
+      <w:pPr>
+        <w:ind w:left="709" w:firstLine="0" w:firstLineChars="0"/>
+      </w:pPr>
+      <w:r>
+        <w:rPr>
+          <w:rFonts w:hint="eastAsia"/>
+        </w:rPr>
+        <w:t>（1</w:t>
+      </w:r>
+      <w:r>
+        <w:t>1</w:t>
+      </w:r>
+      <w:r>
+        <w:rPr>
+          <w:rFonts w:hint="eastAsia"/>
+        </w:rPr>
+        <w:t>）相关服务计划；</w:t>
+      </w:r>
+    </w:p>
+    <w:p>
+      <w:pPr>
+        <w:ind w:left="709" w:firstLine="0" w:firstLineChars="0"/>
+      </w:pPr>
+      <w:r>
+        <w:rPr>
+          <w:rFonts w:hint="eastAsia"/>
+        </w:rPr>
+        <w:t>（1</w:t>
+      </w:r>
+      <w:r>
+        <w:t>2</w:t>
+      </w:r>
+      <w:r>
+        <w:rPr>
+          <w:rFonts w:hint="eastAsia"/>
+        </w:rPr>
+        <w:t>）其他资料。</w:t>
+      </w:r>
+    </w:p>
+    <w:p>
+      <w:pPr>
+        <w:ind w:left="709" w:firstLine="0" w:firstLineChars="0"/>
+      </w:pPr>
+      <w:r>
+        <w:t>……</w:t>
+      </w:r>
+    </w:p>
+    <w:p>
+      <w:r>
+        <w:rPr>
+          <w:rFonts w:hint="eastAsia"/>
+        </w:rPr>
+        <w:t>投标文件的上述组成部分如存在内容不一致的，以投标函为准。</w:t>
+      </w:r>
+    </w:p>
+    <w:p>
+      <w:pPr>
+        <w:numPr>
+          <w:ilvl w:val="0"/>
+          <w:numId w:val="2"/>
+        </w:numPr>
+      </w:pPr>
+      <w:r>
+        <w:rPr>
+          <w:rFonts w:hint="eastAsia"/>
+        </w:rPr>
+        <w:t>我方承诺除商务和技术偏差表列出的偏差外，我方响应招标文件的全部要求。</w:t>
+      </w:r>
+    </w:p>
+    <w:p>
+      <w:pPr>
+        <w:numPr>
+          <w:ilvl w:val="0"/>
+          <w:numId w:val="2"/>
+        </w:numPr>
+      </w:pPr>
+      <w:r>
+        <w:rPr>
+          <w:rFonts w:hint="eastAsia"/>
+        </w:rPr>
+        <w:t>我方承诺在招标文件规定的投标有效期内不撤销投标文件。</w:t>
+      </w:r>
+    </w:p>
+    <w:p>
+      <w:pPr>
+        <w:numPr>
+          <w:ilvl w:val="0"/>
+          <w:numId w:val="2"/>
+        </w:numPr>
+      </w:pPr>
+      <w:r>
+        <w:rPr>
+          <w:rFonts w:hint="eastAsia"/>
+        </w:rPr>
+        <w:t>如我方中标，我方承诺：</w:t>
+      </w:r>
+      <w:r>
+        <w:t xml:space="preserve"> </w:t>
+      </w:r>
+    </w:p>
+    <w:p>
+      <w:pPr>
+        <w:numPr>
+          <w:ilvl w:val="1"/>
+          <w:numId w:val="3"/>
+        </w:numPr>
+        <w:ind w:left="567" w:firstLine="140" w:firstLineChars="67"/>
+      </w:pPr>
+      <w:r>
+        <w:rPr>
+          <w:rFonts w:hint="eastAsia"/>
+        </w:rPr>
+        <w:t>在收到中标通知书后，在中标通知书规定的期限内与你方签订合同；</w:t>
+      </w:r>
+    </w:p>
+    <w:p>
+      <w:pPr>
+        <w:numPr>
+          <w:ilvl w:val="1"/>
+          <w:numId w:val="3"/>
+        </w:numPr>
+        <w:ind w:left="567" w:firstLine="140" w:firstLineChars="67"/>
+      </w:pPr>
+      <w:r>
+        <w:rPr>
+          <w:rFonts w:hint="eastAsia"/>
+        </w:rPr>
+        <w:t>在签订合同时不向你方提出附加条件；</w:t>
+      </w:r>
+    </w:p>
+    <w:p>
+      <w:pPr>
+        <w:numPr>
+          <w:ilvl w:val="1"/>
+          <w:numId w:val="3"/>
+        </w:numPr>
+        <w:ind w:left="567" w:firstLine="140" w:firstLineChars="67"/>
+      </w:pPr>
+      <w:r>
+        <w:rPr>
+          <w:rFonts w:hint="eastAsia"/>
+        </w:rPr>
+        <w:t>按照招标文件要求提交履约保证金；</w:t>
+      </w:r>
+    </w:p>
+    <w:p>
+      <w:pPr>
+        <w:numPr>
+          <w:ilvl w:val="1"/>
+          <w:numId w:val="3"/>
+        </w:numPr>
+        <w:ind w:left="567" w:firstLine="140" w:firstLineChars="67"/>
+      </w:pPr>
+      <w:r>
+        <w:rPr>
+          <w:rFonts w:hint="eastAsia"/>
+        </w:rPr>
+        <w:t>在合同约定的期限内完成合同规定的全部义务。</w:t>
+      </w:r>
+    </w:p>
+    <w:p>
+      <w:pPr>
+        <w:numPr>
+          <w:ilvl w:val="0"/>
+          <w:numId w:val="2"/>
+        </w:numPr>
+      </w:pPr>
+      <w:r>
+        <w:rPr>
+          <w:rFonts w:hint="eastAsia"/>
+        </w:rPr>
+        <w:t>我方在此声明，所递交的投标文件及有关资料内容完整、真实和准确，且不存在第二章“投标人须知”第 1.4.3 项规定的任何一种情形。</w:t>
+      </w:r>
+    </w:p>
+    <w:p>
+      <w:pPr>
+        <w:numPr>
+          <w:ilvl w:val="0"/>
+          <w:numId w:val="2"/>
         </w:numPr>
       </w:pPr>
       <w:r>
@@ -30570,9 +30112,9 @@
         <w:pStyle w:val="6"/>
         <w:jc w:val="center"/>
       </w:pPr>
-      <w:bookmarkStart w:id="327" w:name="_Toc11102"/>
-      <w:bookmarkStart w:id="328" w:name="_Toc3835"/>
-      <w:bookmarkStart w:id="329" w:name="_Toc6398"/>
+      <w:bookmarkStart w:id="327" w:name="_Toc3835"/>
+      <w:bookmarkStart w:id="328" w:name="_Toc6398"/>
+      <w:bookmarkStart w:id="329" w:name="_Toc11102"/>
       <w:r>
         <w:rPr>
           <w:rFonts w:hint="eastAsia"/>
@@ -30794,9 +30336,9 @@
         <w:pStyle w:val="6"/>
         <w:jc w:val="center"/>
       </w:pPr>
-      <w:bookmarkStart w:id="330" w:name="_Toc10850"/>
-      <w:bookmarkStart w:id="331" w:name="_Toc18698"/>
-      <w:bookmarkStart w:id="332" w:name="_Toc1243"/>
+      <w:bookmarkStart w:id="330" w:name="_Toc1243"/>
+      <w:bookmarkStart w:id="331" w:name="_Toc10850"/>
+      <w:bookmarkStart w:id="332" w:name="_Toc18698"/>
       <w:r>
         <w:rPr>
           <w:rFonts w:hint="eastAsia"/>
@@ -31244,8 +30786,8 @@
         <w:jc w:val="center"/>
       </w:pPr>
       <w:bookmarkStart w:id="333" w:name="_Toc28315"/>
-      <w:bookmarkStart w:id="334" w:name="_Toc31886"/>
-      <w:bookmarkStart w:id="335" w:name="_Toc14780"/>
+      <w:bookmarkStart w:id="334" w:name="_Toc14780"/>
+      <w:bookmarkStart w:id="335" w:name="_Toc31886"/>
       <w:r>
         <w:rPr>
           <w:rFonts w:hint="eastAsia"/>
@@ -31337,7 +30879,7 @@
       <w:pPr>
         <w:numPr>
           <w:ilvl w:val="0"/>
-          <w:numId w:val="5"/>
+          <w:numId w:val="4"/>
         </w:numPr>
         <w:ind w:firstLine="420"/>
       </w:pPr>
@@ -31367,7 +30909,7 @@
       <w:pPr>
         <w:numPr>
           <w:ilvl w:val="0"/>
-          <w:numId w:val="5"/>
+          <w:numId w:val="4"/>
         </w:numPr>
         <w:ind w:firstLine="420"/>
       </w:pPr>
@@ -31385,7 +30927,7 @@
       <w:pPr>
         <w:numPr>
           <w:ilvl w:val="0"/>
-          <w:numId w:val="5"/>
+          <w:numId w:val="4"/>
         </w:numPr>
         <w:ind w:firstLine="420"/>
       </w:pPr>
@@ -31403,7 +30945,7 @@
       <w:pPr>
         <w:numPr>
           <w:ilvl w:val="0"/>
-          <w:numId w:val="5"/>
+          <w:numId w:val="4"/>
         </w:numPr>
         <w:ind w:firstLine="420"/>
       </w:pPr>
@@ -31430,7 +30972,7 @@
       <w:pPr>
         <w:numPr>
           <w:ilvl w:val="0"/>
-          <w:numId w:val="5"/>
+          <w:numId w:val="4"/>
         </w:numPr>
         <w:ind w:firstLine="420"/>
       </w:pPr>
@@ -31448,7 +30990,7 @@
       <w:pPr>
         <w:numPr>
           <w:ilvl w:val="0"/>
-          <w:numId w:val="5"/>
+          <w:numId w:val="4"/>
         </w:numPr>
         <w:ind w:firstLine="420"/>
       </w:pPr>
@@ -31655,9 +31197,9 @@
         <w:pStyle w:val="6"/>
         <w:jc w:val="center"/>
       </w:pPr>
-      <w:bookmarkStart w:id="336" w:name="_Toc13842"/>
-      <w:bookmarkStart w:id="337" w:name="_Toc32345"/>
-      <w:bookmarkStart w:id="338" w:name="_Toc14559"/>
+      <w:bookmarkStart w:id="336" w:name="_Toc32345"/>
+      <w:bookmarkStart w:id="337" w:name="_Toc14559"/>
+      <w:bookmarkStart w:id="338" w:name="_Toc13842"/>
       <w:r>
         <w:rPr>
           <w:rFonts w:hint="eastAsia"/>
@@ -33099,9 +32641,9 @@
         <w:pStyle w:val="6"/>
         <w:jc w:val="center"/>
       </w:pPr>
-      <w:bookmarkStart w:id="339" w:name="_Toc23799"/>
+      <w:bookmarkStart w:id="339" w:name="_Toc3215"/>
       <w:bookmarkStart w:id="340" w:name="_Toc7711"/>
-      <w:bookmarkStart w:id="341" w:name="_Toc3215"/>
+      <w:bookmarkStart w:id="341" w:name="_Toc23799"/>
       <w:r>
         <w:rPr>
           <w:rFonts w:hint="eastAsia"/>
@@ -33981,7 +33523,7 @@
       <w:pPr>
         <w:numPr>
           <w:ilvl w:val="0"/>
-          <w:numId w:val="6"/>
+          <w:numId w:val="5"/>
         </w:numPr>
         <w:ind w:firstLine="422"/>
       </w:pPr>
@@ -33998,7 +33540,7 @@
       <w:pPr>
         <w:numPr>
           <w:ilvl w:val="0"/>
-          <w:numId w:val="6"/>
+          <w:numId w:val="5"/>
         </w:numPr>
         <w:ind w:firstLine="422"/>
         <w:rPr>
@@ -34313,8 +33855,8 @@
         </w:numPr>
         <w:jc w:val="center"/>
       </w:pPr>
-      <w:bookmarkStart w:id="342" w:name="_Toc8396"/>
-      <w:bookmarkStart w:id="343" w:name="_Toc864"/>
+      <w:bookmarkStart w:id="342" w:name="_Toc864"/>
+      <w:bookmarkStart w:id="343" w:name="_Toc8396"/>
       <w:bookmarkStart w:id="344" w:name="_Toc24293"/>
       <w:r>
         <w:rPr>
@@ -35370,7 +34912,7 @@
       <w:pPr>
         <w:numPr>
           <w:ilvl w:val="0"/>
-          <w:numId w:val="7"/>
+          <w:numId w:val="6"/>
         </w:numPr>
         <w:ind w:firstLine="420"/>
       </w:pPr>
@@ -35403,7 +34945,7 @@
       <w:pPr>
         <w:numPr>
           <w:ilvl w:val="0"/>
-          <w:numId w:val="7"/>
+          <w:numId w:val="6"/>
         </w:numPr>
         <w:ind w:firstLine="420"/>
       </w:pPr>
@@ -37827,6 +37369,14 @@
         </w:tc>
       </w:tr>
       <w:tr>
+        <w:tblPrEx>
+          <w:tblCellMar>
+            <w:top w:w="0" w:type="dxa"/>
+            <w:left w:w="0" w:type="dxa"/>
+            <w:bottom w:w="0" w:type="dxa"/>
+            <w:right w:w="0" w:type="dxa"/>
+          </w:tblCellMar>
+        </w:tblPrEx>
         <w:trPr>
           <w:trHeight w:val="463" w:hRule="exact"/>
           <w:jc w:val="center"/>
@@ -38003,6 +37553,14 @@
         </w:tc>
       </w:tr>
       <w:tr>
+        <w:tblPrEx>
+          <w:tblCellMar>
+            <w:top w:w="0" w:type="dxa"/>
+            <w:left w:w="0" w:type="dxa"/>
+            <w:bottom w:w="0" w:type="dxa"/>
+            <w:right w:w="0" w:type="dxa"/>
+          </w:tblCellMar>
+        </w:tblPrEx>
         <w:trPr>
           <w:trHeight w:val="464" w:hRule="exact"/>
           <w:jc w:val="center"/>
@@ -38179,6 +37737,14 @@
         </w:tc>
       </w:tr>
       <w:tr>
+        <w:tblPrEx>
+          <w:tblCellMar>
+            <w:top w:w="0" w:type="dxa"/>
+            <w:left w:w="0" w:type="dxa"/>
+            <w:bottom w:w="0" w:type="dxa"/>
+            <w:right w:w="0" w:type="dxa"/>
+          </w:tblCellMar>
+        </w:tblPrEx>
         <w:trPr>
           <w:trHeight w:val="464" w:hRule="exact"/>
           <w:jc w:val="center"/>
@@ -42029,7 +41595,7 @@
       <w:pPr>
         <w:numPr>
           <w:ilvl w:val="0"/>
-          <w:numId w:val="8"/>
+          <w:numId w:val="7"/>
         </w:numPr>
         <w:ind w:firstLine="420"/>
       </w:pPr>
@@ -42053,7 +41619,7 @@
       <w:pPr>
         <w:numPr>
           <w:ilvl w:val="0"/>
-          <w:numId w:val="8"/>
+          <w:numId w:val="7"/>
         </w:numPr>
         <w:ind w:firstLine="420"/>
       </w:pPr>
@@ -42075,8 +41641,8 @@
         <w:ind w:left="105"/>
       </w:pPr>
       <w:bookmarkStart w:id="354" w:name="_Toc2657"/>
-      <w:bookmarkStart w:id="355" w:name="_Toc18503"/>
-      <w:bookmarkStart w:id="356" w:name="_Toc14985"/>
+      <w:bookmarkStart w:id="355" w:name="_Toc14985"/>
+      <w:bookmarkStart w:id="356" w:name="_Toc18503"/>
       <w:r>
         <w:rPr>
           <w:rFonts w:hint="eastAsia"/>
@@ -42687,12 +42253,12 @@
         <w:pStyle w:val="7"/>
         <w:numPr>
           <w:ilvl w:val="0"/>
-          <w:numId w:val="9"/>
+          <w:numId w:val="8"/>
         </w:numPr>
         <w:ind w:left="105"/>
       </w:pPr>
-      <w:bookmarkStart w:id="357" w:name="_Toc22542"/>
-      <w:bookmarkStart w:id="358" w:name="_Toc7918"/>
+      <w:bookmarkStart w:id="357" w:name="_Toc7918"/>
+      <w:bookmarkStart w:id="358" w:name="_Toc22542"/>
       <w:bookmarkStart w:id="359" w:name="_Toc28313"/>
       <w:r>
         <w:rPr>
@@ -43244,8 +42810,8 @@
         <w:ind w:left="105"/>
       </w:pPr>
       <w:bookmarkStart w:id="360" w:name="_Toc8403"/>
-      <w:bookmarkStart w:id="361" w:name="_Toc8330"/>
-      <w:bookmarkStart w:id="362" w:name="_Toc15126"/>
+      <w:bookmarkStart w:id="361" w:name="_Toc15126"/>
+      <w:bookmarkStart w:id="362" w:name="_Toc8330"/>
       <w:r>
         <w:rPr>
           <w:rFonts w:hint="eastAsia"/>
@@ -43295,9 +42861,9 @@
         <w:pStyle w:val="7"/>
         <w:ind w:left="105"/>
       </w:pPr>
-      <w:bookmarkStart w:id="363" w:name="_Toc26138"/>
-      <w:bookmarkStart w:id="364" w:name="_Toc21989"/>
-      <w:bookmarkStart w:id="365" w:name="_Toc15367"/>
+      <w:bookmarkStart w:id="363" w:name="_Toc21989"/>
+      <w:bookmarkStart w:id="364" w:name="_Toc15367"/>
+      <w:bookmarkStart w:id="365" w:name="_Toc26138"/>
       <w:r>
         <w:rPr>
           <w:rFonts w:hint="eastAsia"/>
@@ -43645,9 +43211,9 @@
         <w:pStyle w:val="7"/>
         <w:ind w:left="105"/>
       </w:pPr>
-      <w:bookmarkStart w:id="366" w:name="_Toc24954"/>
-      <w:bookmarkStart w:id="367" w:name="_Toc23984"/>
-      <w:bookmarkStart w:id="368" w:name="_Toc25770"/>
+      <w:bookmarkStart w:id="366" w:name="_Toc23984"/>
+      <w:bookmarkStart w:id="367" w:name="_Toc25770"/>
+      <w:bookmarkStart w:id="368" w:name="_Toc24954"/>
       <w:r>
         <w:rPr>
           <w:rFonts w:hint="eastAsia"/>
@@ -43774,9 +43340,9 @@
         <w:pStyle w:val="7"/>
         <w:ind w:left="105"/>
       </w:pPr>
-      <w:bookmarkStart w:id="369" w:name="_Toc29577"/>
-      <w:bookmarkStart w:id="370" w:name="_Toc26570"/>
-      <w:bookmarkStart w:id="371" w:name="_Toc3144"/>
+      <w:bookmarkStart w:id="369" w:name="_Toc26570"/>
+      <w:bookmarkStart w:id="370" w:name="_Toc3144"/>
+      <w:bookmarkStart w:id="371" w:name="_Toc29577"/>
       <w:r>
         <w:rPr>
           <w:rFonts w:hint="eastAsia"/>
@@ -45094,8 +44660,8 @@
           <w:szCs w:val="32"/>
         </w:rPr>
       </w:pPr>
-      <w:bookmarkStart w:id="375" w:name="_Toc16228"/>
-      <w:bookmarkStart w:id="376" w:name="_Toc23002"/>
+      <w:bookmarkStart w:id="375" w:name="_Toc23002"/>
+      <w:bookmarkStart w:id="376" w:name="_Toc16228"/>
       <w:bookmarkStart w:id="377" w:name="_Toc13710"/>
       <w:r>
         <w:rPr>
@@ -52578,21 +52144,6 @@
     </w:lvl>
   </w:abstractNum>
   <w:abstractNum w:abstractNumId="4">
-    <w:nsid w:val="00000004"/>
-    <w:multiLevelType w:val="singleLevel"/>
-    <w:tmpl w:val="00000004"/>
-    <w:lvl w:ilvl="0" w:tentative="0">
-      <w:start w:val="2"/>
-      <w:numFmt w:val="decimal"/>
-      <w:suff w:val="space"/>
-      <w:lvlText w:val="%1."/>
-      <w:lvlJc w:val="left"/>
-      <w:pPr>
-        <w:ind w:left="630" w:firstLine="0"/>
-      </w:pPr>
-    </w:lvl>
-  </w:abstractNum>
-  <w:abstractNum w:abstractNumId="5">
     <w:nsid w:val="00000005"/>
     <w:multiLevelType w:val="multilevel"/>
     <w:tmpl w:val="00000005"/>
@@ -52759,7 +52310,7 @@
       </w:rPr>
     </w:lvl>
   </w:abstractNum>
-  <w:abstractNum w:abstractNumId="6">
+  <w:abstractNum w:abstractNumId="5">
     <w:nsid w:val="00000006"/>
     <w:multiLevelType w:val="multilevel"/>
     <w:tmpl w:val="00000006"/>
@@ -52848,7 +52399,7 @@
       </w:pPr>
     </w:lvl>
   </w:abstractNum>
-  <w:abstractNum w:abstractNumId="7">
+  <w:abstractNum w:abstractNumId="6">
     <w:nsid w:val="00000007"/>
     <w:multiLevelType w:val="multilevel"/>
     <w:tmpl w:val="00000007"/>
@@ -53015,7 +52566,7 @@
       </w:rPr>
     </w:lvl>
   </w:abstractNum>
-  <w:abstractNum w:abstractNumId="8">
+  <w:abstractNum w:abstractNumId="7">
     <w:nsid w:val="3C1657CB"/>
     <w:multiLevelType w:val="singleLevel"/>
     <w:tmpl w:val="3C1657CB"/>
@@ -53032,15 +52583,12 @@
     </w:lvl>
   </w:abstractNum>
   <w:num w:numId="1">
-    <w:abstractNumId w:val="4"/>
+    <w:abstractNumId w:val="5"/>
   </w:num>
   <w:num w:numId="2">
-    <w:abstractNumId w:val="6"/>
+    <w:abstractNumId w:val="7"/>
   </w:num>
   <w:num w:numId="3">
-    <w:abstractNumId w:val="8"/>
-  </w:num>
-  <w:num w:numId="4">
     <w:abstractNumId w:val="2"/>
     <w:lvlOverride w:ilvl="0">
       <w:startOverride w:val="1"/>
@@ -53070,7 +52618,7 @@
       <w:startOverride w:val="1"/>
     </w:lvlOverride>
   </w:num>
-  <w:num w:numId="5">
+  <w:num w:numId="4">
     <w:abstractNumId w:val="1"/>
     <w:lvlOverride w:ilvl="0">
       <w:startOverride w:val="1"/>
@@ -53100,7 +52648,7 @@
       <w:startOverride w:val="1"/>
     </w:lvlOverride>
   </w:num>
-  <w:num w:numId="6">
+  <w:num w:numId="5">
     <w:abstractNumId w:val="3"/>
     <w:lvlOverride w:ilvl="0">
       <w:startOverride w:val="1"/>
@@ -53130,8 +52678,38 @@
       <w:startOverride w:val="1"/>
     </w:lvlOverride>
   </w:num>
+  <w:num w:numId="6">
+    <w:abstractNumId w:val="4"/>
+    <w:lvlOverride w:ilvl="0">
+      <w:startOverride w:val="1"/>
+    </w:lvlOverride>
+    <w:lvlOverride w:ilvl="1">
+      <w:startOverride w:val="1"/>
+    </w:lvlOverride>
+    <w:lvlOverride w:ilvl="2">
+      <w:startOverride w:val="1"/>
+    </w:lvlOverride>
+    <w:lvlOverride w:ilvl="3">
+      <w:startOverride w:val="1"/>
+    </w:lvlOverride>
+    <w:lvlOverride w:ilvl="4">
+      <w:startOverride w:val="1"/>
+    </w:lvlOverride>
+    <w:lvlOverride w:ilvl="5">
+      <w:startOverride w:val="1"/>
+    </w:lvlOverride>
+    <w:lvlOverride w:ilvl="6">
+      <w:startOverride w:val="1"/>
+    </w:lvlOverride>
+    <w:lvlOverride w:ilvl="7">
+      <w:startOverride w:val="1"/>
+    </w:lvlOverride>
+    <w:lvlOverride w:ilvl="8">
+      <w:startOverride w:val="1"/>
+    </w:lvlOverride>
+  </w:num>
   <w:num w:numId="7">
-    <w:abstractNumId w:val="5"/>
+    <w:abstractNumId w:val="6"/>
     <w:lvlOverride w:ilvl="0">
       <w:startOverride w:val="1"/>
     </w:lvlOverride>
@@ -53161,36 +52739,6 @@
     </w:lvlOverride>
   </w:num>
   <w:num w:numId="8">
-    <w:abstractNumId w:val="7"/>
-    <w:lvlOverride w:ilvl="0">
-      <w:startOverride w:val="1"/>
-    </w:lvlOverride>
-    <w:lvlOverride w:ilvl="1">
-      <w:startOverride w:val="1"/>
-    </w:lvlOverride>
-    <w:lvlOverride w:ilvl="2">
-      <w:startOverride w:val="1"/>
-    </w:lvlOverride>
-    <w:lvlOverride w:ilvl="3">
-      <w:startOverride w:val="1"/>
-    </w:lvlOverride>
-    <w:lvlOverride w:ilvl="4">
-      <w:startOverride w:val="1"/>
-    </w:lvlOverride>
-    <w:lvlOverride w:ilvl="5">
-      <w:startOverride w:val="1"/>
-    </w:lvlOverride>
-    <w:lvlOverride w:ilvl="6">
-      <w:startOverride w:val="1"/>
-    </w:lvlOverride>
-    <w:lvlOverride w:ilvl="7">
-      <w:startOverride w:val="1"/>
-    </w:lvlOverride>
-    <w:lvlOverride w:ilvl="8">
-      <w:startOverride w:val="1"/>
-    </w:lvlOverride>
-  </w:num>
-  <w:num w:numId="9">
     <w:abstractNumId w:val="0"/>
   </w:num>
 </w:numbering>

--- a/public/v3template/物资设备类招标文件示范文本-公开招标-综合评分法.docx
+++ b/public/v3template/物资设备类招标文件示范文本-公开招标-综合评分法.docx
@@ -61,47 +61,19 @@
           </wp:anchor>
         </w:drawing>
       </w:r>
-      <w:r>
+    </w:p>
+    <w:p>
+      <w:pPr>
+        <w:pStyle w:val="41"/>
         <w:rPr>
           <w:u w:val="single"/>
         </w:rPr>
-        <w:br w:type="textWrapping" w:clear="all"/>
-      </w:r>
+      </w:pPr>
     </w:p>
     <w:p>
       <w:pPr>
         <w:pStyle w:val="41"/>
-        <w:rPr>
-          <w:u w:val="single"/>
-        </w:rPr>
-      </w:pPr>
-    </w:p>
-    <w:p>
-      <w:pPr>
-        <w:pStyle w:val="41"/>
-      </w:pPr>
-      <w:r>
-        <w:rPr>
-          <w:rFonts w:hint="eastAsia"/>
-          <w:u w:val="single"/>
-        </w:rPr>
-        <w:t xml:space="preserve"> </w:t>
-      </w:r>
-      <w:r>
-        <w:rPr>
-          <w:rFonts w:hint="eastAsia"/>
-          <w:u w:val="single"/>
-          <w:lang w:val="en-US" w:eastAsia="zh-CN"/>
-        </w:rPr>
-        <w:t xml:space="preserve">  </w:t>
-      </w:r>
-      <w:r>
-        <w:rPr>
-          <w:rFonts w:hint="eastAsia"/>
-          <w:u w:val="single"/>
-        </w:rPr>
-        <w:t xml:space="preserve">  </w:t>
-      </w:r>
+      </w:pPr>
       <w:r>
         <w:rPr>
           <w:rFonts w:hint="eastAsia" w:ascii="宋体" w:hAnsi="宋体" w:eastAsia="宋体" w:cs="宋体"/>
@@ -113,13 +85,6 @@
       <w:r>
         <w:rPr>
           <w:rFonts w:hint="eastAsia"/>
-          <w:u w:val="single"/>
-        </w:rPr>
-        <w:t xml:space="preserve">   </w:t>
-      </w:r>
-      <w:r>
-        <w:rPr>
-          <w:rFonts w:hint="eastAsia"/>
         </w:rPr>
         <w:t>项目</w:t>
       </w:r>
@@ -146,17 +111,17 @@
       </w:r>
     </w:p>
     <w:p>
-      <w:bookmarkStart w:id="0" w:name="_Toc488131051"/>
+      <w:bookmarkStart w:id="0" w:name="_Toc5420"/>
       <w:bookmarkEnd w:id="0"/>
-      <w:bookmarkStart w:id="1" w:name="_Toc16828"/>
+      <w:bookmarkStart w:id="1" w:name="_Toc488761557"/>
       <w:bookmarkEnd w:id="1"/>
       <w:bookmarkStart w:id="2" w:name="_Toc488131128"/>
       <w:bookmarkEnd w:id="2"/>
-      <w:bookmarkStart w:id="3" w:name="_Toc488761623"/>
+      <w:bookmarkStart w:id="3" w:name="_Toc16828"/>
       <w:bookmarkEnd w:id="3"/>
-      <w:bookmarkStart w:id="4" w:name="_Toc5420"/>
+      <w:bookmarkStart w:id="4" w:name="_Toc488131051"/>
       <w:bookmarkEnd w:id="4"/>
-      <w:bookmarkStart w:id="5" w:name="_Toc488761557"/>
+      <w:bookmarkStart w:id="5" w:name="_Toc488761623"/>
       <w:bookmarkEnd w:id="5"/>
       <w:bookmarkStart w:id="6" w:name="_Toc16062"/>
     </w:p>
@@ -221,73 +186,91 @@
       </w:r>
     </w:p>
     <w:p/>
+    <w:p>
+      <w:pPr>
+        <w:ind w:left="0" w:leftChars="0" w:firstLine="0" w:firstLineChars="0"/>
+      </w:pPr>
+    </w:p>
+    <w:p>
+      <w:pPr>
+        <w:ind w:firstLine="0" w:firstLineChars="0"/>
+      </w:pPr>
+    </w:p>
+    <w:p>
+      <w:pPr>
+        <w:pStyle w:val="2"/>
+      </w:pPr>
+    </w:p>
+    <w:p>
+      <w:pPr>
+        <w:pStyle w:val="2"/>
+      </w:pPr>
+    </w:p>
+    <w:p>
+      <w:pPr>
+        <w:pStyle w:val="2"/>
+      </w:pPr>
+      <w:bookmarkStart w:id="391" w:name="_GoBack"/>
+      <w:bookmarkEnd w:id="391"/>
+    </w:p>
     <w:p/>
     <w:p/>
-    <w:p/>
-    <w:p>
-      <w:pPr>
-        <w:ind w:firstLine="0" w:firstLineChars="0"/>
-      </w:pPr>
-    </w:p>
-    <w:p/>
-    <w:p/>
     <w:p>
       <w:pPr>
         <w:pStyle w:val="41"/>
-        <w:ind w:firstLine="1446" w:firstLineChars="400"/>
-        <w:jc w:val="both"/>
+        <w:jc w:val="center"/>
         <w:rPr>
           <w:u w:val="single"/>
         </w:rPr>
       </w:pPr>
-      <w:bookmarkStart w:id="7" w:name="_Toc12976"/>
+      <w:bookmarkStart w:id="7" w:name="_Toc424914800"/>
       <w:bookmarkEnd w:id="7"/>
-      <w:bookmarkStart w:id="8" w:name="_Toc488131129"/>
+      <w:bookmarkStart w:id="8" w:name="_Toc488761558"/>
       <w:bookmarkEnd w:id="8"/>
-      <w:bookmarkStart w:id="9" w:name="_Toc426011170"/>
+      <w:bookmarkStart w:id="9" w:name="_Toc12976"/>
       <w:bookmarkEnd w:id="9"/>
-      <w:bookmarkStart w:id="10" w:name="_Toc475569759"/>
+      <w:bookmarkStart w:id="10" w:name="_Toc16218"/>
       <w:bookmarkEnd w:id="10"/>
-      <w:bookmarkStart w:id="11" w:name="_Toc488761624"/>
+      <w:bookmarkStart w:id="11" w:name="_Toc426011170"/>
       <w:bookmarkEnd w:id="11"/>
-      <w:bookmarkStart w:id="12" w:name="_Toc424914800"/>
+      <w:bookmarkStart w:id="12" w:name="_Toc488131052"/>
       <w:bookmarkEnd w:id="12"/>
-      <w:bookmarkStart w:id="13" w:name="_Toc16218"/>
+      <w:bookmarkStart w:id="13" w:name="_Toc488761624"/>
       <w:bookmarkEnd w:id="13"/>
-      <w:bookmarkStart w:id="14" w:name="_Toc488761558"/>
+      <w:bookmarkStart w:id="14" w:name="_Toc475569728"/>
       <w:bookmarkEnd w:id="14"/>
-      <w:bookmarkStart w:id="15" w:name="_Toc488131052"/>
+      <w:bookmarkStart w:id="15" w:name="_Toc424914730"/>
       <w:bookmarkEnd w:id="15"/>
-      <w:bookmarkStart w:id="16" w:name="_Toc424914730"/>
+      <w:bookmarkStart w:id="16" w:name="_Toc475569759"/>
       <w:bookmarkEnd w:id="16"/>
-      <w:bookmarkStart w:id="17" w:name="_Toc475569728"/>
+      <w:bookmarkStart w:id="17" w:name="_Toc488131129"/>
       <w:bookmarkEnd w:id="17"/>
       <w:bookmarkStart w:id="18" w:name="_Toc26338"/>
       <w:r>
         <w:t>招 标 人：</w:t>
       </w:r>
       <w:bookmarkEnd w:id="18"/>
-      <w:bookmarkStart w:id="19" w:name="_Toc4025"/>
+      <w:bookmarkStart w:id="19" w:name="_Toc424914731"/>
       <w:bookmarkEnd w:id="19"/>
       <w:bookmarkStart w:id="20" w:name="_Toc488131130"/>
       <w:bookmarkEnd w:id="20"/>
-      <w:bookmarkStart w:id="21" w:name="_Toc488761625"/>
+      <w:bookmarkStart w:id="21" w:name="_Toc32224"/>
       <w:bookmarkEnd w:id="21"/>
-      <w:bookmarkStart w:id="22" w:name="_Toc475569760"/>
+      <w:bookmarkStart w:id="22" w:name="_Toc488761625"/>
       <w:bookmarkEnd w:id="22"/>
-      <w:bookmarkStart w:id="23" w:name="_Toc424914731"/>
+      <w:bookmarkStart w:id="23" w:name="_Toc488761559"/>
       <w:bookmarkEnd w:id="23"/>
-      <w:bookmarkStart w:id="24" w:name="_Toc475569729"/>
+      <w:bookmarkStart w:id="24" w:name="_Toc424914801"/>
       <w:bookmarkEnd w:id="24"/>
-      <w:bookmarkStart w:id="25" w:name="_Toc488131053"/>
+      <w:bookmarkStart w:id="25" w:name="_Toc475569760"/>
       <w:bookmarkEnd w:id="25"/>
-      <w:bookmarkStart w:id="26" w:name="_Toc426011171"/>
+      <w:bookmarkStart w:id="26" w:name="_Toc475569729"/>
       <w:bookmarkEnd w:id="26"/>
-      <w:bookmarkStart w:id="27" w:name="_Toc424914801"/>
+      <w:bookmarkStart w:id="27" w:name="_Toc488131053"/>
       <w:bookmarkEnd w:id="27"/>
-      <w:bookmarkStart w:id="28" w:name="_Toc488761559"/>
+      <w:bookmarkStart w:id="28" w:name="_Toc426011171"/>
       <w:bookmarkEnd w:id="28"/>
-      <w:bookmarkStart w:id="29" w:name="_Toc32224"/>
+      <w:bookmarkStart w:id="29" w:name="_Toc4025"/>
       <w:bookmarkEnd w:id="29"/>
       <w:bookmarkStart w:id="30" w:name="_Toc763"/>
       <w:r>
@@ -303,27 +286,27 @@
       <w:pPr>
         <w:pStyle w:val="41"/>
       </w:pPr>
-      <w:bookmarkStart w:id="31" w:name="_Toc7198"/>
+      <w:bookmarkStart w:id="31" w:name="_Toc426011172"/>
       <w:bookmarkEnd w:id="31"/>
-      <w:bookmarkStart w:id="32" w:name="_Toc424914732"/>
+      <w:bookmarkStart w:id="32" w:name="_Toc7198"/>
       <w:bookmarkEnd w:id="32"/>
-      <w:bookmarkStart w:id="33" w:name="_Toc488761560"/>
+      <w:bookmarkStart w:id="33" w:name="_Toc424914732"/>
       <w:bookmarkEnd w:id="33"/>
-      <w:bookmarkStart w:id="34" w:name="_Toc426011172"/>
+      <w:bookmarkStart w:id="34" w:name="_Toc17556"/>
       <w:bookmarkEnd w:id="34"/>
-      <w:bookmarkStart w:id="35" w:name="_Toc424914802"/>
+      <w:bookmarkStart w:id="35" w:name="_Toc475569761"/>
       <w:bookmarkEnd w:id="35"/>
-      <w:bookmarkStart w:id="36" w:name="_Toc488131054"/>
+      <w:bookmarkStart w:id="36" w:name="_Toc488131131"/>
       <w:bookmarkEnd w:id="36"/>
-      <w:bookmarkStart w:id="37" w:name="_Toc475569730"/>
+      <w:bookmarkStart w:id="37" w:name="_Toc488131054"/>
       <w:bookmarkEnd w:id="37"/>
-      <w:bookmarkStart w:id="38" w:name="_Toc488761626"/>
+      <w:bookmarkStart w:id="38" w:name="_Toc475569730"/>
       <w:bookmarkEnd w:id="38"/>
-      <w:bookmarkStart w:id="39" w:name="_Toc488131131"/>
+      <w:bookmarkStart w:id="39" w:name="_Toc488761560"/>
       <w:bookmarkEnd w:id="39"/>
-      <w:bookmarkStart w:id="40" w:name="_Toc17556"/>
+      <w:bookmarkStart w:id="40" w:name="_Toc424914802"/>
       <w:bookmarkEnd w:id="40"/>
-      <w:bookmarkStart w:id="41" w:name="_Toc475569761"/>
+      <w:bookmarkStart w:id="41" w:name="_Toc488761626"/>
       <w:bookmarkEnd w:id="41"/>
       <w:r>
         <w:rPr>
@@ -8173,8 +8156,8 @@
         <w:pStyle w:val="6"/>
       </w:pPr>
       <w:bookmarkStart w:id="46" w:name="_Toc7252"/>
-      <w:bookmarkStart w:id="47" w:name="_Toc389"/>
-      <w:bookmarkStart w:id="48" w:name="_Toc18978"/>
+      <w:bookmarkStart w:id="47" w:name="_Toc18978"/>
+      <w:bookmarkStart w:id="48" w:name="_Toc389"/>
       <w:r>
         <w:rPr>
           <w:rFonts w:hint="eastAsia"/>
@@ -8308,8 +8291,8 @@
         <w:pStyle w:val="6"/>
       </w:pPr>
       <w:bookmarkStart w:id="50" w:name="_Toc25669"/>
-      <w:bookmarkStart w:id="51" w:name="_Toc24848"/>
-      <w:bookmarkStart w:id="52" w:name="_Toc17582"/>
+      <w:bookmarkStart w:id="51" w:name="_Toc17582"/>
+      <w:bookmarkStart w:id="52" w:name="_Toc24848"/>
       <w:r>
         <w:rPr>
           <w:rFonts w:hint="eastAsia"/>
@@ -8460,9 +8443,9 @@
       <w:pPr>
         <w:pStyle w:val="6"/>
       </w:pPr>
-      <w:bookmarkStart w:id="53" w:name="_Toc27823"/>
+      <w:bookmarkStart w:id="53" w:name="_Toc9928"/>
       <w:bookmarkStart w:id="54" w:name="_Toc22892"/>
-      <w:bookmarkStart w:id="55" w:name="_Toc9928"/>
+      <w:bookmarkStart w:id="55" w:name="_Toc27823"/>
       <w:r>
         <w:rPr>
           <w:rFonts w:hint="eastAsia"/>
@@ -8643,8 +8626,8 @@
         <w:pStyle w:val="6"/>
       </w:pPr>
       <w:bookmarkStart w:id="56" w:name="_Toc29052"/>
-      <w:bookmarkStart w:id="57" w:name="_Toc3303"/>
-      <w:bookmarkStart w:id="58" w:name="_Toc23182"/>
+      <w:bookmarkStart w:id="57" w:name="_Toc23182"/>
+      <w:bookmarkStart w:id="58" w:name="_Toc3303"/>
       <w:r>
         <w:rPr>
           <w:rFonts w:hint="eastAsia"/>
@@ -8673,9 +8656,9 @@
       <w:pPr>
         <w:pStyle w:val="6"/>
       </w:pPr>
-      <w:bookmarkStart w:id="59" w:name="_Toc15391"/>
-      <w:bookmarkStart w:id="60" w:name="_Toc17456"/>
-      <w:bookmarkStart w:id="61" w:name="_Toc18370"/>
+      <w:bookmarkStart w:id="59" w:name="_Toc18370"/>
+      <w:bookmarkStart w:id="60" w:name="_Toc15391"/>
+      <w:bookmarkStart w:id="61" w:name="_Toc17456"/>
       <w:r>
         <w:rPr>
           <w:rFonts w:hint="eastAsia"/>
@@ -8719,8 +8702,8 @@
         <w:pStyle w:val="6"/>
       </w:pPr>
       <w:bookmarkStart w:id="62" w:name="_Toc11513"/>
-      <w:bookmarkStart w:id="63" w:name="_Toc8879"/>
-      <w:bookmarkStart w:id="64" w:name="_Toc32059"/>
+      <w:bookmarkStart w:id="63" w:name="_Toc32059"/>
+      <w:bookmarkStart w:id="64" w:name="_Toc8879"/>
       <w:r>
         <w:rPr>
           <w:rFonts w:hint="eastAsia"/>
@@ -8757,8 +8740,8 @@
       <w:pPr>
         <w:pStyle w:val="6"/>
       </w:pPr>
-      <w:bookmarkStart w:id="65" w:name="_Toc314"/>
-      <w:bookmarkStart w:id="66" w:name="_Toc24265"/>
+      <w:bookmarkStart w:id="65" w:name="_Toc24265"/>
+      <w:bookmarkStart w:id="66" w:name="_Toc314"/>
       <w:bookmarkStart w:id="67" w:name="_Toc25522"/>
       <w:r>
         <w:rPr>
@@ -9098,9 +9081,9 @@
       <w:pPr>
         <w:pStyle w:val="6"/>
       </w:pPr>
-      <w:bookmarkStart w:id="68" w:name="_Toc20875"/>
+      <w:bookmarkStart w:id="68" w:name="_Toc29959"/>
       <w:bookmarkStart w:id="69" w:name="_Toc21853"/>
-      <w:bookmarkStart w:id="70" w:name="_Toc29959"/>
+      <w:bookmarkStart w:id="70" w:name="_Toc20875"/>
       <w:r>
         <w:rPr>
           <w:rFonts w:hint="eastAsia"/>
@@ -17042,9 +17025,9 @@
         <w:pStyle w:val="7"/>
         <w:ind w:left="105"/>
       </w:pPr>
-      <w:bookmarkStart w:id="81" w:name="_Toc13129"/>
+      <w:bookmarkStart w:id="81" w:name="_Toc11387"/>
       <w:bookmarkStart w:id="82" w:name="_Toc16914"/>
-      <w:bookmarkStart w:id="83" w:name="_Toc11387"/>
+      <w:bookmarkStart w:id="83" w:name="_Toc13129"/>
       <w:r>
         <w:rPr>
           <w:rFonts w:hint="eastAsia"/>
@@ -17126,8 +17109,8 @@
         <w:pStyle w:val="7"/>
         <w:ind w:left="105"/>
       </w:pPr>
-      <w:bookmarkStart w:id="87" w:name="_Toc29672"/>
-      <w:bookmarkStart w:id="88" w:name="_Toc16926"/>
+      <w:bookmarkStart w:id="87" w:name="_Toc16926"/>
+      <w:bookmarkStart w:id="88" w:name="_Toc29672"/>
       <w:bookmarkStart w:id="89" w:name="_Toc11020"/>
       <w:r>
         <w:rPr>
@@ -17176,9 +17159,9 @@
         <w:pStyle w:val="7"/>
         <w:ind w:left="105"/>
       </w:pPr>
-      <w:bookmarkStart w:id="90" w:name="_Toc12097"/>
+      <w:bookmarkStart w:id="90" w:name="_Toc26904"/>
       <w:bookmarkStart w:id="91" w:name="_Toc25160"/>
-      <w:bookmarkStart w:id="92" w:name="_Toc26904"/>
+      <w:bookmarkStart w:id="92" w:name="_Toc12097"/>
       <w:r>
         <w:rPr>
           <w:rFonts w:hint="eastAsia"/>
@@ -17432,8 +17415,8 @@
         <w:pStyle w:val="7"/>
         <w:ind w:left="105"/>
       </w:pPr>
-      <w:bookmarkStart w:id="93" w:name="_Toc14084"/>
-      <w:bookmarkStart w:id="94" w:name="_Toc14454"/>
+      <w:bookmarkStart w:id="93" w:name="_Toc14454"/>
+      <w:bookmarkStart w:id="94" w:name="_Toc14084"/>
       <w:bookmarkStart w:id="95" w:name="_Toc14792"/>
       <w:r>
         <w:rPr>
@@ -17458,9 +17441,9 @@
         <w:pStyle w:val="7"/>
         <w:ind w:left="105"/>
       </w:pPr>
-      <w:bookmarkStart w:id="96" w:name="_Toc20365"/>
-      <w:bookmarkStart w:id="97" w:name="_Toc21295"/>
-      <w:bookmarkStart w:id="98" w:name="_Toc12552"/>
+      <w:bookmarkStart w:id="96" w:name="_Toc21295"/>
+      <w:bookmarkStart w:id="97" w:name="_Toc12552"/>
+      <w:bookmarkStart w:id="98" w:name="_Toc20365"/>
       <w:r>
         <w:rPr>
           <w:rFonts w:hint="eastAsia"/>
@@ -17484,9 +17467,9 @@
         <w:pStyle w:val="7"/>
         <w:ind w:left="105"/>
       </w:pPr>
-      <w:bookmarkStart w:id="99" w:name="_Toc11441"/>
-      <w:bookmarkStart w:id="100" w:name="_Toc26535"/>
-      <w:bookmarkStart w:id="101" w:name="_Toc25540"/>
+      <w:bookmarkStart w:id="99" w:name="_Toc25540"/>
+      <w:bookmarkStart w:id="100" w:name="_Toc11441"/>
+      <w:bookmarkStart w:id="101" w:name="_Toc26535"/>
       <w:r>
         <w:rPr>
           <w:rFonts w:hint="eastAsia"/>
@@ -17510,9 +17493,9 @@
         <w:pStyle w:val="7"/>
         <w:ind w:left="105"/>
       </w:pPr>
-      <w:bookmarkStart w:id="102" w:name="_Toc22559"/>
-      <w:bookmarkStart w:id="103" w:name="_Toc1799"/>
-      <w:bookmarkStart w:id="104" w:name="_Toc11047"/>
+      <w:bookmarkStart w:id="102" w:name="_Toc11047"/>
+      <w:bookmarkStart w:id="103" w:name="_Toc22559"/>
+      <w:bookmarkStart w:id="104" w:name="_Toc1799"/>
       <w:r>
         <w:rPr>
           <w:rFonts w:hint="eastAsia"/>
@@ -17542,9 +17525,9 @@
         <w:pStyle w:val="7"/>
         <w:ind w:left="105"/>
       </w:pPr>
-      <w:bookmarkStart w:id="105" w:name="_Toc12388"/>
-      <w:bookmarkStart w:id="106" w:name="_Toc12929"/>
-      <w:bookmarkStart w:id="107" w:name="_Toc29366"/>
+      <w:bookmarkStart w:id="105" w:name="_Toc12929"/>
+      <w:bookmarkStart w:id="106" w:name="_Toc29366"/>
+      <w:bookmarkStart w:id="107" w:name="_Toc12388"/>
       <w:r>
         <w:rPr>
           <w:rFonts w:hint="eastAsia"/>
@@ -17584,9 +17567,9 @@
         <w:pStyle w:val="7"/>
         <w:ind w:left="105"/>
       </w:pPr>
-      <w:bookmarkStart w:id="108" w:name="_Toc29556"/>
+      <w:bookmarkStart w:id="108" w:name="_Toc24557"/>
       <w:bookmarkStart w:id="109" w:name="_Toc23551"/>
-      <w:bookmarkStart w:id="110" w:name="_Toc24557"/>
+      <w:bookmarkStart w:id="110" w:name="_Toc29556"/>
       <w:r>
         <w:rPr>
           <w:rFonts w:hint="eastAsia"/>
@@ -17641,9 +17624,9 @@
       <w:pPr>
         <w:pStyle w:val="6"/>
       </w:pPr>
-      <w:bookmarkStart w:id="111" w:name="_Toc1510"/>
-      <w:bookmarkStart w:id="112" w:name="_Toc24387"/>
-      <w:bookmarkStart w:id="113" w:name="_Toc1511"/>
+      <w:bookmarkStart w:id="111" w:name="_Toc24387"/>
+      <w:bookmarkStart w:id="112" w:name="_Toc1511"/>
+      <w:bookmarkStart w:id="113" w:name="_Toc1510"/>
       <w:r>
         <w:rPr>
           <w:rFonts w:hint="eastAsia"/>
@@ -17659,9 +17642,9 @@
         <w:pStyle w:val="7"/>
         <w:ind w:left="105"/>
       </w:pPr>
-      <w:bookmarkStart w:id="114" w:name="_Toc25626"/>
-      <w:bookmarkStart w:id="115" w:name="_Toc5210"/>
-      <w:bookmarkStart w:id="116" w:name="_Toc12379"/>
+      <w:bookmarkStart w:id="114" w:name="_Toc5210"/>
+      <w:bookmarkStart w:id="115" w:name="_Toc12379"/>
+      <w:bookmarkStart w:id="116" w:name="_Toc25626"/>
       <w:r>
         <w:rPr>
           <w:rFonts w:hint="eastAsia"/>
@@ -17812,9 +17795,9 @@
         <w:pStyle w:val="7"/>
         <w:ind w:left="105"/>
       </w:pPr>
-      <w:bookmarkStart w:id="120" w:name="_Toc21105"/>
+      <w:bookmarkStart w:id="120" w:name="_Toc30874"/>
       <w:bookmarkStart w:id="121" w:name="_Toc18386"/>
-      <w:bookmarkStart w:id="122" w:name="_Toc30874"/>
+      <w:bookmarkStart w:id="122" w:name="_Toc21105"/>
       <w:r>
         <w:rPr>
           <w:rFonts w:hint="eastAsia"/>
@@ -17874,9 +17857,9 @@
         <w:pStyle w:val="7"/>
         <w:ind w:left="105"/>
       </w:pPr>
-      <w:bookmarkStart w:id="123" w:name="_Toc13258"/>
-      <w:bookmarkStart w:id="124" w:name="_Toc5578"/>
-      <w:bookmarkStart w:id="125" w:name="_Toc6993"/>
+      <w:bookmarkStart w:id="123" w:name="_Toc5578"/>
+      <w:bookmarkStart w:id="124" w:name="_Toc6993"/>
+      <w:bookmarkStart w:id="125" w:name="_Toc13258"/>
       <w:r>
         <w:rPr>
           <w:rFonts w:hint="eastAsia"/>
@@ -17933,8 +17916,8 @@
       <w:pPr>
         <w:pStyle w:val="6"/>
       </w:pPr>
-      <w:bookmarkStart w:id="126" w:name="_Toc31077"/>
-      <w:bookmarkStart w:id="127" w:name="_Toc24423"/>
+      <w:bookmarkStart w:id="126" w:name="_Toc24423"/>
+      <w:bookmarkStart w:id="127" w:name="_Toc31077"/>
       <w:bookmarkStart w:id="128" w:name="_Toc14952"/>
       <w:r>
         <w:rPr>
@@ -17951,9 +17934,9 @@
         <w:pStyle w:val="7"/>
         <w:ind w:left="105"/>
       </w:pPr>
-      <w:bookmarkStart w:id="129" w:name="_Toc20272"/>
+      <w:bookmarkStart w:id="129" w:name="_Toc18416"/>
       <w:bookmarkStart w:id="130" w:name="_Toc19844"/>
-      <w:bookmarkStart w:id="131" w:name="_Toc18416"/>
+      <w:bookmarkStart w:id="131" w:name="_Toc20272"/>
       <w:r>
         <w:rPr>
           <w:rFonts w:hint="eastAsia"/>
@@ -18222,9 +18205,9 @@
         <w:pStyle w:val="7"/>
         <w:ind w:left="105"/>
       </w:pPr>
-      <w:bookmarkStart w:id="136" w:name="_Toc5475"/>
-      <w:bookmarkStart w:id="137" w:name="_Toc5397"/>
-      <w:bookmarkStart w:id="138" w:name="_Toc12786"/>
+      <w:bookmarkStart w:id="136" w:name="_Toc5397"/>
+      <w:bookmarkStart w:id="137" w:name="_Toc12786"/>
+      <w:bookmarkStart w:id="138" w:name="_Toc5475"/>
       <w:r>
         <w:rPr>
           <w:rFonts w:hint="eastAsia"/>
@@ -18276,8 +18259,8 @@
         <w:pStyle w:val="7"/>
         <w:ind w:left="105"/>
       </w:pPr>
-      <w:bookmarkStart w:id="139" w:name="_Toc30417"/>
-      <w:bookmarkStart w:id="140" w:name="_Toc32368"/>
+      <w:bookmarkStart w:id="139" w:name="_Toc32368"/>
+      <w:bookmarkStart w:id="140" w:name="_Toc30417"/>
       <w:bookmarkStart w:id="141" w:name="_Toc2230"/>
       <w:r>
         <w:rPr>
@@ -18423,9 +18406,9 @@
         <w:pStyle w:val="7"/>
         <w:ind w:left="105"/>
       </w:pPr>
-      <w:bookmarkStart w:id="145" w:name="_Toc29874"/>
+      <w:bookmarkStart w:id="145" w:name="_Toc11442"/>
       <w:bookmarkStart w:id="146" w:name="_Toc27176"/>
-      <w:bookmarkStart w:id="147" w:name="_Toc11442"/>
+      <w:bookmarkStart w:id="147" w:name="_Toc29874"/>
       <w:r>
         <w:rPr>
           <w:rFonts w:hint="eastAsia"/>
@@ -18522,9 +18505,9 @@
         <w:pStyle w:val="7"/>
         <w:ind w:left="105"/>
       </w:pPr>
-      <w:bookmarkStart w:id="148" w:name="_Toc5349"/>
-      <w:bookmarkStart w:id="149" w:name="_Toc469"/>
-      <w:bookmarkStart w:id="150" w:name="_Toc19952"/>
+      <w:bookmarkStart w:id="148" w:name="_Toc469"/>
+      <w:bookmarkStart w:id="149" w:name="_Toc19952"/>
+      <w:bookmarkStart w:id="150" w:name="_Toc5349"/>
       <w:r>
         <w:rPr>
           <w:rFonts w:hint="eastAsia"/>
@@ -18565,8 +18548,8 @@
         <w:ind w:left="105"/>
       </w:pPr>
       <w:bookmarkStart w:id="151" w:name="_Toc12178"/>
-      <w:bookmarkStart w:id="152" w:name="_Toc30706"/>
-      <w:bookmarkStart w:id="153" w:name="_Toc27755"/>
+      <w:bookmarkStart w:id="152" w:name="_Toc27755"/>
+      <w:bookmarkStart w:id="153" w:name="_Toc30706"/>
       <w:r>
         <w:rPr>
           <w:rFonts w:hint="eastAsia"/>
@@ -18629,9 +18612,9 @@
       <w:pPr>
         <w:pStyle w:val="6"/>
       </w:pPr>
-      <w:bookmarkStart w:id="154" w:name="_Toc4014"/>
-      <w:bookmarkStart w:id="155" w:name="_Toc1660"/>
-      <w:bookmarkStart w:id="156" w:name="_Toc5032"/>
+      <w:bookmarkStart w:id="154" w:name="_Toc1660"/>
+      <w:bookmarkStart w:id="155" w:name="_Toc5032"/>
+      <w:bookmarkStart w:id="156" w:name="_Toc4014"/>
       <w:r>
         <w:rPr>
           <w:rFonts w:hint="eastAsia"/>
@@ -18647,8 +18630,8 @@
         <w:pStyle w:val="7"/>
         <w:ind w:left="105"/>
       </w:pPr>
-      <w:bookmarkStart w:id="157" w:name="_Toc7302"/>
-      <w:bookmarkStart w:id="158" w:name="_Toc21489"/>
+      <w:bookmarkStart w:id="157" w:name="_Toc21489"/>
+      <w:bookmarkStart w:id="158" w:name="_Toc7302"/>
       <w:bookmarkStart w:id="159" w:name="_Toc20976"/>
       <w:r>
         <w:rPr>
@@ -18747,9 +18730,9 @@
         <w:pStyle w:val="7"/>
         <w:ind w:left="105"/>
       </w:pPr>
-      <w:bookmarkStart w:id="163" w:name="_Toc22021"/>
-      <w:bookmarkStart w:id="164" w:name="_Toc5445"/>
-      <w:bookmarkStart w:id="165" w:name="_Toc29617"/>
+      <w:bookmarkStart w:id="163" w:name="_Toc5445"/>
+      <w:bookmarkStart w:id="164" w:name="_Toc29617"/>
+      <w:bookmarkStart w:id="165" w:name="_Toc22021"/>
       <w:r>
         <w:rPr>
           <w:rFonts w:hint="eastAsia"/>
@@ -18810,9 +18793,9 @@
       <w:pPr>
         <w:pStyle w:val="6"/>
       </w:pPr>
-      <w:bookmarkStart w:id="167" w:name="_Toc28703"/>
-      <w:bookmarkStart w:id="168" w:name="_Toc14206"/>
-      <w:bookmarkStart w:id="169" w:name="_Toc13745"/>
+      <w:bookmarkStart w:id="167" w:name="_Toc13745"/>
+      <w:bookmarkStart w:id="168" w:name="_Toc28703"/>
+      <w:bookmarkStart w:id="169" w:name="_Toc14206"/>
       <w:r>
         <w:rPr>
           <w:rFonts w:hint="eastAsia"/>
@@ -18828,9 +18811,9 @@
         <w:pStyle w:val="7"/>
         <w:ind w:left="105"/>
       </w:pPr>
-      <w:bookmarkStart w:id="170" w:name="_Toc22270"/>
-      <w:bookmarkStart w:id="171" w:name="_Toc28164"/>
-      <w:bookmarkStart w:id="172" w:name="_Toc25547"/>
+      <w:bookmarkStart w:id="170" w:name="_Toc28164"/>
+      <w:bookmarkStart w:id="171" w:name="_Toc25547"/>
+      <w:bookmarkStart w:id="172" w:name="_Toc22270"/>
       <w:r>
         <w:rPr>
           <w:rFonts w:hint="eastAsia"/>
@@ -18854,9 +18837,9 @@
         <w:pStyle w:val="7"/>
         <w:ind w:left="105"/>
       </w:pPr>
-      <w:bookmarkStart w:id="173" w:name="_Toc29069"/>
+      <w:bookmarkStart w:id="173" w:name="_Toc24624"/>
       <w:bookmarkStart w:id="174" w:name="_Toc5686"/>
-      <w:bookmarkStart w:id="175" w:name="_Toc24624"/>
+      <w:bookmarkStart w:id="175" w:name="_Toc29069"/>
       <w:r>
         <w:rPr>
           <w:rFonts w:hint="eastAsia"/>
@@ -18881,8 +18864,8 @@
         <w:ind w:left="105"/>
       </w:pPr>
       <w:bookmarkStart w:id="176" w:name="_Toc16497"/>
-      <w:bookmarkStart w:id="177" w:name="_Toc10315"/>
-      <w:bookmarkStart w:id="178" w:name="_Toc15794"/>
+      <w:bookmarkStart w:id="177" w:name="_Toc15794"/>
+      <w:bookmarkStart w:id="178" w:name="_Toc10315"/>
       <w:r>
         <w:rPr>
           <w:rFonts w:hint="eastAsia"/>
@@ -18905,9 +18888,9 @@
       <w:pPr>
         <w:pStyle w:val="6"/>
       </w:pPr>
-      <w:bookmarkStart w:id="179" w:name="_Toc7419"/>
+      <w:bookmarkStart w:id="179" w:name="_Toc8916"/>
       <w:bookmarkStart w:id="180" w:name="_Toc21760"/>
-      <w:bookmarkStart w:id="181" w:name="_Toc8916"/>
+      <w:bookmarkStart w:id="181" w:name="_Toc7419"/>
       <w:r>
         <w:rPr>
           <w:rFonts w:hint="eastAsia"/>
@@ -18923,9 +18906,9 @@
         <w:pStyle w:val="7"/>
         <w:ind w:left="105"/>
       </w:pPr>
-      <w:bookmarkStart w:id="182" w:name="_Toc28551"/>
+      <w:bookmarkStart w:id="182" w:name="_Toc15336"/>
       <w:bookmarkStart w:id="183" w:name="_Toc2072"/>
-      <w:bookmarkStart w:id="184" w:name="_Toc15336"/>
+      <w:bookmarkStart w:id="184" w:name="_Toc28551"/>
       <w:r>
         <w:rPr>
           <w:rFonts w:hint="eastAsia"/>
@@ -19005,9 +18988,9 @@
         <w:pStyle w:val="7"/>
         <w:ind w:left="105"/>
       </w:pPr>
-      <w:bookmarkStart w:id="185" w:name="_Toc4839"/>
-      <w:bookmarkStart w:id="186" w:name="_Toc19779"/>
-      <w:bookmarkStart w:id="187" w:name="_Toc17328"/>
+      <w:bookmarkStart w:id="185" w:name="_Toc19779"/>
+      <w:bookmarkStart w:id="186" w:name="_Toc17328"/>
+      <w:bookmarkStart w:id="187" w:name="_Toc4839"/>
       <w:r>
         <w:rPr>
           <w:rFonts w:hint="eastAsia"/>
@@ -19031,8 +19014,8 @@
         <w:pStyle w:val="7"/>
         <w:ind w:left="105"/>
       </w:pPr>
-      <w:bookmarkStart w:id="188" w:name="_Toc17898"/>
-      <w:bookmarkStart w:id="189" w:name="_Toc15974"/>
+      <w:bookmarkStart w:id="188" w:name="_Toc15974"/>
+      <w:bookmarkStart w:id="189" w:name="_Toc17898"/>
       <w:bookmarkStart w:id="190" w:name="_Toc2794"/>
       <w:r>
         <w:rPr>
@@ -19064,9 +19047,9 @@
       <w:pPr>
         <w:pStyle w:val="6"/>
       </w:pPr>
-      <w:bookmarkStart w:id="191" w:name="_Toc7506"/>
+      <w:bookmarkStart w:id="191" w:name="_Toc12401"/>
       <w:bookmarkStart w:id="192" w:name="_Toc9445"/>
-      <w:bookmarkStart w:id="193" w:name="_Toc12401"/>
+      <w:bookmarkStart w:id="193" w:name="_Toc7506"/>
       <w:r>
         <w:rPr>
           <w:rFonts w:hint="eastAsia"/>
@@ -19083,8 +19066,8 @@
         <w:ind w:left="105"/>
       </w:pPr>
       <w:bookmarkStart w:id="194" w:name="_Toc11413"/>
-      <w:bookmarkStart w:id="195" w:name="_Toc1828"/>
-      <w:bookmarkStart w:id="196" w:name="_Toc21571"/>
+      <w:bookmarkStart w:id="195" w:name="_Toc21571"/>
+      <w:bookmarkStart w:id="196" w:name="_Toc1828"/>
       <w:r>
         <w:rPr>
           <w:rFonts w:hint="eastAsia"/>
@@ -19140,9 +19123,9 @@
         <w:pStyle w:val="7"/>
         <w:ind w:left="105"/>
       </w:pPr>
-      <w:bookmarkStart w:id="200" w:name="_Toc27892"/>
-      <w:bookmarkStart w:id="201" w:name="_Toc27412"/>
-      <w:bookmarkStart w:id="202" w:name="_Toc12758"/>
+      <w:bookmarkStart w:id="200" w:name="_Toc27412"/>
+      <w:bookmarkStart w:id="201" w:name="_Toc12758"/>
+      <w:bookmarkStart w:id="202" w:name="_Toc27892"/>
       <w:r>
         <w:rPr>
           <w:rFonts w:hint="eastAsia"/>
@@ -19166,8 +19149,8 @@
         <w:pStyle w:val="7"/>
         <w:ind w:left="105"/>
       </w:pPr>
-      <w:bookmarkStart w:id="203" w:name="_Toc7910"/>
-      <w:bookmarkStart w:id="204" w:name="_Toc29424"/>
+      <w:bookmarkStart w:id="203" w:name="_Toc29424"/>
+      <w:bookmarkStart w:id="204" w:name="_Toc7910"/>
       <w:bookmarkStart w:id="205" w:name="_Toc957"/>
       <w:r>
         <w:rPr>
@@ -19192,9 +19175,9 @@
         <w:pStyle w:val="7"/>
         <w:ind w:left="105"/>
       </w:pPr>
-      <w:bookmarkStart w:id="206" w:name="_Toc580"/>
-      <w:bookmarkStart w:id="207" w:name="_Toc21696"/>
-      <w:bookmarkStart w:id="208" w:name="_Toc25209"/>
+      <w:bookmarkStart w:id="206" w:name="_Toc21696"/>
+      <w:bookmarkStart w:id="207" w:name="_Toc25209"/>
+      <w:bookmarkStart w:id="208" w:name="_Toc580"/>
       <w:r>
         <w:rPr>
           <w:rFonts w:hint="eastAsia"/>
@@ -19218,8 +19201,8 @@
         <w:pStyle w:val="7"/>
         <w:ind w:left="105"/>
       </w:pPr>
-      <w:bookmarkStart w:id="209" w:name="_Toc1281"/>
-      <w:bookmarkStart w:id="210" w:name="_Toc1177"/>
+      <w:bookmarkStart w:id="209" w:name="_Toc1177"/>
+      <w:bookmarkStart w:id="210" w:name="_Toc1281"/>
       <w:bookmarkStart w:id="211" w:name="_Toc21270"/>
       <w:r>
         <w:rPr>
@@ -19252,9 +19235,9 @@
         <w:pStyle w:val="7"/>
         <w:ind w:left="105"/>
       </w:pPr>
-      <w:bookmarkStart w:id="212" w:name="_Toc25613"/>
-      <w:bookmarkStart w:id="213" w:name="_Toc15741"/>
-      <w:bookmarkStart w:id="214" w:name="_Toc14469"/>
+      <w:bookmarkStart w:id="212" w:name="_Toc15741"/>
+      <w:bookmarkStart w:id="213" w:name="_Toc14469"/>
+      <w:bookmarkStart w:id="214" w:name="_Toc25613"/>
       <w:r>
         <w:rPr>
           <w:rFonts w:hint="eastAsia"/>
@@ -19293,9 +19276,9 @@
       <w:pPr>
         <w:pStyle w:val="6"/>
       </w:pPr>
-      <w:bookmarkStart w:id="215" w:name="_Toc10858"/>
-      <w:bookmarkStart w:id="216" w:name="_Toc17309"/>
-      <w:bookmarkStart w:id="217" w:name="_Toc17300"/>
+      <w:bookmarkStart w:id="215" w:name="_Toc17309"/>
+      <w:bookmarkStart w:id="216" w:name="_Toc17300"/>
+      <w:bookmarkStart w:id="217" w:name="_Toc10858"/>
       <w:r>
         <w:rPr>
           <w:rFonts w:hint="eastAsia"/>
@@ -19312,8 +19295,8 @@
         <w:ind w:left="105"/>
       </w:pPr>
       <w:bookmarkStart w:id="218" w:name="_Toc3465"/>
-      <w:bookmarkStart w:id="219" w:name="_Toc3266"/>
-      <w:bookmarkStart w:id="220" w:name="_Toc21509"/>
+      <w:bookmarkStart w:id="219" w:name="_Toc21509"/>
+      <w:bookmarkStart w:id="220" w:name="_Toc3266"/>
       <w:r>
         <w:rPr>
           <w:rFonts w:hint="eastAsia"/>
@@ -19361,9 +19344,9 @@
         <w:pStyle w:val="7"/>
         <w:ind w:left="105"/>
       </w:pPr>
-      <w:bookmarkStart w:id="221" w:name="_Toc23768"/>
+      <w:bookmarkStart w:id="221" w:name="_Toc11156"/>
       <w:bookmarkStart w:id="222" w:name="_Toc3790"/>
-      <w:bookmarkStart w:id="223" w:name="_Toc11156"/>
+      <w:bookmarkStart w:id="223" w:name="_Toc23768"/>
       <w:r>
         <w:rPr>
           <w:rFonts w:hint="eastAsia"/>
@@ -19394,9 +19377,9 @@
       <w:pPr>
         <w:pStyle w:val="6"/>
       </w:pPr>
-      <w:bookmarkStart w:id="224" w:name="_Toc27047"/>
-      <w:bookmarkStart w:id="225" w:name="_Toc2164"/>
-      <w:bookmarkStart w:id="226" w:name="_Toc21006"/>
+      <w:bookmarkStart w:id="224" w:name="_Toc21006"/>
+      <w:bookmarkStart w:id="225" w:name="_Toc27047"/>
+      <w:bookmarkStart w:id="226" w:name="_Toc2164"/>
       <w:r>
         <w:rPr>
           <w:rFonts w:hint="eastAsia"/>
@@ -19438,9 +19421,9 @@
         <w:pStyle w:val="7"/>
         <w:ind w:left="105"/>
       </w:pPr>
-      <w:bookmarkStart w:id="230" w:name="_Toc18703"/>
-      <w:bookmarkStart w:id="231" w:name="_Toc23438"/>
-      <w:bookmarkStart w:id="232" w:name="_Toc13279"/>
+      <w:bookmarkStart w:id="230" w:name="_Toc23438"/>
+      <w:bookmarkStart w:id="231" w:name="_Toc13279"/>
+      <w:bookmarkStart w:id="232" w:name="_Toc18703"/>
       <w:r>
         <w:rPr>
           <w:rFonts w:hint="eastAsia"/>
@@ -19464,9 +19447,9 @@
         <w:pStyle w:val="7"/>
         <w:ind w:left="105"/>
       </w:pPr>
-      <w:bookmarkStart w:id="233" w:name="_Toc26274"/>
-      <w:bookmarkStart w:id="234" w:name="_Toc14931"/>
-      <w:bookmarkStart w:id="235" w:name="_Toc24689"/>
+      <w:bookmarkStart w:id="233" w:name="_Toc14931"/>
+      <w:bookmarkStart w:id="234" w:name="_Toc24689"/>
+      <w:bookmarkStart w:id="235" w:name="_Toc26274"/>
       <w:r>
         <w:rPr>
           <w:rFonts w:hint="eastAsia"/>
@@ -19491,8 +19474,8 @@
         <w:ind w:left="105"/>
       </w:pPr>
       <w:bookmarkStart w:id="236" w:name="_Toc12465"/>
-      <w:bookmarkStart w:id="237" w:name="_Toc28463"/>
-      <w:bookmarkStart w:id="238" w:name="_Toc3187"/>
+      <w:bookmarkStart w:id="237" w:name="_Toc3187"/>
+      <w:bookmarkStart w:id="238" w:name="_Toc28463"/>
       <w:r>
         <w:rPr>
           <w:rFonts w:hint="eastAsia"/>
@@ -19517,8 +19500,8 @@
         <w:ind w:left="105"/>
       </w:pPr>
       <w:bookmarkStart w:id="239" w:name="_Toc7206"/>
-      <w:bookmarkStart w:id="240" w:name="_Toc7782"/>
-      <w:bookmarkStart w:id="241" w:name="_Toc28307"/>
+      <w:bookmarkStart w:id="240" w:name="_Toc28307"/>
+      <w:bookmarkStart w:id="241" w:name="_Toc7782"/>
       <w:r>
         <w:rPr>
           <w:rFonts w:hint="eastAsia"/>
@@ -19549,9 +19532,9 @@
       <w:pPr>
         <w:pStyle w:val="6"/>
       </w:pPr>
-      <w:bookmarkStart w:id="242" w:name="_Toc8173"/>
-      <w:bookmarkStart w:id="243" w:name="_Toc6748"/>
-      <w:bookmarkStart w:id="244" w:name="_Toc29711"/>
+      <w:bookmarkStart w:id="242" w:name="_Toc6748"/>
+      <w:bookmarkStart w:id="243" w:name="_Toc29711"/>
+      <w:bookmarkStart w:id="244" w:name="_Toc8173"/>
       <w:r>
         <w:rPr>
           <w:rFonts w:hint="eastAsia"/>
@@ -19575,8 +19558,8 @@
         <w:pStyle w:val="6"/>
       </w:pPr>
       <w:bookmarkStart w:id="245" w:name="_Toc19806"/>
-      <w:bookmarkStart w:id="246" w:name="_Toc7785"/>
-      <w:bookmarkStart w:id="247" w:name="_Toc8985"/>
+      <w:bookmarkStart w:id="246" w:name="_Toc8985"/>
+      <w:bookmarkStart w:id="247" w:name="_Toc7785"/>
       <w:r>
         <w:rPr>
           <w:rFonts w:hint="eastAsia"/>
@@ -19612,8 +19595,8 @@
         <w:ind w:left="105"/>
       </w:pPr>
       <w:bookmarkStart w:id="248" w:name="_Toc5346"/>
-      <w:bookmarkStart w:id="249" w:name="_Toc26233"/>
-      <w:bookmarkStart w:id="250" w:name="_Toc14361"/>
+      <w:bookmarkStart w:id="249" w:name="_Toc14361"/>
+      <w:bookmarkStart w:id="250" w:name="_Toc26233"/>
       <w:r>
         <w:rPr>
           <w:rFonts w:hint="eastAsia"/>
@@ -21656,8 +21639,8 @@
         <w:ind w:left="105"/>
       </w:pPr>
       <w:bookmarkStart w:id="252" w:name="_Toc28040"/>
-      <w:bookmarkStart w:id="253" w:name="_Toc15414"/>
-      <w:bookmarkStart w:id="254" w:name="_Toc17680"/>
+      <w:bookmarkStart w:id="253" w:name="_Toc17680"/>
+      <w:bookmarkStart w:id="254" w:name="_Toc15414"/>
       <w:r>
         <w:rPr>
           <w:rFonts w:hint="eastAsia"/>
@@ -22063,8 +22046,8 @@
         <w:ind w:left="105"/>
       </w:pPr>
       <w:bookmarkStart w:id="255" w:name="_Toc9111"/>
-      <w:bookmarkStart w:id="256" w:name="_Toc10806"/>
-      <w:bookmarkStart w:id="257" w:name="_Toc16648"/>
+      <w:bookmarkStart w:id="256" w:name="_Toc16648"/>
+      <w:bookmarkStart w:id="257" w:name="_Toc10806"/>
       <w:r>
         <w:rPr>
           <w:rFonts w:hint="eastAsia"/>
@@ -22629,9 +22612,9 @@
       <w:pPr>
         <w:pStyle w:val="5"/>
       </w:pPr>
-      <w:bookmarkStart w:id="261" w:name="_Toc20322"/>
-      <w:bookmarkStart w:id="262" w:name="_Toc3196"/>
-      <w:bookmarkStart w:id="263" w:name="_Toc21866"/>
+      <w:bookmarkStart w:id="261" w:name="_Toc21866"/>
+      <w:bookmarkStart w:id="262" w:name="_Toc20322"/>
+      <w:bookmarkStart w:id="263" w:name="_Toc3196"/>
       <w:r>
         <w:rPr>
           <w:rFonts w:hint="eastAsia"/>
@@ -22647,8 +22630,8 @@
         <w:pStyle w:val="6"/>
       </w:pPr>
       <w:bookmarkStart w:id="264" w:name="_Toc10433"/>
-      <w:bookmarkStart w:id="265" w:name="_Toc28118"/>
-      <w:bookmarkStart w:id="266" w:name="_Toc19969"/>
+      <w:bookmarkStart w:id="265" w:name="_Toc19969"/>
+      <w:bookmarkStart w:id="266" w:name="_Toc28118"/>
       <w:r>
         <w:rPr>
           <w:rFonts w:hint="eastAsia"/>
@@ -26883,9 +26866,9 @@
       <w:pPr>
         <w:pStyle w:val="6"/>
       </w:pPr>
-      <w:bookmarkStart w:id="270" w:name="_Toc22852"/>
-      <w:bookmarkStart w:id="271" w:name="_Toc29240"/>
-      <w:bookmarkStart w:id="272" w:name="_Toc28863"/>
+      <w:bookmarkStart w:id="270" w:name="_Toc29240"/>
+      <w:bookmarkStart w:id="271" w:name="_Toc28863"/>
+      <w:bookmarkStart w:id="272" w:name="_Toc22852"/>
       <w:r>
         <w:rPr>
           <w:rFonts w:hint="eastAsia"/>
@@ -26901,9 +26884,9 @@
         <w:pStyle w:val="7"/>
         <w:ind w:left="105"/>
       </w:pPr>
-      <w:bookmarkStart w:id="273" w:name="_Toc13890"/>
-      <w:bookmarkStart w:id="274" w:name="_Toc31956"/>
-      <w:bookmarkStart w:id="275" w:name="_Toc3421"/>
+      <w:bookmarkStart w:id="273" w:name="_Toc3421"/>
+      <w:bookmarkStart w:id="274" w:name="_Toc13890"/>
+      <w:bookmarkStart w:id="275" w:name="_Toc31956"/>
       <w:r>
         <w:rPr>
           <w:rFonts w:hint="eastAsia"/>
@@ -26943,9 +26926,9 @@
         <w:pStyle w:val="7"/>
         <w:ind w:left="105"/>
       </w:pPr>
-      <w:bookmarkStart w:id="276" w:name="_Toc23184"/>
-      <w:bookmarkStart w:id="277" w:name="_Toc9194"/>
-      <w:bookmarkStart w:id="278" w:name="_Toc7621"/>
+      <w:bookmarkStart w:id="276" w:name="_Toc7621"/>
+      <w:bookmarkStart w:id="277" w:name="_Toc23184"/>
+      <w:bookmarkStart w:id="278" w:name="_Toc9194"/>
       <w:r>
         <w:rPr>
           <w:rFonts w:hint="eastAsia"/>
@@ -27056,8 +27039,8 @@
       <w:pPr>
         <w:pStyle w:val="6"/>
       </w:pPr>
-      <w:bookmarkStart w:id="279" w:name="_Toc23062"/>
-      <w:bookmarkStart w:id="280" w:name="_Toc4140"/>
+      <w:bookmarkStart w:id="279" w:name="_Toc4140"/>
+      <w:bookmarkStart w:id="280" w:name="_Toc23062"/>
       <w:bookmarkStart w:id="281" w:name="_Toc25622"/>
       <w:r>
         <w:rPr>
@@ -27074,8 +27057,8 @@
         <w:pStyle w:val="7"/>
         <w:ind w:left="105"/>
       </w:pPr>
-      <w:bookmarkStart w:id="282" w:name="_Toc8791"/>
-      <w:bookmarkStart w:id="283" w:name="_Toc30057"/>
+      <w:bookmarkStart w:id="282" w:name="_Toc30057"/>
+      <w:bookmarkStart w:id="283" w:name="_Toc8791"/>
       <w:bookmarkStart w:id="284" w:name="_Toc4967"/>
       <w:r>
         <w:rPr>
@@ -27183,8 +27166,8 @@
         <w:pStyle w:val="7"/>
         <w:ind w:left="105"/>
       </w:pPr>
-      <w:bookmarkStart w:id="285" w:name="_Toc29422"/>
-      <w:bookmarkStart w:id="286" w:name="_Toc30765"/>
+      <w:bookmarkStart w:id="285" w:name="_Toc30765"/>
+      <w:bookmarkStart w:id="286" w:name="_Toc29422"/>
       <w:bookmarkStart w:id="287" w:name="_Toc17814"/>
       <w:r>
         <w:rPr>
@@ -27257,9 +27240,9 @@
         <w:pStyle w:val="7"/>
         <w:ind w:left="105"/>
       </w:pPr>
-      <w:bookmarkStart w:id="288" w:name="_Toc2062"/>
-      <w:bookmarkStart w:id="289" w:name="_Toc19029"/>
-      <w:bookmarkStart w:id="290" w:name="_Toc22997"/>
+      <w:bookmarkStart w:id="288" w:name="_Toc19029"/>
+      <w:bookmarkStart w:id="289" w:name="_Toc22997"/>
+      <w:bookmarkStart w:id="290" w:name="_Toc2062"/>
       <w:r>
         <w:rPr>
           <w:rFonts w:hint="eastAsia"/>
@@ -27305,9 +27288,9 @@
         <w:pStyle w:val="7"/>
         <w:ind w:left="105"/>
       </w:pPr>
-      <w:bookmarkStart w:id="291" w:name="_Toc8051"/>
-      <w:bookmarkStart w:id="292" w:name="_Toc6945"/>
-      <w:bookmarkStart w:id="293" w:name="_Toc31343"/>
+      <w:bookmarkStart w:id="291" w:name="_Toc31343"/>
+      <w:bookmarkStart w:id="292" w:name="_Toc8051"/>
+      <w:bookmarkStart w:id="293" w:name="_Toc6945"/>
       <w:r>
         <w:rPr>
           <w:rFonts w:hint="eastAsia"/>
@@ -27417,9 +27400,9 @@
       <w:pPr>
         <w:pStyle w:val="5"/>
       </w:pPr>
-      <w:bookmarkStart w:id="294" w:name="_Toc8658"/>
+      <w:bookmarkStart w:id="294" w:name="_Toc21161"/>
       <w:bookmarkStart w:id="295" w:name="_Toc5276"/>
-      <w:bookmarkStart w:id="296" w:name="_Toc21161"/>
+      <w:bookmarkStart w:id="296" w:name="_Toc8658"/>
       <w:r>
         <w:rPr>
           <w:rFonts w:hint="eastAsia"/>
@@ -27460,8 +27443,8 @@
       <w:pPr>
         <w:pStyle w:val="5"/>
       </w:pPr>
-      <w:bookmarkStart w:id="297" w:name="_Toc5062"/>
-      <w:bookmarkStart w:id="298" w:name="_Toc8181"/>
+      <w:bookmarkStart w:id="297" w:name="_Toc8181"/>
+      <w:bookmarkStart w:id="298" w:name="_Toc5062"/>
       <w:bookmarkStart w:id="299" w:name="_Toc11285"/>
       <w:r>
         <w:rPr>
@@ -27481,8 +27464,8 @@
           <w:szCs w:val="22"/>
         </w:rPr>
       </w:pPr>
-      <w:bookmarkStart w:id="300" w:name="_Toc17243"/>
-      <w:bookmarkStart w:id="301" w:name="_Toc11101"/>
+      <w:bookmarkStart w:id="300" w:name="_Toc11101"/>
+      <w:bookmarkStart w:id="301" w:name="_Toc17243"/>
       <w:bookmarkStart w:id="302" w:name="_Toc22813"/>
       <w:r>
         <w:rPr>
@@ -27502,8 +27485,8 @@
         <w:pStyle w:val="6"/>
       </w:pPr>
       <w:bookmarkStart w:id="303" w:name="_Toc5215"/>
-      <w:bookmarkStart w:id="304" w:name="_Toc21058"/>
-      <w:bookmarkStart w:id="305" w:name="_Toc1227"/>
+      <w:bookmarkStart w:id="304" w:name="_Toc1227"/>
+      <w:bookmarkStart w:id="305" w:name="_Toc21058"/>
       <w:r>
         <w:rPr>
           <w:rFonts w:hint="eastAsia"/>
@@ -28438,9 +28421,9 @@
           <w:color w:val="EE0000"/>
         </w:rPr>
       </w:pPr>
-      <w:bookmarkStart w:id="306" w:name="_Toc32371"/>
-      <w:bookmarkStart w:id="307" w:name="_Toc22854"/>
-      <w:bookmarkStart w:id="308" w:name="_Toc27159"/>
+      <w:bookmarkStart w:id="306" w:name="_Toc27159"/>
+      <w:bookmarkStart w:id="307" w:name="_Toc32371"/>
+      <w:bookmarkStart w:id="308" w:name="_Toc22854"/>
       <w:r>
         <w:rPr>
           <w:rFonts w:hint="eastAsia"/>
@@ -28459,8 +28442,8 @@
         <w:pStyle w:val="6"/>
       </w:pPr>
       <w:bookmarkStart w:id="309" w:name="_Toc4289"/>
-      <w:bookmarkStart w:id="310" w:name="_Toc17169"/>
-      <w:bookmarkStart w:id="311" w:name="_Toc24422"/>
+      <w:bookmarkStart w:id="310" w:name="_Toc24422"/>
+      <w:bookmarkStart w:id="311" w:name="_Toc17169"/>
       <w:r>
         <w:rPr>
           <w:rFonts w:hint="eastAsia"/>
@@ -28489,8 +28472,8 @@
         </w:rPr>
         <w:t>五、</w:t>
       </w:r>
-      <w:bookmarkStart w:id="313" w:name="_Toc14326"/>
-      <w:bookmarkStart w:id="314" w:name="_Toc29537"/>
+      <w:bookmarkStart w:id="313" w:name="_Toc29537"/>
+      <w:bookmarkStart w:id="314" w:name="_Toc14326"/>
       <w:r>
         <w:rPr>
           <w:rFonts w:hint="eastAsia"/>
@@ -28521,15 +28504,13 @@
         </w:rPr>
         <w:br w:type="page"/>
       </w:r>
-      <w:bookmarkStart w:id="391" w:name="_GoBack"/>
-      <w:bookmarkEnd w:id="391"/>
     </w:p>
     <w:p>
       <w:pPr>
         <w:pStyle w:val="5"/>
       </w:pPr>
-      <w:bookmarkStart w:id="315" w:name="_Toc21551"/>
-      <w:bookmarkStart w:id="316" w:name="_Toc1685"/>
+      <w:bookmarkStart w:id="315" w:name="_Toc1685"/>
+      <w:bookmarkStart w:id="316" w:name="_Toc21551"/>
       <w:bookmarkStart w:id="317" w:name="_Toc14122"/>
       <w:r>
         <w:rPr>
@@ -28563,9 +28544,9 @@
       <w:pPr>
         <w:pStyle w:val="6"/>
       </w:pPr>
-      <w:bookmarkStart w:id="318" w:name="_Toc31866"/>
+      <w:bookmarkStart w:id="318" w:name="_Toc1387"/>
       <w:bookmarkStart w:id="319" w:name="_Toc14116"/>
-      <w:bookmarkStart w:id="320" w:name="_Toc1387"/>
+      <w:bookmarkStart w:id="320" w:name="_Toc31866"/>
       <w:r>
         <w:rPr>
           <w:rFonts w:hint="eastAsia"/>
@@ -29110,8 +29091,8 @@
         <w:jc w:val="center"/>
       </w:pPr>
       <w:bookmarkStart w:id="321" w:name="_Toc30060"/>
-      <w:bookmarkStart w:id="322" w:name="_Toc20777"/>
-      <w:bookmarkStart w:id="323" w:name="_Toc28079"/>
+      <w:bookmarkStart w:id="322" w:name="_Toc28079"/>
+      <w:bookmarkStart w:id="323" w:name="_Toc20777"/>
       <w:r>
         <w:rPr>
           <w:rFonts w:hint="eastAsia"/>
@@ -30112,9 +30093,9 @@
         <w:pStyle w:val="6"/>
         <w:jc w:val="center"/>
       </w:pPr>
-      <w:bookmarkStart w:id="327" w:name="_Toc3835"/>
+      <w:bookmarkStart w:id="327" w:name="_Toc11102"/>
       <w:bookmarkStart w:id="328" w:name="_Toc6398"/>
-      <w:bookmarkStart w:id="329" w:name="_Toc11102"/>
+      <w:bookmarkStart w:id="329" w:name="_Toc3835"/>
       <w:r>
         <w:rPr>
           <w:rFonts w:hint="eastAsia"/>
@@ -30337,8 +30318,8 @@
         <w:jc w:val="center"/>
       </w:pPr>
       <w:bookmarkStart w:id="330" w:name="_Toc1243"/>
-      <w:bookmarkStart w:id="331" w:name="_Toc10850"/>
-      <w:bookmarkStart w:id="332" w:name="_Toc18698"/>
+      <w:bookmarkStart w:id="331" w:name="_Toc18698"/>
+      <w:bookmarkStart w:id="332" w:name="_Toc10850"/>
       <w:r>
         <w:rPr>
           <w:rFonts w:hint="eastAsia"/>
@@ -30785,9 +30766,9 @@
         <w:pStyle w:val="6"/>
         <w:jc w:val="center"/>
       </w:pPr>
-      <w:bookmarkStart w:id="333" w:name="_Toc28315"/>
-      <w:bookmarkStart w:id="334" w:name="_Toc14780"/>
-      <w:bookmarkStart w:id="335" w:name="_Toc31886"/>
+      <w:bookmarkStart w:id="333" w:name="_Toc14780"/>
+      <w:bookmarkStart w:id="334" w:name="_Toc31886"/>
+      <w:bookmarkStart w:id="335" w:name="_Toc28315"/>
       <w:r>
         <w:rPr>
           <w:rFonts w:hint="eastAsia"/>
@@ -32641,9 +32622,9 @@
         <w:pStyle w:val="6"/>
         <w:jc w:val="center"/>
       </w:pPr>
-      <w:bookmarkStart w:id="339" w:name="_Toc3215"/>
-      <w:bookmarkStart w:id="340" w:name="_Toc7711"/>
-      <w:bookmarkStart w:id="341" w:name="_Toc23799"/>
+      <w:bookmarkStart w:id="339" w:name="_Toc23799"/>
+      <w:bookmarkStart w:id="340" w:name="_Toc3215"/>
+      <w:bookmarkStart w:id="341" w:name="_Toc7711"/>
       <w:r>
         <w:rPr>
           <w:rFonts w:hint="eastAsia"/>
@@ -33856,8 +33837,8 @@
         <w:jc w:val="center"/>
       </w:pPr>
       <w:bookmarkStart w:id="342" w:name="_Toc864"/>
-      <w:bookmarkStart w:id="343" w:name="_Toc8396"/>
-      <w:bookmarkStart w:id="344" w:name="_Toc24293"/>
+      <w:bookmarkStart w:id="343" w:name="_Toc24293"/>
+      <w:bookmarkStart w:id="344" w:name="_Toc8396"/>
       <w:r>
         <w:rPr>
           <w:rFonts w:hint="eastAsia"/>
@@ -40200,8 +40181,8 @@
         <w:jc w:val="center"/>
       </w:pPr>
       <w:bookmarkStart w:id="345" w:name="_Toc15993"/>
-      <w:bookmarkStart w:id="346" w:name="_Toc17932"/>
-      <w:bookmarkStart w:id="347" w:name="_Toc32160"/>
+      <w:bookmarkStart w:id="346" w:name="_Toc32160"/>
+      <w:bookmarkStart w:id="347" w:name="_Toc17932"/>
       <w:r>
         <w:rPr>
           <w:rFonts w:hint="eastAsia"/>
@@ -40227,8 +40208,8 @@
         <w:ind w:left="105"/>
       </w:pPr>
       <w:bookmarkStart w:id="348" w:name="_Toc20810"/>
-      <w:bookmarkStart w:id="349" w:name="_Toc1728"/>
-      <w:bookmarkStart w:id="350" w:name="_Toc9837"/>
+      <w:bookmarkStart w:id="349" w:name="_Toc9837"/>
+      <w:bookmarkStart w:id="350" w:name="_Toc1728"/>
       <w:r>
         <w:rPr>
           <w:rFonts w:hint="eastAsia"/>
@@ -41640,9 +41621,9 @@
         <w:pStyle w:val="7"/>
         <w:ind w:left="105"/>
       </w:pPr>
-      <w:bookmarkStart w:id="354" w:name="_Toc2657"/>
-      <w:bookmarkStart w:id="355" w:name="_Toc14985"/>
-      <w:bookmarkStart w:id="356" w:name="_Toc18503"/>
+      <w:bookmarkStart w:id="354" w:name="_Toc14985"/>
+      <w:bookmarkStart w:id="355" w:name="_Toc18503"/>
+      <w:bookmarkStart w:id="356" w:name="_Toc2657"/>
       <w:r>
         <w:rPr>
           <w:rFonts w:hint="eastAsia"/>
@@ -42257,8 +42238,8 @@
         </w:numPr>
         <w:ind w:left="105"/>
       </w:pPr>
-      <w:bookmarkStart w:id="357" w:name="_Toc7918"/>
-      <w:bookmarkStart w:id="358" w:name="_Toc22542"/>
+      <w:bookmarkStart w:id="357" w:name="_Toc22542"/>
+      <w:bookmarkStart w:id="358" w:name="_Toc7918"/>
       <w:bookmarkStart w:id="359" w:name="_Toc28313"/>
       <w:r>
         <w:rPr>
@@ -42809,9 +42790,9 @@
         <w:pStyle w:val="7"/>
         <w:ind w:left="105"/>
       </w:pPr>
-      <w:bookmarkStart w:id="360" w:name="_Toc8403"/>
-      <w:bookmarkStart w:id="361" w:name="_Toc15126"/>
-      <w:bookmarkStart w:id="362" w:name="_Toc8330"/>
+      <w:bookmarkStart w:id="360" w:name="_Toc8330"/>
+      <w:bookmarkStart w:id="361" w:name="_Toc8403"/>
+      <w:bookmarkStart w:id="362" w:name="_Toc15126"/>
       <w:r>
         <w:rPr>
           <w:rFonts w:hint="eastAsia"/>
@@ -42862,8 +42843,8 @@
         <w:ind w:left="105"/>
       </w:pPr>
       <w:bookmarkStart w:id="363" w:name="_Toc21989"/>
-      <w:bookmarkStart w:id="364" w:name="_Toc15367"/>
-      <w:bookmarkStart w:id="365" w:name="_Toc26138"/>
+      <w:bookmarkStart w:id="364" w:name="_Toc26138"/>
+      <w:bookmarkStart w:id="365" w:name="_Toc15367"/>
       <w:r>
         <w:rPr>
           <w:rFonts w:hint="eastAsia"/>
@@ -43211,9 +43192,9 @@
         <w:pStyle w:val="7"/>
         <w:ind w:left="105"/>
       </w:pPr>
-      <w:bookmarkStart w:id="366" w:name="_Toc23984"/>
-      <w:bookmarkStart w:id="367" w:name="_Toc25770"/>
-      <w:bookmarkStart w:id="368" w:name="_Toc24954"/>
+      <w:bookmarkStart w:id="366" w:name="_Toc25770"/>
+      <w:bookmarkStart w:id="367" w:name="_Toc24954"/>
+      <w:bookmarkStart w:id="368" w:name="_Toc23984"/>
       <w:r>
         <w:rPr>
           <w:rFonts w:hint="eastAsia"/>
@@ -43341,8 +43322,8 @@
         <w:ind w:left="105"/>
       </w:pPr>
       <w:bookmarkStart w:id="369" w:name="_Toc26570"/>
-      <w:bookmarkStart w:id="370" w:name="_Toc3144"/>
-      <w:bookmarkStart w:id="371" w:name="_Toc29577"/>
+      <w:bookmarkStart w:id="370" w:name="_Toc29577"/>
+      <w:bookmarkStart w:id="371" w:name="_Toc3144"/>
       <w:r>
         <w:rPr>
           <w:rFonts w:hint="eastAsia"/>
@@ -44660,8 +44641,8 @@
           <w:szCs w:val="32"/>
         </w:rPr>
       </w:pPr>
-      <w:bookmarkStart w:id="375" w:name="_Toc23002"/>
-      <w:bookmarkStart w:id="376" w:name="_Toc16228"/>
+      <w:bookmarkStart w:id="375" w:name="_Toc16228"/>
+      <w:bookmarkStart w:id="376" w:name="_Toc23002"/>
       <w:bookmarkStart w:id="377" w:name="_Toc13710"/>
       <w:r>
         <w:rPr>
